--- a/01 classes/06 Analise Assintótica/3- Estrutura de Dados - Análise Assintótica - Crescimento de Funções - Algoritmos.docx
+++ b/01 classes/06 Analise Assintótica/3- Estrutura de Dados - Análise Assintótica - Crescimento de Funções - Algoritmos.docx
@@ -157,25 +157,7 @@
           <w:sz w:val="28"/>
           <w:szCs w:val="28"/>
         </w:rPr>
-        <w:t xml:space="preserve">busca binária aumenta conforme aumenta o tamanho do </w:t>
-      </w:r>
-      <w:proofErr w:type="spellStart"/>
-      <w:r>
-        <w:rPr>
-          <w:b/>
-          <w:sz w:val="28"/>
-          <w:szCs w:val="28"/>
-        </w:rPr>
-        <w:t>array</w:t>
-      </w:r>
-      <w:proofErr w:type="spellEnd"/>
-      <w:r>
-        <w:rPr>
-          <w:b/>
-          <w:sz w:val="28"/>
-          <w:szCs w:val="28"/>
-        </w:rPr>
-        <w:t xml:space="preserve"> de candidatos</w:t>
+        <w:t>busca binária aumenta conforme aumenta o tamanho do array de candidatos</w:t>
       </w:r>
       <w:r>
         <w:rPr>
@@ -617,23 +599,7 @@
           <w:sz w:val="28"/>
           <w:szCs w:val="28"/>
         </w:rPr>
-        <w:t xml:space="preserve"> + </w:t>
-      </w:r>
-      <w:proofErr w:type="spellStart"/>
-      <w:r>
-        <w:rPr>
-          <w:sz w:val="28"/>
-          <w:szCs w:val="28"/>
-        </w:rPr>
-        <w:t>bn</w:t>
-      </w:r>
-      <w:proofErr w:type="spellEnd"/>
-      <w:r>
-        <w:rPr>
-          <w:sz w:val="28"/>
-          <w:szCs w:val="28"/>
-        </w:rPr>
-        <w:t xml:space="preserve"> + c, para alguns números a &gt; 0, b</w:t>
+        <w:t xml:space="preserve"> + bn + c, para alguns números a &gt; 0, b</w:t>
       </w:r>
       <w:r>
         <w:rPr>
@@ -729,57 +695,21 @@
           <w:sz w:val="28"/>
           <w:szCs w:val="28"/>
         </w:rPr>
-        <w:t>que </w:t>
-      </w:r>
-      <w:proofErr w:type="spellStart"/>
-      <w:r>
-        <w:rPr>
-          <w:b/>
-          <w:color w:val="FF0000"/>
-          <w:sz w:val="28"/>
-          <w:szCs w:val="28"/>
-        </w:rPr>
-        <w:t>bn</w:t>
-      </w:r>
-      <w:proofErr w:type="spellEnd"/>
-      <w:r>
-        <w:rPr>
-          <w:b/>
-          <w:color w:val="FF0000"/>
-          <w:sz w:val="28"/>
-          <w:szCs w:val="28"/>
-        </w:rPr>
-        <w:t xml:space="preserve"> + c</w:t>
-      </w:r>
-      <w:r>
-        <w:rPr>
-          <w:sz w:val="28"/>
-          <w:szCs w:val="28"/>
-        </w:rPr>
-        <w:t xml:space="preserve">, e </w:t>
-      </w:r>
-      <w:proofErr w:type="gramStart"/>
-      <w:r>
-        <w:rPr>
-          <w:sz w:val="28"/>
-          <w:szCs w:val="28"/>
-        </w:rPr>
-        <w:t xml:space="preserve">essa </w:t>
-      </w:r>
-      <w:r>
-        <w:rPr>
-          <w:sz w:val="28"/>
-          <w:szCs w:val="28"/>
-        </w:rPr>
-        <w:t xml:space="preserve"> diferença</w:t>
-      </w:r>
-      <w:proofErr w:type="gramEnd"/>
-      <w:r>
-        <w:rPr>
-          <w:sz w:val="28"/>
-          <w:szCs w:val="28"/>
-        </w:rPr>
-        <w:t xml:space="preserve"> aumenta juntamente com n. Por exemplo, aqui está um gráfico mostrando os valores de </w:t>
+        <w:t>que bn + c</w:t>
+      </w:r>
+      <w:r>
+        <w:rPr>
+          <w:sz w:val="28"/>
+          <w:szCs w:val="28"/>
+        </w:rPr>
+        <w:t xml:space="preserve">, e essa </w:t>
+      </w:r>
+      <w:r>
+        <w:rPr>
+          <w:sz w:val="28"/>
+          <w:szCs w:val="28"/>
+        </w:rPr>
+        <w:t xml:space="preserve"> diferença aumenta juntamente com n. Por exemplo, aqui está um gráfico mostrando os valores de </w:t>
       </w:r>
       <w:r>
         <w:rPr>
@@ -1296,7 +1226,6 @@
         </w:rPr>
         <w:t xml:space="preserve">. Por exemplo, se você recebeu um </w:t>
       </w:r>
-      <w:proofErr w:type="spellStart"/>
       <w:r>
         <w:rPr>
           <w:b/>
@@ -1305,7 +1234,6 @@
         </w:rPr>
         <w:t>array</w:t>
       </w:r>
-      <w:proofErr w:type="spellEnd"/>
       <w:r>
         <w:rPr>
           <w:sz w:val="28"/>
@@ -1447,21 +1375,12 @@
           <w:szCs w:val="28"/>
         </w:rPr>
       </w:pPr>
-      <w:proofErr w:type="gramStart"/>
-      <w:r>
-        <w:rPr>
-          <w:sz w:val="28"/>
-          <w:szCs w:val="28"/>
-        </w:rPr>
-        <w:t>Por que</w:t>
-      </w:r>
-      <w:proofErr w:type="gramEnd"/>
-      <w:r>
-        <w:rPr>
-          <w:sz w:val="28"/>
-          <w:szCs w:val="28"/>
-        </w:rPr>
-        <w:t>? Porque n</w:t>
+      <w:r>
+        <w:rPr>
+          <w:sz w:val="28"/>
+          <w:szCs w:val="28"/>
+        </w:rPr>
+        <w:t>Por que? Porque n</w:t>
       </w:r>
       <w:r>
         <w:rPr>
@@ -1651,16 +1570,7 @@
           <w:sz w:val="28"/>
           <w:szCs w:val="28"/>
         </w:rPr>
-        <w:t>) cresce mais lentamente do que um tempo de execução Θ(</w:t>
-      </w:r>
-      <w:proofErr w:type="spellStart"/>
-      <w:r>
-        <w:rPr>
-          <w:b/>
-          <w:sz w:val="28"/>
-          <w:szCs w:val="28"/>
-        </w:rPr>
-        <w:t>n</w:t>
+        <w:t>) cresce mais lentamente do que um tempo de execução Θ(n</w:t>
       </w:r>
       <w:r>
         <w:rPr>
@@ -1671,7 +1581,6 @@
         </w:rPr>
         <w:t>b</w:t>
       </w:r>
-      <w:proofErr w:type="spellEnd"/>
       <w:r>
         <w:rPr>
           <w:b/>
@@ -1754,23 +1663,7 @@
           <w:sz w:val="28"/>
           <w:szCs w:val="28"/>
         </w:rPr>
-        <w:t>) cresce mais lentamente do que um tempo de execução Θ (n2*</w:t>
-      </w:r>
-      <w:proofErr w:type="spellStart"/>
-      <w:r>
-        <w:rPr>
-          <w:sz w:val="28"/>
-          <w:szCs w:val="28"/>
-        </w:rPr>
-        <w:t>sqrt</w:t>
-      </w:r>
-      <w:proofErr w:type="spellEnd"/>
-      <w:r>
-        <w:rPr>
-          <w:sz w:val="28"/>
-          <w:szCs w:val="28"/>
-        </w:rPr>
-        <w:t>{n}), que é Θ (n</w:t>
+        <w:t>) cresce mais lentamente do que um tempo de execução Θ (n2*sqrt{n}), que é Θ (n</w:t>
       </w:r>
       <w:r>
         <w:rPr>
@@ -1809,23 +1702,7 @@
           <w:sz w:val="28"/>
           <w:szCs w:val="28"/>
         </w:rPr>
-        <w:t>. Ou seja, Θ(</w:t>
-      </w:r>
-      <w:proofErr w:type="spellStart"/>
-      <w:r>
-        <w:rPr>
-          <w:sz w:val="28"/>
-          <w:szCs w:val="28"/>
-        </w:rPr>
-        <w:t>lgn</w:t>
-      </w:r>
-      <w:proofErr w:type="spellEnd"/>
-      <w:r>
-        <w:rPr>
-          <w:sz w:val="28"/>
-          <w:szCs w:val="28"/>
-        </w:rPr>
-        <w:t>) cresce mais lentamente do que Θ(n</w:t>
+        <w:t>. Ou seja, Θ(lgn) cresce mais lentamente do que Θ(n</w:t>
       </w:r>
       <w:r>
         <w:rPr>
@@ -1840,101 +1717,15 @@
           <w:sz w:val="28"/>
           <w:szCs w:val="28"/>
         </w:rPr>
-        <w:t xml:space="preserve">) para qualquer constante positiva a. Mas, uma vez que o valor de </w:t>
-      </w:r>
-      <w:proofErr w:type="spellStart"/>
-      <w:r>
-        <w:rPr>
-          <w:sz w:val="28"/>
-          <w:szCs w:val="28"/>
-        </w:rPr>
-        <w:t>lg</w:t>
-      </w:r>
-      <w:proofErr w:type="spellEnd"/>
-      <w:r>
-        <w:rPr>
-          <w:sz w:val="28"/>
-          <w:szCs w:val="28"/>
-        </w:rPr>
-        <w:t xml:space="preserve"> </w:t>
-      </w:r>
-      <w:proofErr w:type="gramStart"/>
-      <w:r>
-        <w:rPr>
-          <w:sz w:val="28"/>
-          <w:szCs w:val="28"/>
-        </w:rPr>
-        <w:t>n</w:t>
-      </w:r>
-      <w:proofErr w:type="gramEnd"/>
-      <w:r>
-        <w:rPr>
-          <w:sz w:val="28"/>
-          <w:szCs w:val="28"/>
-        </w:rPr>
-        <w:t xml:space="preserve"> aumenta à medida que </w:t>
-      </w:r>
-      <w:proofErr w:type="gramStart"/>
-      <w:r>
-        <w:rPr>
-          <w:sz w:val="28"/>
-          <w:szCs w:val="28"/>
-        </w:rPr>
-        <w:t>n</w:t>
-      </w:r>
-      <w:proofErr w:type="gramEnd"/>
-      <w:r>
-        <w:rPr>
-          <w:sz w:val="28"/>
-          <w:szCs w:val="28"/>
-        </w:rPr>
-        <w:t xml:space="preserve"> aumenta, </w:t>
-      </w:r>
-      <w:proofErr w:type="gramStart"/>
-      <w:r>
-        <w:rPr>
-          <w:b/>
-          <w:sz w:val="28"/>
-          <w:szCs w:val="28"/>
-        </w:rPr>
-        <w:t>Θ(</w:t>
-      </w:r>
-      <w:proofErr w:type="spellStart"/>
-      <w:proofErr w:type="gramEnd"/>
-      <w:r>
-        <w:rPr>
-          <w:b/>
-          <w:sz w:val="28"/>
-          <w:szCs w:val="28"/>
-        </w:rPr>
-        <w:t>lg</w:t>
-      </w:r>
-      <w:proofErr w:type="spellEnd"/>
-      <w:r>
-        <w:rPr>
-          <w:b/>
-          <w:sz w:val="28"/>
-          <w:szCs w:val="28"/>
-        </w:rPr>
-        <w:t xml:space="preserve"> n) cresce mais rápido do que </w:t>
-      </w:r>
-      <w:proofErr w:type="gramStart"/>
-      <w:r>
-        <w:rPr>
-          <w:b/>
-          <w:sz w:val="28"/>
-          <w:szCs w:val="28"/>
-        </w:rPr>
-        <w:t>Θ(</w:t>
-      </w:r>
-      <w:proofErr w:type="gramEnd"/>
-      <w:r>
-        <w:rPr>
-          <w:b/>
-          <w:sz w:val="28"/>
-          <w:szCs w:val="28"/>
-        </w:rPr>
-        <w:t>1)</w:t>
+        <w:t xml:space="preserve">) para qualquer constante positiva a. Mas, uma vez que o valor de lg n aumenta à medida que n aumenta, </w:t>
+      </w:r>
+      <w:r>
+        <w:rPr>
+          <w:b/>
+          <w:sz w:val="28"/>
+          <w:szCs w:val="28"/>
+        </w:rPr>
+        <w:t>Θ(lg n) cresce mais rápido do que Θ(1)</w:t>
       </w:r>
       <w:r>
         <w:rPr>
@@ -2038,15 +1829,7 @@
         <w:textAlignment w:val="baseline"/>
       </w:pPr>
       <w:r>
-        <w:t>Θ (</w:t>
-      </w:r>
-      <w:proofErr w:type="spellStart"/>
-      <w:r>
-        <w:t>lg</w:t>
-      </w:r>
-      <w:proofErr w:type="spellEnd"/>
-      <w:r>
-        <w:t xml:space="preserve"> n)</w:t>
+        <w:t>Θ (lg n)</w:t>
       </w:r>
     </w:p>
     <w:p>
@@ -2076,15 +1859,7 @@
         <w:textAlignment w:val="baseline"/>
       </w:pPr>
       <w:r>
-        <w:t>Θ(</w:t>
-      </w:r>
-      <w:proofErr w:type="spellStart"/>
-      <w:r>
-        <w:t>nlgn</w:t>
-      </w:r>
-      <w:proofErr w:type="spellEnd"/>
-      <w:r>
-        <w:t>)</w:t>
+        <w:t>Θ(nlgn)</w:t>
       </w:r>
     </w:p>
     <w:p>
@@ -2162,15 +1937,7 @@
           <w:szCs w:val="28"/>
         </w:rPr>
         <w:lastRenderedPageBreak/>
-        <w:t xml:space="preserve">Note que uma função exponencial </w:t>
-      </w:r>
-      <w:proofErr w:type="spellStart"/>
-      <w:r>
-        <w:rPr>
-          <w:sz w:val="28"/>
-          <w:szCs w:val="28"/>
-        </w:rPr>
-        <w:t>a</w:t>
+        <w:t>Note que uma função exponencial a</w:t>
       </w:r>
       <w:r>
         <w:rPr>
@@ -2180,21 +1947,12 @@
         </w:rPr>
         <w:t>n</w:t>
       </w:r>
-      <w:proofErr w:type="spellEnd"/>
-      <w:r>
-        <w:rPr>
-          <w:sz w:val="28"/>
-          <w:szCs w:val="28"/>
-        </w:rPr>
-        <w:t xml:space="preserve">, onde a &gt; 1, cresce mais rápido do que qualquer função polinomial </w:t>
-      </w:r>
-      <w:proofErr w:type="spellStart"/>
-      <w:r>
-        <w:rPr>
-          <w:sz w:val="28"/>
-          <w:szCs w:val="28"/>
-        </w:rPr>
-        <w:t>n</w:t>
+      <w:r>
+        <w:rPr>
+          <w:sz w:val="28"/>
+          <w:szCs w:val="28"/>
+        </w:rPr>
+        <w:t>, onde a &gt; 1, cresce mais rápido do que qualquer função polinomial n</w:t>
       </w:r>
       <w:r>
         <w:rPr>
@@ -2204,7 +1962,6 @@
         </w:rPr>
         <w:t>b</w:t>
       </w:r>
-      <w:proofErr w:type="spellEnd"/>
       <w:r>
         <w:rPr>
           <w:sz w:val="28"/>
@@ -3099,21 +2856,12 @@
           <w:szCs w:val="28"/>
         </w:rPr>
       </w:pPr>
-      <w:proofErr w:type="spellStart"/>
-      <w:r>
-        <w:rPr>
-          <w:sz w:val="28"/>
-          <w:szCs w:val="28"/>
-        </w:rPr>
-        <w:t>Sqrt</w:t>
-      </w:r>
-      <w:proofErr w:type="spellEnd"/>
-      <w:r>
-        <w:rPr>
-          <w:sz w:val="28"/>
-          <w:szCs w:val="28"/>
-        </w:rPr>
-        <w:t>(</w:t>
+      <w:r>
+        <w:rPr>
+          <w:sz w:val="28"/>
+          <w:szCs w:val="28"/>
+        </w:rPr>
+        <w:t>Sqrt(</w:t>
       </w:r>
       <w:r>
         <w:rPr>
@@ -3773,23 +3521,7 @@
           <w:sz w:val="28"/>
           <w:szCs w:val="28"/>
         </w:rPr>
-        <w:t>+7n-</w:t>
-      </w:r>
-      <w:proofErr w:type="gramStart"/>
-      <w:r>
-        <w:rPr>
-          <w:sz w:val="28"/>
-          <w:szCs w:val="28"/>
-        </w:rPr>
-        <w:t>8)/</w:t>
-      </w:r>
-      <w:proofErr w:type="gramEnd"/>
-      <w:r>
-        <w:rPr>
-          <w:sz w:val="28"/>
-          <w:szCs w:val="28"/>
-        </w:rPr>
-        <w:t xml:space="preserve">2 não cresce mais rápido que </w:t>
+        <w:t xml:space="preserve">+7n-8)/2 não cresce mais rápido que </w:t>
       </w:r>
       <w:r>
         <w:rPr>
@@ -4036,25 +3768,7 @@
           <w:sz w:val="28"/>
           <w:szCs w:val="28"/>
         </w:rPr>
-        <w:t xml:space="preserve">T(n) &lt;= </w:t>
-      </w:r>
-      <w:proofErr w:type="spellStart"/>
-      <w:r>
-        <w:rPr>
-          <w:b/>
-          <w:sz w:val="28"/>
-          <w:szCs w:val="28"/>
-        </w:rPr>
-        <w:t>c.f</w:t>
-      </w:r>
-      <w:proofErr w:type="spellEnd"/>
-      <w:r>
-        <w:rPr>
-          <w:b/>
-          <w:sz w:val="28"/>
-          <w:szCs w:val="28"/>
-        </w:rPr>
-        <w:t>(n)</w:t>
+        <w:t>T(n) &lt;= c.f(n)</w:t>
       </w:r>
       <w:r>
         <w:rPr>
@@ -4563,29 +4277,329 @@
           <w:sz w:val="28"/>
           <w:szCs w:val="28"/>
         </w:rPr>
+        <w:t xml:space="preserve"> + 800 &lt;= c.f(n) =&gt; n</w:t>
+      </w:r>
+      <w:r>
+        <w:rPr>
+          <w:b/>
+          <w:sz w:val="28"/>
+          <w:szCs w:val="28"/>
+          <w:vertAlign w:val="superscript"/>
+        </w:rPr>
+        <w:t>2</w:t>
+      </w:r>
+      <w:r>
+        <w:rPr>
+          <w:b/>
+          <w:sz w:val="28"/>
+          <w:szCs w:val="28"/>
+        </w:rPr>
+        <w:t xml:space="preserve"> + 800 &lt;= cn</w:t>
+      </w:r>
+      <w:r>
+        <w:rPr>
+          <w:b/>
+          <w:sz w:val="28"/>
+          <w:szCs w:val="28"/>
+          <w:vertAlign w:val="superscript"/>
+        </w:rPr>
+        <w:t>2</w:t>
+      </w:r>
+    </w:p>
+    <w:p>
+      <w:pPr>
+        <w:spacing w:after="0" w:line="240" w:lineRule="auto"/>
+        <w:jc w:val="both"/>
+        <w:rPr>
+          <w:sz w:val="28"/>
+          <w:szCs w:val="28"/>
+        </w:rPr>
+      </w:pPr>
+    </w:p>
+    <w:p>
+      <w:pPr>
+        <w:spacing w:after="0" w:line="240" w:lineRule="auto"/>
+        <w:jc w:val="both"/>
+        <w:rPr>
+          <w:sz w:val="28"/>
+          <w:szCs w:val="28"/>
+        </w:rPr>
+      </w:pPr>
+      <w:r>
+        <w:rPr>
+          <w:sz w:val="28"/>
+          <w:szCs w:val="28"/>
+        </w:rPr>
+        <w:t xml:space="preserve">          </w:t>
+      </w:r>
+      <w:r>
+        <w:rPr>
+          <w:sz w:val="28"/>
+          <w:szCs w:val="28"/>
+        </w:rPr>
+        <w:t>Prova: n</w:t>
+      </w:r>
+      <w:r>
+        <w:rPr>
+          <w:sz w:val="28"/>
+          <w:szCs w:val="28"/>
+          <w:vertAlign w:val="superscript"/>
+        </w:rPr>
+        <w:t>2</w:t>
+      </w:r>
+      <w:r>
+        <w:rPr>
+          <w:sz w:val="28"/>
+          <w:szCs w:val="28"/>
+        </w:rPr>
+        <w:t xml:space="preserve"> + 800 &lt;= n</w:t>
+      </w:r>
+      <w:r>
+        <w:rPr>
+          <w:sz w:val="28"/>
+          <w:szCs w:val="28"/>
+          <w:vertAlign w:val="superscript"/>
+        </w:rPr>
+        <w:t>2</w:t>
+      </w:r>
+      <w:r>
+        <w:rPr>
+          <w:sz w:val="28"/>
+          <w:szCs w:val="28"/>
+        </w:rPr>
+        <w:t xml:space="preserve"> + 800n</w:t>
+      </w:r>
+      <w:r>
+        <w:rPr>
+          <w:sz w:val="28"/>
+          <w:szCs w:val="28"/>
+          <w:vertAlign w:val="superscript"/>
+        </w:rPr>
+        <w:t>2</w:t>
+      </w:r>
+      <w:r>
+        <w:rPr>
+          <w:sz w:val="28"/>
+          <w:szCs w:val="28"/>
+        </w:rPr>
+        <w:t xml:space="preserve"> =&gt; </w:t>
+      </w:r>
+      <w:r>
+        <w:rPr>
+          <w:b/>
+          <w:sz w:val="28"/>
+          <w:szCs w:val="28"/>
+        </w:rPr>
+        <w:t>n</w:t>
+      </w:r>
+      <w:r>
+        <w:rPr>
+          <w:b/>
+          <w:sz w:val="28"/>
+          <w:szCs w:val="28"/>
+          <w:vertAlign w:val="superscript"/>
+        </w:rPr>
+        <w:t>2</w:t>
+      </w:r>
+      <w:r>
+        <w:rPr>
+          <w:b/>
+          <w:sz w:val="28"/>
+          <w:szCs w:val="28"/>
+        </w:rPr>
+        <w:t xml:space="preserve"> + 800 &lt;= 801n</w:t>
+      </w:r>
+      <w:r>
+        <w:rPr>
+          <w:b/>
+          <w:sz w:val="28"/>
+          <w:szCs w:val="28"/>
+          <w:vertAlign w:val="superscript"/>
+        </w:rPr>
+        <w:t>2</w:t>
+      </w:r>
+      <w:r>
+        <w:rPr>
+          <w:sz w:val="28"/>
+          <w:szCs w:val="28"/>
+        </w:rPr>
+        <w:t xml:space="preserve"> para todo n &gt;=1</w:t>
+      </w:r>
+      <w:r>
+        <w:rPr>
+          <w:sz w:val="28"/>
+          <w:szCs w:val="28"/>
+        </w:rPr>
+        <w:t>, logo,</w:t>
+      </w:r>
+      <w:r>
+        <w:rPr>
+          <w:sz w:val="28"/>
+          <w:szCs w:val="28"/>
+        </w:rPr>
+        <w:t xml:space="preserve"> </w:t>
+      </w:r>
+      <w:r>
+        <w:rPr>
+          <w:b/>
+          <w:sz w:val="28"/>
+          <w:szCs w:val="28"/>
+        </w:rPr>
+        <w:t>c = 801 e n</w:t>
+      </w:r>
+      <w:r>
+        <w:rPr>
+          <w:b/>
+          <w:sz w:val="28"/>
+          <w:szCs w:val="28"/>
+          <w:vertAlign w:val="subscript"/>
+        </w:rPr>
+        <w:t>0</w:t>
+      </w:r>
+      <w:r>
+        <w:rPr>
+          <w:b/>
+          <w:sz w:val="28"/>
+          <w:szCs w:val="28"/>
+        </w:rPr>
+        <w:t xml:space="preserve"> = 1</w:t>
+      </w:r>
+      <w:r>
+        <w:rPr>
+          <w:sz w:val="28"/>
+          <w:szCs w:val="28"/>
+        </w:rPr>
+        <w:t>.</w:t>
+      </w:r>
+    </w:p>
+    <w:p>
+      <w:pPr>
+        <w:spacing w:after="0" w:line="240" w:lineRule="auto"/>
+        <w:jc w:val="both"/>
+        <w:rPr>
+          <w:b/>
+          <w:sz w:val="28"/>
+          <w:szCs w:val="28"/>
+        </w:rPr>
+      </w:pPr>
+    </w:p>
+    <w:p>
+      <w:pPr>
+        <w:spacing w:after="0" w:line="240" w:lineRule="auto"/>
+        <w:jc w:val="both"/>
+        <w:rPr>
+          <w:b/>
+          <w:sz w:val="28"/>
+          <w:szCs w:val="28"/>
+        </w:rPr>
+      </w:pPr>
+      <w:r>
+        <w:rPr>
+          <w:b/>
+          <w:sz w:val="28"/>
+          <w:szCs w:val="28"/>
+        </w:rPr>
+        <w:t>Prova Alternativa:</w:t>
+      </w:r>
+    </w:p>
+    <w:p>
+      <w:pPr>
+        <w:spacing w:after="0" w:line="240" w:lineRule="auto"/>
+        <w:jc w:val="both"/>
+        <w:rPr>
+          <w:sz w:val="28"/>
+          <w:szCs w:val="28"/>
+        </w:rPr>
+      </w:pPr>
+      <w:r>
+        <w:rPr>
+          <w:sz w:val="28"/>
+          <w:szCs w:val="28"/>
+        </w:rPr>
+        <w:t xml:space="preserve">          </w:t>
+      </w:r>
+      <w:r>
+        <w:rPr>
+          <w:sz w:val="28"/>
+          <w:szCs w:val="28"/>
+        </w:rPr>
+        <w:t>Prova: n</w:t>
+      </w:r>
+      <w:r>
+        <w:rPr>
+          <w:sz w:val="28"/>
+          <w:szCs w:val="28"/>
+          <w:vertAlign w:val="superscript"/>
+        </w:rPr>
+        <w:t>2</w:t>
+      </w:r>
+      <w:r>
+        <w:rPr>
+          <w:sz w:val="28"/>
+          <w:szCs w:val="28"/>
+        </w:rPr>
+        <w:t xml:space="preserve"> + 800 &lt;= n</w:t>
+      </w:r>
+      <w:r>
+        <w:rPr>
+          <w:sz w:val="28"/>
+          <w:szCs w:val="28"/>
+          <w:vertAlign w:val="superscript"/>
+        </w:rPr>
+        <w:t>2</w:t>
+      </w:r>
+      <w:r>
+        <w:rPr>
+          <w:sz w:val="28"/>
+          <w:szCs w:val="28"/>
+        </w:rPr>
+        <w:t xml:space="preserve"> + </w:t>
+      </w:r>
+      <w:r>
+        <w:rPr>
+          <w:sz w:val="28"/>
+          <w:szCs w:val="28"/>
+        </w:rPr>
+        <w:t>n*</w:t>
+      </w:r>
+      <w:r>
+        <w:rPr>
+          <w:sz w:val="28"/>
+          <w:szCs w:val="28"/>
+        </w:rPr>
+        <w:t>n =&gt; n</w:t>
+      </w:r>
+      <w:r>
+        <w:rPr>
+          <w:sz w:val="28"/>
+          <w:szCs w:val="28"/>
+          <w:vertAlign w:val="superscript"/>
+        </w:rPr>
+        <w:t>2</w:t>
+      </w:r>
+      <w:r>
+        <w:rPr>
+          <w:sz w:val="28"/>
+          <w:szCs w:val="28"/>
+        </w:rPr>
         <w:t xml:space="preserve"> + 800 &lt;= </w:t>
       </w:r>
-      <w:proofErr w:type="spellStart"/>
-      <w:r>
-        <w:rPr>
-          <w:b/>
-          <w:sz w:val="28"/>
-          <w:szCs w:val="28"/>
-        </w:rPr>
-        <w:t>c.f</w:t>
-      </w:r>
-      <w:proofErr w:type="spellEnd"/>
-      <w:r>
-        <w:rPr>
-          <w:b/>
-          <w:sz w:val="28"/>
-          <w:szCs w:val="28"/>
-        </w:rPr>
-        <w:t>(n) =&gt; n</w:t>
-      </w:r>
-      <w:r>
-        <w:rPr>
-          <w:b/>
+      <w:r>
+        <w:rPr>
+          <w:sz w:val="28"/>
+          <w:szCs w:val="28"/>
+        </w:rPr>
+        <w:t>2</w:t>
+      </w:r>
+      <w:r>
+        <w:rPr>
+          <w:sz w:val="28"/>
+          <w:szCs w:val="28"/>
+        </w:rPr>
+        <w:t>n</w:t>
+      </w:r>
+      <w:r>
+        <w:rPr>
           <w:sz w:val="28"/>
           <w:szCs w:val="28"/>
           <w:vertAlign w:val="superscript"/>
@@ -4594,6 +4608,182 @@
       </w:r>
       <w:r>
         <w:rPr>
+          <w:sz w:val="28"/>
+          <w:szCs w:val="28"/>
+        </w:rPr>
+        <w:t xml:space="preserve"> para todo n &gt;=</w:t>
+      </w:r>
+      <w:r>
+        <w:rPr>
+          <w:sz w:val="28"/>
+          <w:szCs w:val="28"/>
+        </w:rPr>
+        <w:t xml:space="preserve"> 800</w:t>
+      </w:r>
+      <w:r>
+        <w:rPr>
+          <w:sz w:val="28"/>
+          <w:szCs w:val="28"/>
+        </w:rPr>
+        <w:t>, logo,</w:t>
+      </w:r>
+      <w:r>
+        <w:rPr>
+          <w:sz w:val="28"/>
+          <w:szCs w:val="28"/>
+        </w:rPr>
+        <w:t xml:space="preserve"> c = </w:t>
+      </w:r>
+      <w:r>
+        <w:rPr>
+          <w:sz w:val="28"/>
+          <w:szCs w:val="28"/>
+        </w:rPr>
+        <w:t>2</w:t>
+      </w:r>
+      <w:r>
+        <w:rPr>
+          <w:sz w:val="28"/>
+          <w:szCs w:val="28"/>
+        </w:rPr>
+        <w:t xml:space="preserve"> e n</w:t>
+      </w:r>
+      <w:r>
+        <w:rPr>
+          <w:sz w:val="28"/>
+          <w:szCs w:val="28"/>
+          <w:vertAlign w:val="subscript"/>
+        </w:rPr>
+        <w:t>0</w:t>
+      </w:r>
+      <w:r>
+        <w:rPr>
+          <w:sz w:val="28"/>
+          <w:szCs w:val="28"/>
+        </w:rPr>
+        <w:t xml:space="preserve"> = </w:t>
+      </w:r>
+      <w:r>
+        <w:rPr>
+          <w:sz w:val="28"/>
+          <w:szCs w:val="28"/>
+        </w:rPr>
+        <w:t>800</w:t>
+      </w:r>
+      <w:r>
+        <w:rPr>
+          <w:sz w:val="28"/>
+          <w:szCs w:val="28"/>
+        </w:rPr>
+        <w:t>.</w:t>
+      </w:r>
+    </w:p>
+    <w:p>
+      <w:pPr>
+        <w:spacing w:after="0" w:line="240" w:lineRule="auto"/>
+        <w:jc w:val="both"/>
+        <w:rPr>
+          <w:sz w:val="28"/>
+          <w:szCs w:val="28"/>
+        </w:rPr>
+      </w:pPr>
+      <w:r>
+        <w:rPr>
+          <w:sz w:val="28"/>
+          <w:szCs w:val="28"/>
+        </w:rPr>
+        <w:t>Então,</w:t>
+      </w:r>
+      <w:r>
+        <w:rPr>
+          <w:sz w:val="28"/>
+          <w:szCs w:val="28"/>
+        </w:rPr>
+        <w:t xml:space="preserve"> </w:t>
+      </w:r>
+      <w:r>
+        <w:rPr>
+          <w:b/>
+          <w:sz w:val="28"/>
+          <w:szCs w:val="28"/>
+        </w:rPr>
+        <w:t>n</w:t>
+      </w:r>
+      <w:r>
+        <w:rPr>
+          <w:b/>
+          <w:sz w:val="28"/>
+          <w:szCs w:val="28"/>
+          <w:vertAlign w:val="superscript"/>
+        </w:rPr>
+        <w:t>2</w:t>
+      </w:r>
+      <w:r>
+        <w:rPr>
+          <w:b/>
+          <w:sz w:val="28"/>
+          <w:szCs w:val="28"/>
+        </w:rPr>
+        <w:t xml:space="preserve"> + 800 é O(n</w:t>
+      </w:r>
+      <w:r>
+        <w:rPr>
+          <w:b/>
+          <w:sz w:val="28"/>
+          <w:szCs w:val="28"/>
+          <w:vertAlign w:val="superscript"/>
+        </w:rPr>
+        <w:t>2</w:t>
+      </w:r>
+      <w:r>
+        <w:rPr>
+          <w:b/>
+          <w:sz w:val="28"/>
+          <w:szCs w:val="28"/>
+        </w:rPr>
+        <w:t>)</w:t>
+      </w:r>
+      <w:r>
+        <w:rPr>
+          <w:sz w:val="28"/>
+          <w:szCs w:val="28"/>
+        </w:rPr>
+        <w:t>, logo, n</w:t>
+      </w:r>
+      <w:r>
+        <w:rPr>
+          <w:sz w:val="28"/>
+          <w:szCs w:val="28"/>
+          <w:vertAlign w:val="superscript"/>
+        </w:rPr>
+        <w:t>2</w:t>
+      </w:r>
+      <w:r>
+        <w:rPr>
+          <w:sz w:val="28"/>
+          <w:szCs w:val="28"/>
+        </w:rPr>
+        <w:t xml:space="preserve"> + 800 &lt;= cf(n), pois, </w:t>
+      </w:r>
+      <w:r>
+        <w:rPr>
+          <w:b/>
+          <w:sz w:val="28"/>
+          <w:szCs w:val="28"/>
+        </w:rPr>
+        <w:t>n</w:t>
+      </w:r>
+      <w:r>
+        <w:rPr>
+          <w:b/>
+          <w:sz w:val="28"/>
+          <w:szCs w:val="28"/>
+          <w:vertAlign w:val="superscript"/>
+        </w:rPr>
+        <w:t>2</w:t>
+      </w:r>
+      <w:r>
+        <w:rPr>
           <w:b/>
           <w:sz w:val="28"/>
           <w:szCs w:val="28"/>
@@ -4609,42 +4799,46 @@
         </w:rPr>
         <w:t>2</w:t>
       </w:r>
-    </w:p>
-    <w:p>
-      <w:pPr>
-        <w:spacing w:after="0" w:line="240" w:lineRule="auto"/>
-        <w:jc w:val="both"/>
-        <w:rPr>
-          <w:sz w:val="28"/>
-          <w:szCs w:val="28"/>
-        </w:rPr>
-      </w:pPr>
-    </w:p>
-    <w:p>
-      <w:pPr>
-        <w:spacing w:after="0" w:line="240" w:lineRule="auto"/>
-        <w:jc w:val="both"/>
-        <w:rPr>
-          <w:sz w:val="28"/>
-          <w:szCs w:val="28"/>
-        </w:rPr>
-      </w:pPr>
-      <w:r>
-        <w:rPr>
-          <w:sz w:val="28"/>
-          <w:szCs w:val="28"/>
-        </w:rPr>
-        <w:t xml:space="preserve">          </w:t>
-      </w:r>
-      <w:r>
-        <w:rPr>
-          <w:sz w:val="28"/>
-          <w:szCs w:val="28"/>
-        </w:rPr>
-        <w:t>Prova: n</w:t>
-      </w:r>
-      <w:r>
-        <w:rPr>
+      <w:r>
+        <w:rPr>
+          <w:sz w:val="28"/>
+          <w:szCs w:val="28"/>
+        </w:rPr>
+        <w:t>.</w:t>
+      </w:r>
+    </w:p>
+    <w:p>
+      <w:pPr>
+        <w:spacing w:after="0" w:line="240" w:lineRule="auto"/>
+        <w:jc w:val="both"/>
+        <w:rPr>
+          <w:b/>
+          <w:sz w:val="28"/>
+          <w:szCs w:val="28"/>
+        </w:rPr>
+      </w:pPr>
+    </w:p>
+    <w:p>
+      <w:pPr>
+        <w:spacing w:after="0" w:line="240" w:lineRule="auto"/>
+        <w:jc w:val="both"/>
+        <w:rPr>
+          <w:b/>
+          <w:sz w:val="28"/>
+          <w:szCs w:val="28"/>
+        </w:rPr>
+      </w:pPr>
+      <w:r>
+        <w:rPr>
+          <w:b/>
+          <w:sz w:val="28"/>
+          <w:szCs w:val="28"/>
+        </w:rPr>
+        <w:t>Exemplo 3: Demonstrar que 100n</w:t>
+      </w:r>
+      <w:r>
+        <w:rPr>
+          <w:b/>
           <w:sz w:val="28"/>
           <w:szCs w:val="28"/>
           <w:vertAlign w:val="superscript"/>
@@ -4653,17 +4847,53 @@
       </w:r>
       <w:r>
         <w:rPr>
-          <w:sz w:val="28"/>
-          <w:szCs w:val="28"/>
-        </w:rPr>
-        <w:t xml:space="preserve"> + 800 &lt;= n</w:t>
-      </w:r>
-      <w:r>
-        <w:rPr>
+          <w:b/>
+          <w:sz w:val="28"/>
+          <w:szCs w:val="28"/>
+        </w:rPr>
+        <w:t xml:space="preserve"> é O(n</w:t>
+      </w:r>
+      <w:r>
+        <w:rPr>
+          <w:b/>
           <w:sz w:val="28"/>
           <w:szCs w:val="28"/>
           <w:vertAlign w:val="superscript"/>
         </w:rPr>
+        <w:t>3</w:t>
+      </w:r>
+      <w:r>
+        <w:rPr>
+          <w:b/>
+          <w:sz w:val="28"/>
+          <w:szCs w:val="28"/>
+        </w:rPr>
+        <w:t xml:space="preserve">); </w:t>
+      </w:r>
+    </w:p>
+    <w:p>
+      <w:pPr>
+        <w:spacing w:after="0" w:line="240" w:lineRule="auto"/>
+        <w:ind w:firstLine="708"/>
+        <w:jc w:val="both"/>
+        <w:rPr>
+          <w:sz w:val="28"/>
+          <w:szCs w:val="28"/>
+        </w:rPr>
+      </w:pPr>
+      <w:r>
+        <w:rPr>
+          <w:sz w:val="28"/>
+          <w:szCs w:val="28"/>
+        </w:rPr>
+        <w:t>100n</w:t>
+      </w:r>
+      <w:r>
+        <w:rPr>
+          <w:sz w:val="28"/>
+          <w:szCs w:val="28"/>
+          <w:vertAlign w:val="superscript"/>
+        </w:rPr>
         <w:t>2</w:t>
       </w:r>
       <w:r>
@@ -4671,7 +4901,7 @@
           <w:sz w:val="28"/>
           <w:szCs w:val="28"/>
         </w:rPr>
-        <w:t xml:space="preserve"> + 800n</w:t>
+        <w:t xml:space="preserve"> &lt;= n</w:t>
       </w:r>
       <w:r>
         <w:rPr>
@@ -4679,6 +4909,21 @@
           <w:szCs w:val="28"/>
           <w:vertAlign w:val="superscript"/>
         </w:rPr>
+        <w:t>3</w:t>
+      </w:r>
+      <w:r>
+        <w:rPr>
+          <w:sz w:val="28"/>
+          <w:szCs w:val="28"/>
+        </w:rPr>
+        <w:t xml:space="preserve"> =&gt; 100n</w:t>
+      </w:r>
+      <w:r>
+        <w:rPr>
+          <w:sz w:val="28"/>
+          <w:szCs w:val="28"/>
+          <w:vertAlign w:val="superscript"/>
+        </w:rPr>
         <w:t>2</w:t>
       </w:r>
       <w:r>
@@ -4686,11 +4931,278 @@
           <w:sz w:val="28"/>
           <w:szCs w:val="28"/>
         </w:rPr>
-        <w:t xml:space="preserve"> =&gt; </w:t>
-      </w:r>
-      <w:r>
-        <w:rPr>
-          <w:b/>
+        <w:t xml:space="preserve"> &lt;= n * n</w:t>
+      </w:r>
+      <w:r>
+        <w:rPr>
+          <w:sz w:val="28"/>
+          <w:szCs w:val="28"/>
+          <w:vertAlign w:val="superscript"/>
+        </w:rPr>
+        <w:t>2</w:t>
+      </w:r>
+      <w:r>
+        <w:rPr>
+          <w:sz w:val="28"/>
+          <w:szCs w:val="28"/>
+        </w:rPr>
+        <w:t>, logo, para todo n &gt;= 1</w:t>
+      </w:r>
+      <w:r>
+        <w:rPr>
+          <w:sz w:val="28"/>
+          <w:szCs w:val="28"/>
+        </w:rPr>
+        <w:t>00</w:t>
+      </w:r>
+      <w:r>
+        <w:rPr>
+          <w:sz w:val="28"/>
+          <w:szCs w:val="28"/>
+        </w:rPr>
+        <w:t xml:space="preserve"> =&gt;</w:t>
+      </w:r>
+      <w:r>
+        <w:rPr>
+          <w:sz w:val="28"/>
+          <w:szCs w:val="28"/>
+        </w:rPr>
+        <w:t xml:space="preserve"> </w:t>
+      </w:r>
+      <w:r>
+        <w:rPr>
+          <w:b/>
+          <w:sz w:val="28"/>
+          <w:szCs w:val="28"/>
+        </w:rPr>
+        <w:t>c = 1 e n</w:t>
+      </w:r>
+      <w:r>
+        <w:rPr>
+          <w:b/>
+          <w:sz w:val="28"/>
+          <w:szCs w:val="28"/>
+          <w:vertAlign w:val="subscript"/>
+        </w:rPr>
+        <w:t>0</w:t>
+      </w:r>
+      <w:r>
+        <w:rPr>
+          <w:b/>
+          <w:sz w:val="28"/>
+          <w:szCs w:val="28"/>
+        </w:rPr>
+        <w:t xml:space="preserve"> = 1</w:t>
+      </w:r>
+      <w:r>
+        <w:rPr>
+          <w:b/>
+          <w:sz w:val="28"/>
+          <w:szCs w:val="28"/>
+        </w:rPr>
+        <w:t>00</w:t>
+      </w:r>
+      <w:r>
+        <w:rPr>
+          <w:sz w:val="28"/>
+          <w:szCs w:val="28"/>
+        </w:rPr>
+        <w:t>.</w:t>
+      </w:r>
+    </w:p>
+    <w:p>
+      <w:pPr>
+        <w:spacing w:after="0" w:line="240" w:lineRule="auto"/>
+        <w:jc w:val="both"/>
+        <w:rPr>
+          <w:b/>
+          <w:sz w:val="28"/>
+          <w:szCs w:val="28"/>
+        </w:rPr>
+      </w:pPr>
+    </w:p>
+    <w:p>
+      <w:pPr>
+        <w:spacing w:after="0" w:line="240" w:lineRule="auto"/>
+        <w:jc w:val="both"/>
+        <w:rPr>
+          <w:b/>
+          <w:sz w:val="28"/>
+          <w:szCs w:val="28"/>
+        </w:rPr>
+      </w:pPr>
+      <w:r>
+        <w:rPr>
+          <w:b/>
+          <w:sz w:val="28"/>
+          <w:szCs w:val="28"/>
+        </w:rPr>
+        <w:t>Exemplo 4: Demonstrar que 10n</w:t>
+      </w:r>
+      <w:r>
+        <w:rPr>
+          <w:b/>
+          <w:sz w:val="28"/>
+          <w:szCs w:val="28"/>
+          <w:vertAlign w:val="superscript"/>
+        </w:rPr>
+        <w:t>3</w:t>
+      </w:r>
+      <w:r>
+        <w:rPr>
+          <w:b/>
+          <w:sz w:val="28"/>
+          <w:szCs w:val="28"/>
+        </w:rPr>
+        <w:t>-3n</w:t>
+      </w:r>
+      <w:r>
+        <w:rPr>
+          <w:b/>
+          <w:sz w:val="28"/>
+          <w:szCs w:val="28"/>
+          <w:vertAlign w:val="superscript"/>
+        </w:rPr>
+        <w:t>2</w:t>
+      </w:r>
+      <w:r>
+        <w:rPr>
+          <w:b/>
+          <w:sz w:val="28"/>
+          <w:szCs w:val="28"/>
+        </w:rPr>
+        <w:t>+27 é O(n</w:t>
+      </w:r>
+      <w:r>
+        <w:rPr>
+          <w:b/>
+          <w:sz w:val="28"/>
+          <w:szCs w:val="28"/>
+          <w:vertAlign w:val="superscript"/>
+        </w:rPr>
+        <w:t>3</w:t>
+      </w:r>
+      <w:r>
+        <w:rPr>
+          <w:b/>
+          <w:sz w:val="28"/>
+          <w:szCs w:val="28"/>
+        </w:rPr>
+        <w:t xml:space="preserve">); </w:t>
+      </w:r>
+    </w:p>
+    <w:p>
+      <w:pPr>
+        <w:spacing w:after="0" w:line="240" w:lineRule="auto"/>
+        <w:ind w:firstLine="708"/>
+        <w:jc w:val="both"/>
+        <w:rPr>
+          <w:sz w:val="28"/>
+          <w:szCs w:val="28"/>
+          <w:vertAlign w:val="superscript"/>
+        </w:rPr>
+      </w:pPr>
+      <w:r>
+        <w:rPr>
+          <w:sz w:val="28"/>
+          <w:szCs w:val="28"/>
+        </w:rPr>
+        <w:t>10n</w:t>
+      </w:r>
+      <w:r>
+        <w:rPr>
+          <w:sz w:val="28"/>
+          <w:szCs w:val="28"/>
+          <w:vertAlign w:val="superscript"/>
+        </w:rPr>
+        <w:t>3</w:t>
+      </w:r>
+      <w:r>
+        <w:rPr>
+          <w:sz w:val="28"/>
+          <w:szCs w:val="28"/>
+        </w:rPr>
+        <w:t>-3n</w:t>
+      </w:r>
+      <w:r>
+        <w:rPr>
+          <w:sz w:val="28"/>
+          <w:szCs w:val="28"/>
+          <w:vertAlign w:val="superscript"/>
+        </w:rPr>
+        <w:t>2</w:t>
+      </w:r>
+      <w:r>
+        <w:rPr>
+          <w:sz w:val="28"/>
+          <w:szCs w:val="28"/>
+        </w:rPr>
+        <w:t xml:space="preserve">+27 &lt;= </w:t>
+      </w:r>
+      <w:r>
+        <w:rPr>
+          <w:sz w:val="28"/>
+          <w:szCs w:val="28"/>
+        </w:rPr>
+        <w:t>cf(n)</w:t>
+      </w:r>
+    </w:p>
+    <w:p>
+      <w:pPr>
+        <w:spacing w:after="0" w:line="240" w:lineRule="auto"/>
+        <w:ind w:firstLine="708"/>
+        <w:jc w:val="both"/>
+        <w:rPr>
+          <w:sz w:val="28"/>
+          <w:szCs w:val="28"/>
+        </w:rPr>
+      </w:pPr>
+      <w:r>
+        <w:rPr>
+          <w:sz w:val="28"/>
+          <w:szCs w:val="28"/>
+        </w:rPr>
+        <w:t>10n</w:t>
+      </w:r>
+      <w:r>
+        <w:rPr>
+          <w:sz w:val="28"/>
+          <w:szCs w:val="28"/>
+          <w:vertAlign w:val="superscript"/>
+        </w:rPr>
+        <w:t>3</w:t>
+      </w:r>
+      <w:r>
+        <w:rPr>
+          <w:sz w:val="28"/>
+          <w:szCs w:val="28"/>
+        </w:rPr>
+        <w:t>-3n</w:t>
+      </w:r>
+      <w:r>
+        <w:rPr>
+          <w:sz w:val="28"/>
+          <w:szCs w:val="28"/>
+          <w:vertAlign w:val="superscript"/>
+        </w:rPr>
+        <w:t>2</w:t>
+      </w:r>
+      <w:r>
+        <w:rPr>
+          <w:sz w:val="28"/>
+          <w:szCs w:val="28"/>
+        </w:rPr>
+        <w:t xml:space="preserve">+27 &lt;= </w:t>
+      </w:r>
+      <w:r>
+        <w:rPr>
+          <w:sz w:val="28"/>
+          <w:szCs w:val="28"/>
+        </w:rPr>
+        <w:t>10</w:t>
+      </w:r>
+      <w:r>
+        <w:rPr>
           <w:sz w:val="28"/>
           <w:szCs w:val="28"/>
         </w:rPr>
@@ -4698,20 +5210,104 @@
       </w:r>
       <w:r>
         <w:rPr>
-          <w:b/>
           <w:sz w:val="28"/>
           <w:szCs w:val="28"/>
           <w:vertAlign w:val="superscript"/>
         </w:rPr>
-        <w:t>2</w:t>
-      </w:r>
-      <w:r>
-        <w:rPr>
-          <w:b/>
-          <w:sz w:val="28"/>
-          <w:szCs w:val="28"/>
-        </w:rPr>
-        <w:t xml:space="preserve"> + 800 &lt;= 801n</w:t>
+        <w:t>3</w:t>
+      </w:r>
+      <w:r>
+        <w:rPr>
+          <w:sz w:val="28"/>
+          <w:szCs w:val="28"/>
+        </w:rPr>
+        <w:t xml:space="preserve">, para todo n &gt;= 27 =&gt; </w:t>
+      </w:r>
+      <w:r>
+        <w:rPr>
+          <w:b/>
+          <w:sz w:val="28"/>
+          <w:szCs w:val="28"/>
+        </w:rPr>
+        <w:t>c = 1</w:t>
+      </w:r>
+      <w:r>
+        <w:rPr>
+          <w:b/>
+          <w:sz w:val="28"/>
+          <w:szCs w:val="28"/>
+        </w:rPr>
+        <w:t>0</w:t>
+      </w:r>
+      <w:r>
+        <w:rPr>
+          <w:b/>
+          <w:sz w:val="28"/>
+          <w:szCs w:val="28"/>
+        </w:rPr>
+        <w:t xml:space="preserve"> e n</w:t>
+      </w:r>
+      <w:r>
+        <w:rPr>
+          <w:b/>
+          <w:sz w:val="28"/>
+          <w:szCs w:val="28"/>
+          <w:vertAlign w:val="subscript"/>
+        </w:rPr>
+        <w:t>0</w:t>
+      </w:r>
+      <w:r>
+        <w:rPr>
+          <w:b/>
+          <w:sz w:val="28"/>
+          <w:szCs w:val="28"/>
+        </w:rPr>
+        <w:t xml:space="preserve"> = </w:t>
+      </w:r>
+      <w:r>
+        <w:rPr>
+          <w:b/>
+          <w:sz w:val="28"/>
+          <w:szCs w:val="28"/>
+        </w:rPr>
+        <w:t>3</w:t>
+      </w:r>
+      <w:r>
+        <w:rPr>
+          <w:sz w:val="28"/>
+          <w:szCs w:val="28"/>
+        </w:rPr>
+        <w:t>.</w:t>
+      </w:r>
+    </w:p>
+    <w:p>
+      <w:pPr>
+        <w:spacing w:after="0" w:line="240" w:lineRule="auto"/>
+        <w:jc w:val="both"/>
+        <w:rPr>
+          <w:b/>
+          <w:sz w:val="28"/>
+          <w:szCs w:val="28"/>
+        </w:rPr>
+      </w:pPr>
+    </w:p>
+    <w:p>
+      <w:pPr>
+        <w:spacing w:after="0" w:line="240" w:lineRule="auto"/>
+        <w:jc w:val="both"/>
+        <w:rPr>
+          <w:b/>
+          <w:sz w:val="28"/>
+          <w:szCs w:val="28"/>
+        </w:rPr>
+      </w:pPr>
+      <w:r>
+        <w:rPr>
+          <w:b/>
+          <w:sz w:val="28"/>
+          <w:szCs w:val="28"/>
+        </w:rPr>
+        <w:t>Exemplo 5: Demonstrar que n é O(2</w:t>
       </w:r>
       <w:r>
         <w:rPr>
@@ -4720,24 +5316,196 @@
           <w:szCs w:val="28"/>
           <w:vertAlign w:val="superscript"/>
         </w:rPr>
-        <w:t>2</w:t>
-      </w:r>
-      <w:r>
-        <w:rPr>
-          <w:sz w:val="28"/>
-          <w:szCs w:val="28"/>
-        </w:rPr>
-        <w:t xml:space="preserve"> para todo n &gt;=1</w:t>
-      </w:r>
-      <w:r>
-        <w:rPr>
-          <w:sz w:val="28"/>
-          <w:szCs w:val="28"/>
-        </w:rPr>
-        <w:t>, logo,</w:t>
-      </w:r>
-      <w:r>
-        <w:rPr>
+        <w:t>n</w:t>
+      </w:r>
+      <w:r>
+        <w:rPr>
+          <w:b/>
+          <w:sz w:val="28"/>
+          <w:szCs w:val="28"/>
+        </w:rPr>
+        <w:t xml:space="preserve">) </w:t>
+      </w:r>
+    </w:p>
+    <w:p>
+      <w:pPr>
+        <w:spacing w:after="0" w:line="240" w:lineRule="auto"/>
+        <w:jc w:val="both"/>
+        <w:rPr>
+          <w:sz w:val="28"/>
+          <w:szCs w:val="28"/>
+        </w:rPr>
+      </w:pPr>
+      <w:r>
+        <w:rPr>
+          <w:sz w:val="28"/>
+          <w:szCs w:val="28"/>
+        </w:rPr>
+        <w:t>Será provado por indução que n &lt;= 2</w:t>
+      </w:r>
+      <w:r>
+        <w:rPr>
+          <w:sz w:val="28"/>
+          <w:szCs w:val="28"/>
+          <w:vertAlign w:val="superscript"/>
+        </w:rPr>
+        <w:t>n</w:t>
+      </w:r>
+      <w:r>
+        <w:rPr>
+          <w:sz w:val="28"/>
+          <w:szCs w:val="28"/>
+        </w:rPr>
+        <w:t xml:space="preserve"> para todo n &gt;= 1 =&gt; </w:t>
+      </w:r>
+      <w:r>
+        <w:rPr>
+          <w:b/>
+          <w:sz w:val="28"/>
+          <w:szCs w:val="28"/>
+        </w:rPr>
+        <w:t>c = 1 e n</w:t>
+      </w:r>
+      <w:r>
+        <w:rPr>
+          <w:b/>
+          <w:sz w:val="28"/>
+          <w:szCs w:val="28"/>
+          <w:vertAlign w:val="subscript"/>
+        </w:rPr>
+        <w:t>0</w:t>
+      </w:r>
+      <w:r>
+        <w:rPr>
+          <w:b/>
+          <w:sz w:val="28"/>
+          <w:szCs w:val="28"/>
+        </w:rPr>
+        <w:t xml:space="preserve"> = 1</w:t>
+      </w:r>
+      <w:r>
+        <w:rPr>
+          <w:sz w:val="28"/>
+          <w:szCs w:val="28"/>
+        </w:rPr>
+        <w:t>.</w:t>
+      </w:r>
+    </w:p>
+    <w:p>
+      <w:pPr>
+        <w:spacing w:after="0" w:line="240" w:lineRule="auto"/>
+        <w:jc w:val="both"/>
+        <w:rPr>
+          <w:b/>
+          <w:color w:val="FF0000"/>
+          <w:sz w:val="28"/>
+          <w:szCs w:val="28"/>
+        </w:rPr>
+      </w:pPr>
+    </w:p>
+    <w:p>
+      <w:pPr>
+        <w:spacing w:after="0" w:line="240" w:lineRule="auto"/>
+        <w:jc w:val="both"/>
+        <w:rPr>
+          <w:sz w:val="28"/>
+          <w:szCs w:val="28"/>
+        </w:rPr>
+      </w:pPr>
+      <w:r>
+        <w:rPr>
+          <w:b/>
+          <w:color w:val="FF0000"/>
+          <w:sz w:val="28"/>
+          <w:szCs w:val="28"/>
+        </w:rPr>
+        <w:t>Caso Base: Se n = 1 temos 1 &lt;= 2</w:t>
+      </w:r>
+      <w:r>
+        <w:rPr>
+          <w:sz w:val="28"/>
+          <w:szCs w:val="28"/>
+        </w:rPr>
+        <w:t>.</w:t>
+      </w:r>
+    </w:p>
+    <w:p>
+      <w:pPr>
+        <w:spacing w:after="0" w:line="240" w:lineRule="auto"/>
+        <w:jc w:val="both"/>
+        <w:rPr>
+          <w:b/>
+          <w:sz w:val="28"/>
+          <w:szCs w:val="28"/>
+        </w:rPr>
+      </w:pPr>
+    </w:p>
+    <w:p>
+      <w:pPr>
+        <w:spacing w:after="0" w:line="240" w:lineRule="auto"/>
+        <w:jc w:val="both"/>
+        <w:rPr>
+          <w:sz w:val="28"/>
+          <w:szCs w:val="28"/>
+        </w:rPr>
+      </w:pPr>
+      <w:r>
+        <w:rPr>
+          <w:b/>
+          <w:sz w:val="28"/>
+          <w:szCs w:val="28"/>
+        </w:rPr>
+        <w:t>Caso por Indução</w:t>
+      </w:r>
+      <w:r>
+        <w:rPr>
+          <w:sz w:val="28"/>
+          <w:szCs w:val="28"/>
+        </w:rPr>
+        <w:t xml:space="preserve">: Para n &gt;= 2 por </w:t>
+      </w:r>
+      <w:r>
+        <w:rPr>
+          <w:b/>
+          <w:color w:val="FF0000"/>
+          <w:sz w:val="28"/>
+          <w:szCs w:val="28"/>
+        </w:rPr>
+        <w:t>hipótese de indução temos que (n – 1)</w:t>
+      </w:r>
+      <w:r>
+        <w:rPr>
+          <w:sz w:val="28"/>
+          <w:szCs w:val="28"/>
+        </w:rPr>
+        <w:t xml:space="preserve"> &lt;= 2</w:t>
+      </w:r>
+      <w:r>
+        <w:rPr>
+          <w:sz w:val="28"/>
+          <w:szCs w:val="28"/>
+          <w:vertAlign w:val="superscript"/>
+        </w:rPr>
+        <w:t>n-1</w:t>
+      </w:r>
+      <w:r>
+        <w:rPr>
+          <w:sz w:val="28"/>
+          <w:szCs w:val="28"/>
+        </w:rPr>
+        <w:t xml:space="preserve">. Então </w:t>
+      </w:r>
+      <w:r>
+        <w:rPr>
+          <w:b/>
+          <w:sz w:val="28"/>
+          <w:szCs w:val="28"/>
+        </w:rPr>
+        <w:t>n &lt;= n + (</w:t>
+      </w:r>
+      <w:r>
+        <w:rPr>
+          <w:b/>
           <w:sz w:val="28"/>
           <w:szCs w:val="28"/>
         </w:rPr>
@@ -4749,257 +5517,11 @@
           <w:sz w:val="28"/>
           <w:szCs w:val="28"/>
         </w:rPr>
-        <w:t>c = 801 e n</w:t>
-      </w:r>
-      <w:r>
-        <w:rPr>
-          <w:b/>
-          <w:sz w:val="28"/>
-          <w:szCs w:val="28"/>
-          <w:vertAlign w:val="subscript"/>
-        </w:rPr>
-        <w:t>0</w:t>
-      </w:r>
-      <w:r>
-        <w:rPr>
-          <w:b/>
-          <w:sz w:val="28"/>
-          <w:szCs w:val="28"/>
-        </w:rPr>
-        <w:t xml:space="preserve"> = 1</w:t>
-      </w:r>
-      <w:r>
-        <w:rPr>
-          <w:sz w:val="28"/>
-          <w:szCs w:val="28"/>
-        </w:rPr>
-        <w:t>.</w:t>
-      </w:r>
-    </w:p>
-    <w:p>
-      <w:pPr>
-        <w:spacing w:after="0" w:line="240" w:lineRule="auto"/>
-        <w:jc w:val="both"/>
-        <w:rPr>
-          <w:b/>
-          <w:sz w:val="28"/>
-          <w:szCs w:val="28"/>
-        </w:rPr>
-      </w:pPr>
-    </w:p>
-    <w:p>
-      <w:pPr>
-        <w:spacing w:after="0" w:line="240" w:lineRule="auto"/>
-        <w:jc w:val="both"/>
-        <w:rPr>
-          <w:b/>
-          <w:sz w:val="28"/>
-          <w:szCs w:val="28"/>
-        </w:rPr>
-      </w:pPr>
-      <w:r>
-        <w:rPr>
-          <w:b/>
-          <w:sz w:val="28"/>
-          <w:szCs w:val="28"/>
-        </w:rPr>
-        <w:t>Prova Alternativa:</w:t>
-      </w:r>
-    </w:p>
-    <w:p>
-      <w:pPr>
-        <w:spacing w:after="0" w:line="240" w:lineRule="auto"/>
-        <w:jc w:val="both"/>
-        <w:rPr>
-          <w:sz w:val="28"/>
-          <w:szCs w:val="28"/>
-        </w:rPr>
-      </w:pPr>
-      <w:r>
-        <w:rPr>
-          <w:sz w:val="28"/>
-          <w:szCs w:val="28"/>
-        </w:rPr>
-        <w:t xml:space="preserve">          </w:t>
-      </w:r>
-      <w:r>
-        <w:rPr>
-          <w:sz w:val="28"/>
-          <w:szCs w:val="28"/>
-        </w:rPr>
-        <w:t>Prova: n</w:t>
-      </w:r>
-      <w:r>
-        <w:rPr>
-          <w:sz w:val="28"/>
-          <w:szCs w:val="28"/>
-          <w:vertAlign w:val="superscript"/>
-        </w:rPr>
-        <w:t>2</w:t>
-      </w:r>
-      <w:r>
-        <w:rPr>
-          <w:sz w:val="28"/>
-          <w:szCs w:val="28"/>
-        </w:rPr>
-        <w:t xml:space="preserve"> + 800 &lt;= n</w:t>
-      </w:r>
-      <w:r>
-        <w:rPr>
-          <w:sz w:val="28"/>
-          <w:szCs w:val="28"/>
-          <w:vertAlign w:val="superscript"/>
-        </w:rPr>
-        <w:t>2</w:t>
-      </w:r>
-      <w:r>
-        <w:rPr>
-          <w:sz w:val="28"/>
-          <w:szCs w:val="28"/>
-        </w:rPr>
-        <w:t xml:space="preserve"> + </w:t>
-      </w:r>
-      <w:r>
-        <w:rPr>
-          <w:sz w:val="28"/>
-          <w:szCs w:val="28"/>
-        </w:rPr>
-        <w:t>n*</w:t>
-      </w:r>
-      <w:r>
-        <w:rPr>
-          <w:sz w:val="28"/>
-          <w:szCs w:val="28"/>
-        </w:rPr>
-        <w:t>n =&gt; n</w:t>
-      </w:r>
-      <w:r>
-        <w:rPr>
-          <w:sz w:val="28"/>
-          <w:szCs w:val="28"/>
-          <w:vertAlign w:val="superscript"/>
-        </w:rPr>
-        <w:t>2</w:t>
-      </w:r>
-      <w:r>
-        <w:rPr>
-          <w:sz w:val="28"/>
-          <w:szCs w:val="28"/>
-        </w:rPr>
-        <w:t xml:space="preserve"> + 800 &lt;= </w:t>
-      </w:r>
-      <w:r>
-        <w:rPr>
-          <w:sz w:val="28"/>
-          <w:szCs w:val="28"/>
-        </w:rPr>
-        <w:t>2</w:t>
-      </w:r>
-      <w:r>
-        <w:rPr>
-          <w:sz w:val="28"/>
-          <w:szCs w:val="28"/>
-        </w:rPr>
-        <w:t>n</w:t>
-      </w:r>
-      <w:r>
-        <w:rPr>
-          <w:sz w:val="28"/>
-          <w:szCs w:val="28"/>
-          <w:vertAlign w:val="superscript"/>
-        </w:rPr>
-        <w:t>2</w:t>
-      </w:r>
-      <w:r>
-        <w:rPr>
-          <w:sz w:val="28"/>
-          <w:szCs w:val="28"/>
-        </w:rPr>
-        <w:t xml:space="preserve"> para todo n &gt;=</w:t>
-      </w:r>
-      <w:r>
-        <w:rPr>
-          <w:sz w:val="28"/>
-          <w:szCs w:val="28"/>
-        </w:rPr>
-        <w:t xml:space="preserve"> 800</w:t>
-      </w:r>
-      <w:r>
-        <w:rPr>
-          <w:sz w:val="28"/>
-          <w:szCs w:val="28"/>
-        </w:rPr>
-        <w:t>, logo,</w:t>
-      </w:r>
-      <w:r>
-        <w:rPr>
-          <w:sz w:val="28"/>
-          <w:szCs w:val="28"/>
-        </w:rPr>
-        <w:t xml:space="preserve"> c = </w:t>
-      </w:r>
-      <w:r>
-        <w:rPr>
-          <w:sz w:val="28"/>
-          <w:szCs w:val="28"/>
-        </w:rPr>
-        <w:t>2</w:t>
-      </w:r>
-      <w:r>
-        <w:rPr>
-          <w:sz w:val="28"/>
-          <w:szCs w:val="28"/>
-        </w:rPr>
-        <w:t xml:space="preserve"> e n</w:t>
-      </w:r>
-      <w:r>
-        <w:rPr>
-          <w:sz w:val="28"/>
-          <w:szCs w:val="28"/>
-          <w:vertAlign w:val="subscript"/>
-        </w:rPr>
-        <w:t>0</w:t>
-      </w:r>
-      <w:r>
-        <w:rPr>
-          <w:sz w:val="28"/>
-          <w:szCs w:val="28"/>
-        </w:rPr>
-        <w:t xml:space="preserve"> = </w:t>
-      </w:r>
-      <w:r>
-        <w:rPr>
-          <w:sz w:val="28"/>
-          <w:szCs w:val="28"/>
-        </w:rPr>
-        <w:t>800</w:t>
-      </w:r>
-      <w:r>
-        <w:rPr>
-          <w:sz w:val="28"/>
-          <w:szCs w:val="28"/>
-        </w:rPr>
-        <w:t>.</w:t>
-      </w:r>
-    </w:p>
-    <w:p>
-      <w:pPr>
-        <w:spacing w:after="0" w:line="240" w:lineRule="auto"/>
-        <w:jc w:val="both"/>
-        <w:rPr>
-          <w:sz w:val="28"/>
-          <w:szCs w:val="28"/>
-        </w:rPr>
-      </w:pPr>
-      <w:r>
-        <w:rPr>
-          <w:sz w:val="28"/>
-          <w:szCs w:val="28"/>
-        </w:rPr>
-        <w:t>Então,</w:t>
-      </w:r>
-      <w:r>
-        <w:rPr>
+        <w:t>n – 2</w:t>
+      </w:r>
+      <w:r>
+        <w:rPr>
+          <w:b/>
           <w:sz w:val="28"/>
           <w:szCs w:val="28"/>
         </w:rPr>
@@ -5011,984 +5533,7 @@
           <w:sz w:val="28"/>
           <w:szCs w:val="28"/>
         </w:rPr>
-        <w:t>n</w:t>
-      </w:r>
-      <w:r>
-        <w:rPr>
-          <w:b/>
-          <w:sz w:val="28"/>
-          <w:szCs w:val="28"/>
-          <w:vertAlign w:val="superscript"/>
-        </w:rPr>
-        <w:t>2</w:t>
-      </w:r>
-      <w:r>
-        <w:rPr>
-          <w:b/>
-          <w:sz w:val="28"/>
-          <w:szCs w:val="28"/>
-        </w:rPr>
-        <w:t xml:space="preserve"> + 800 é O(n</w:t>
-      </w:r>
-      <w:r>
-        <w:rPr>
-          <w:b/>
-          <w:sz w:val="28"/>
-          <w:szCs w:val="28"/>
-          <w:vertAlign w:val="superscript"/>
-        </w:rPr>
-        <w:t>2</w:t>
-      </w:r>
-      <w:r>
-        <w:rPr>
-          <w:b/>
-          <w:sz w:val="28"/>
-          <w:szCs w:val="28"/>
-        </w:rPr>
-        <w:t>)</w:t>
-      </w:r>
-      <w:r>
-        <w:rPr>
-          <w:sz w:val="28"/>
-          <w:szCs w:val="28"/>
-        </w:rPr>
-        <w:t>, logo, n</w:t>
-      </w:r>
-      <w:r>
-        <w:rPr>
-          <w:sz w:val="28"/>
-          <w:szCs w:val="28"/>
-          <w:vertAlign w:val="superscript"/>
-        </w:rPr>
-        <w:t>2</w:t>
-      </w:r>
-      <w:r>
-        <w:rPr>
-          <w:sz w:val="28"/>
-          <w:szCs w:val="28"/>
-        </w:rPr>
-        <w:t xml:space="preserve"> + 800 &lt;= </w:t>
-      </w:r>
-      <w:proofErr w:type="spellStart"/>
-      <w:r>
-        <w:rPr>
-          <w:sz w:val="28"/>
-          <w:szCs w:val="28"/>
-        </w:rPr>
-        <w:t>cf</w:t>
-      </w:r>
-      <w:proofErr w:type="spellEnd"/>
-      <w:r>
-        <w:rPr>
-          <w:sz w:val="28"/>
-          <w:szCs w:val="28"/>
-        </w:rPr>
-        <w:t xml:space="preserve">(n), pois, </w:t>
-      </w:r>
-      <w:r>
-        <w:rPr>
-          <w:b/>
-          <w:sz w:val="28"/>
-          <w:szCs w:val="28"/>
-        </w:rPr>
-        <w:t>n</w:t>
-      </w:r>
-      <w:r>
-        <w:rPr>
-          <w:b/>
-          <w:sz w:val="28"/>
-          <w:szCs w:val="28"/>
-          <w:vertAlign w:val="superscript"/>
-        </w:rPr>
-        <w:t>2</w:t>
-      </w:r>
-      <w:r>
-        <w:rPr>
-          <w:b/>
-          <w:sz w:val="28"/>
-          <w:szCs w:val="28"/>
-        </w:rPr>
-        <w:t xml:space="preserve"> + 800 &lt;= cn</w:t>
-      </w:r>
-      <w:r>
-        <w:rPr>
-          <w:b/>
-          <w:sz w:val="28"/>
-          <w:szCs w:val="28"/>
-          <w:vertAlign w:val="superscript"/>
-        </w:rPr>
-        <w:t>2</w:t>
-      </w:r>
-      <w:r>
-        <w:rPr>
-          <w:sz w:val="28"/>
-          <w:szCs w:val="28"/>
-        </w:rPr>
-        <w:t>.</w:t>
-      </w:r>
-    </w:p>
-    <w:p>
-      <w:pPr>
-        <w:spacing w:after="0" w:line="240" w:lineRule="auto"/>
-        <w:jc w:val="both"/>
-        <w:rPr>
-          <w:b/>
-          <w:sz w:val="28"/>
-          <w:szCs w:val="28"/>
-        </w:rPr>
-      </w:pPr>
-    </w:p>
-    <w:p>
-      <w:pPr>
-        <w:spacing w:after="0" w:line="240" w:lineRule="auto"/>
-        <w:jc w:val="both"/>
-        <w:rPr>
-          <w:b/>
-          <w:sz w:val="28"/>
-          <w:szCs w:val="28"/>
-        </w:rPr>
-      </w:pPr>
-      <w:r>
-        <w:rPr>
-          <w:b/>
-          <w:sz w:val="28"/>
-          <w:szCs w:val="28"/>
-        </w:rPr>
-        <w:t>Exemplo 3: Demonstrar que 100n</w:t>
-      </w:r>
-      <w:r>
-        <w:rPr>
-          <w:b/>
-          <w:sz w:val="28"/>
-          <w:szCs w:val="28"/>
-          <w:vertAlign w:val="superscript"/>
-        </w:rPr>
-        <w:t>2</w:t>
-      </w:r>
-      <w:r>
-        <w:rPr>
-          <w:b/>
-          <w:sz w:val="28"/>
-          <w:szCs w:val="28"/>
-        </w:rPr>
-        <w:t xml:space="preserve"> é O(n</w:t>
-      </w:r>
-      <w:r>
-        <w:rPr>
-          <w:b/>
-          <w:sz w:val="28"/>
-          <w:szCs w:val="28"/>
-          <w:vertAlign w:val="superscript"/>
-        </w:rPr>
-        <w:t>3</w:t>
-      </w:r>
-      <w:r>
-        <w:rPr>
-          <w:b/>
-          <w:sz w:val="28"/>
-          <w:szCs w:val="28"/>
-        </w:rPr>
-        <w:t xml:space="preserve">); </w:t>
-      </w:r>
-    </w:p>
-    <w:p>
-      <w:pPr>
-        <w:spacing w:after="0" w:line="240" w:lineRule="auto"/>
-        <w:ind w:firstLine="708"/>
-        <w:jc w:val="both"/>
-        <w:rPr>
-          <w:sz w:val="28"/>
-          <w:szCs w:val="28"/>
-        </w:rPr>
-      </w:pPr>
-      <w:r>
-        <w:rPr>
-          <w:sz w:val="28"/>
-          <w:szCs w:val="28"/>
-        </w:rPr>
-        <w:t>100n</w:t>
-      </w:r>
-      <w:r>
-        <w:rPr>
-          <w:sz w:val="28"/>
-          <w:szCs w:val="28"/>
-          <w:vertAlign w:val="superscript"/>
-        </w:rPr>
-        <w:t>2</w:t>
-      </w:r>
-      <w:r>
-        <w:rPr>
-          <w:sz w:val="28"/>
-          <w:szCs w:val="28"/>
-        </w:rPr>
-        <w:t xml:space="preserve"> &lt;= n</w:t>
-      </w:r>
-      <w:r>
-        <w:rPr>
-          <w:sz w:val="28"/>
-          <w:szCs w:val="28"/>
-          <w:vertAlign w:val="superscript"/>
-        </w:rPr>
-        <w:t>3</w:t>
-      </w:r>
-      <w:r>
-        <w:rPr>
-          <w:sz w:val="28"/>
-          <w:szCs w:val="28"/>
-        </w:rPr>
-        <w:t xml:space="preserve"> =&gt; 100n</w:t>
-      </w:r>
-      <w:r>
-        <w:rPr>
-          <w:sz w:val="28"/>
-          <w:szCs w:val="28"/>
-          <w:vertAlign w:val="superscript"/>
-        </w:rPr>
-        <w:t>2</w:t>
-      </w:r>
-      <w:r>
-        <w:rPr>
-          <w:sz w:val="28"/>
-          <w:szCs w:val="28"/>
-        </w:rPr>
-        <w:t xml:space="preserve"> &lt;= n * n</w:t>
-      </w:r>
-      <w:r>
-        <w:rPr>
-          <w:sz w:val="28"/>
-          <w:szCs w:val="28"/>
-          <w:vertAlign w:val="superscript"/>
-        </w:rPr>
-        <w:t>2</w:t>
-      </w:r>
-      <w:r>
-        <w:rPr>
-          <w:sz w:val="28"/>
-          <w:szCs w:val="28"/>
-        </w:rPr>
-        <w:t>, logo, para todo n &gt;= 1</w:t>
-      </w:r>
-      <w:r>
-        <w:rPr>
-          <w:sz w:val="28"/>
-          <w:szCs w:val="28"/>
-        </w:rPr>
-        <w:t>00</w:t>
-      </w:r>
-      <w:r>
-        <w:rPr>
-          <w:sz w:val="28"/>
-          <w:szCs w:val="28"/>
-        </w:rPr>
-        <w:t xml:space="preserve"> =&gt;</w:t>
-      </w:r>
-      <w:r>
-        <w:rPr>
-          <w:sz w:val="28"/>
-          <w:szCs w:val="28"/>
-        </w:rPr>
-        <w:t xml:space="preserve"> </w:t>
-      </w:r>
-      <w:r>
-        <w:rPr>
-          <w:b/>
-          <w:sz w:val="28"/>
-          <w:szCs w:val="28"/>
-        </w:rPr>
-        <w:t>c = 1 e n</w:t>
-      </w:r>
-      <w:r>
-        <w:rPr>
-          <w:b/>
-          <w:sz w:val="28"/>
-          <w:szCs w:val="28"/>
-          <w:vertAlign w:val="subscript"/>
-        </w:rPr>
-        <w:t>0</w:t>
-      </w:r>
-      <w:r>
-        <w:rPr>
-          <w:b/>
-          <w:sz w:val="28"/>
-          <w:szCs w:val="28"/>
-        </w:rPr>
-        <w:t xml:space="preserve"> = 1</w:t>
-      </w:r>
-      <w:r>
-        <w:rPr>
-          <w:b/>
-          <w:sz w:val="28"/>
-          <w:szCs w:val="28"/>
-        </w:rPr>
-        <w:t>00</w:t>
-      </w:r>
-      <w:r>
-        <w:rPr>
-          <w:sz w:val="28"/>
-          <w:szCs w:val="28"/>
-        </w:rPr>
-        <w:t>.</w:t>
-      </w:r>
-    </w:p>
-    <w:p>
-      <w:pPr>
-        <w:spacing w:after="0" w:line="240" w:lineRule="auto"/>
-        <w:jc w:val="both"/>
-        <w:rPr>
-          <w:b/>
-          <w:sz w:val="28"/>
-          <w:szCs w:val="28"/>
-        </w:rPr>
-      </w:pPr>
-    </w:p>
-    <w:p>
-      <w:pPr>
-        <w:spacing w:after="0" w:line="240" w:lineRule="auto"/>
-        <w:jc w:val="both"/>
-        <w:rPr>
-          <w:b/>
-          <w:sz w:val="28"/>
-          <w:szCs w:val="28"/>
-        </w:rPr>
-      </w:pPr>
-      <w:r>
-        <w:rPr>
-          <w:b/>
-          <w:sz w:val="28"/>
-          <w:szCs w:val="28"/>
-        </w:rPr>
-        <w:t>Exemplo 4: Demonstrar que 10n</w:t>
-      </w:r>
-      <w:r>
-        <w:rPr>
-          <w:b/>
-          <w:sz w:val="28"/>
-          <w:szCs w:val="28"/>
-          <w:vertAlign w:val="superscript"/>
-        </w:rPr>
-        <w:t>3</w:t>
-      </w:r>
-      <w:r>
-        <w:rPr>
-          <w:b/>
-          <w:sz w:val="28"/>
-          <w:szCs w:val="28"/>
-        </w:rPr>
-        <w:t>-3n</w:t>
-      </w:r>
-      <w:r>
-        <w:rPr>
-          <w:b/>
-          <w:sz w:val="28"/>
-          <w:szCs w:val="28"/>
-          <w:vertAlign w:val="superscript"/>
-        </w:rPr>
-        <w:t>2</w:t>
-      </w:r>
-      <w:r>
-        <w:rPr>
-          <w:b/>
-          <w:sz w:val="28"/>
-          <w:szCs w:val="28"/>
-        </w:rPr>
-        <w:t>+27 é O(n</w:t>
-      </w:r>
-      <w:r>
-        <w:rPr>
-          <w:b/>
-          <w:sz w:val="28"/>
-          <w:szCs w:val="28"/>
-          <w:vertAlign w:val="superscript"/>
-        </w:rPr>
-        <w:t>3</w:t>
-      </w:r>
-      <w:r>
-        <w:rPr>
-          <w:b/>
-          <w:sz w:val="28"/>
-          <w:szCs w:val="28"/>
-        </w:rPr>
-        <w:t xml:space="preserve">); </w:t>
-      </w:r>
-    </w:p>
-    <w:p>
-      <w:pPr>
-        <w:spacing w:after="0" w:line="240" w:lineRule="auto"/>
-        <w:ind w:firstLine="708"/>
-        <w:jc w:val="both"/>
-        <w:rPr>
-          <w:sz w:val="28"/>
-          <w:szCs w:val="28"/>
-          <w:vertAlign w:val="superscript"/>
-        </w:rPr>
-      </w:pPr>
-      <w:r>
-        <w:rPr>
-          <w:sz w:val="28"/>
-          <w:szCs w:val="28"/>
-        </w:rPr>
-        <w:t>10n</w:t>
-      </w:r>
-      <w:r>
-        <w:rPr>
-          <w:sz w:val="28"/>
-          <w:szCs w:val="28"/>
-          <w:vertAlign w:val="superscript"/>
-        </w:rPr>
-        <w:t>3</w:t>
-      </w:r>
-      <w:r>
-        <w:rPr>
-          <w:sz w:val="28"/>
-          <w:szCs w:val="28"/>
-        </w:rPr>
-        <w:t>-3n</w:t>
-      </w:r>
-      <w:r>
-        <w:rPr>
-          <w:sz w:val="28"/>
-          <w:szCs w:val="28"/>
-          <w:vertAlign w:val="superscript"/>
-        </w:rPr>
-        <w:t>2</w:t>
-      </w:r>
-      <w:r>
-        <w:rPr>
-          <w:sz w:val="28"/>
-          <w:szCs w:val="28"/>
-        </w:rPr>
-        <w:t xml:space="preserve">+27 &lt;= </w:t>
-      </w:r>
-      <w:proofErr w:type="spellStart"/>
-      <w:r>
-        <w:rPr>
-          <w:sz w:val="28"/>
-          <w:szCs w:val="28"/>
-        </w:rPr>
-        <w:t>cf</w:t>
-      </w:r>
-      <w:proofErr w:type="spellEnd"/>
-      <w:r>
-        <w:rPr>
-          <w:sz w:val="28"/>
-          <w:szCs w:val="28"/>
-        </w:rPr>
-        <w:t>(n)</w:t>
-      </w:r>
-    </w:p>
-    <w:p>
-      <w:pPr>
-        <w:spacing w:after="0" w:line="240" w:lineRule="auto"/>
-        <w:ind w:firstLine="708"/>
-        <w:jc w:val="both"/>
-        <w:rPr>
-          <w:sz w:val="28"/>
-          <w:szCs w:val="28"/>
-        </w:rPr>
-      </w:pPr>
-      <w:r>
-        <w:rPr>
-          <w:sz w:val="28"/>
-          <w:szCs w:val="28"/>
-        </w:rPr>
-        <w:t>10n</w:t>
-      </w:r>
-      <w:r>
-        <w:rPr>
-          <w:sz w:val="28"/>
-          <w:szCs w:val="28"/>
-          <w:vertAlign w:val="superscript"/>
-        </w:rPr>
-        <w:t>3</w:t>
-      </w:r>
-      <w:r>
-        <w:rPr>
-          <w:sz w:val="28"/>
-          <w:szCs w:val="28"/>
-        </w:rPr>
-        <w:t>-3n</w:t>
-      </w:r>
-      <w:r>
-        <w:rPr>
-          <w:sz w:val="28"/>
-          <w:szCs w:val="28"/>
-          <w:vertAlign w:val="superscript"/>
-        </w:rPr>
-        <w:t>2</w:t>
-      </w:r>
-      <w:r>
-        <w:rPr>
-          <w:sz w:val="28"/>
-          <w:szCs w:val="28"/>
-        </w:rPr>
-        <w:t xml:space="preserve">+27 &lt;= </w:t>
-      </w:r>
-      <w:r>
-        <w:rPr>
-          <w:sz w:val="28"/>
-          <w:szCs w:val="28"/>
-        </w:rPr>
-        <w:t>10</w:t>
-      </w:r>
-      <w:r>
-        <w:rPr>
-          <w:sz w:val="28"/>
-          <w:szCs w:val="28"/>
-        </w:rPr>
-        <w:t>n</w:t>
-      </w:r>
-      <w:r>
-        <w:rPr>
-          <w:sz w:val="28"/>
-          <w:szCs w:val="28"/>
-          <w:vertAlign w:val="superscript"/>
-        </w:rPr>
-        <w:t>3</w:t>
-      </w:r>
-      <w:r>
-        <w:rPr>
-          <w:sz w:val="28"/>
-          <w:szCs w:val="28"/>
-        </w:rPr>
-        <w:t xml:space="preserve">, para todo n &gt;= 27 =&gt; </w:t>
-      </w:r>
-      <w:r>
-        <w:rPr>
-          <w:b/>
-          <w:sz w:val="28"/>
-          <w:szCs w:val="28"/>
-        </w:rPr>
-        <w:t>c = 1</w:t>
-      </w:r>
-      <w:r>
-        <w:rPr>
-          <w:b/>
-          <w:sz w:val="28"/>
-          <w:szCs w:val="28"/>
-        </w:rPr>
-        <w:t>0</w:t>
-      </w:r>
-      <w:r>
-        <w:rPr>
-          <w:b/>
-          <w:sz w:val="28"/>
-          <w:szCs w:val="28"/>
-        </w:rPr>
-        <w:t xml:space="preserve"> e n</w:t>
-      </w:r>
-      <w:r>
-        <w:rPr>
-          <w:b/>
-          <w:sz w:val="28"/>
-          <w:szCs w:val="28"/>
-          <w:vertAlign w:val="subscript"/>
-        </w:rPr>
-        <w:t>0</w:t>
-      </w:r>
-      <w:r>
-        <w:rPr>
-          <w:b/>
-          <w:sz w:val="28"/>
-          <w:szCs w:val="28"/>
-        </w:rPr>
-        <w:t xml:space="preserve"> = </w:t>
-      </w:r>
-      <w:r>
-        <w:rPr>
-          <w:b/>
-          <w:sz w:val="28"/>
-          <w:szCs w:val="28"/>
-        </w:rPr>
-        <w:t>3</w:t>
-      </w:r>
-      <w:r>
-        <w:rPr>
-          <w:sz w:val="28"/>
-          <w:szCs w:val="28"/>
-        </w:rPr>
-        <w:t>.</w:t>
-      </w:r>
-    </w:p>
-    <w:p>
-      <w:pPr>
-        <w:spacing w:after="0" w:line="240" w:lineRule="auto"/>
-        <w:jc w:val="both"/>
-        <w:rPr>
-          <w:b/>
-          <w:sz w:val="28"/>
-          <w:szCs w:val="28"/>
-        </w:rPr>
-      </w:pPr>
-    </w:p>
-    <w:p>
-      <w:pPr>
-        <w:spacing w:after="0" w:line="240" w:lineRule="auto"/>
-        <w:jc w:val="both"/>
-        <w:rPr>
-          <w:b/>
-          <w:sz w:val="28"/>
-          <w:szCs w:val="28"/>
-        </w:rPr>
-      </w:pPr>
-      <w:r>
-        <w:rPr>
-          <w:b/>
-          <w:sz w:val="28"/>
-          <w:szCs w:val="28"/>
-        </w:rPr>
-        <w:t xml:space="preserve">Exemplo 5: Demonstrar que </w:t>
-      </w:r>
-      <w:proofErr w:type="gramStart"/>
-      <w:r>
-        <w:rPr>
-          <w:b/>
-          <w:sz w:val="28"/>
-          <w:szCs w:val="28"/>
-        </w:rPr>
-        <w:t>n</w:t>
-      </w:r>
-      <w:proofErr w:type="gramEnd"/>
-      <w:r>
-        <w:rPr>
-          <w:b/>
-          <w:sz w:val="28"/>
-          <w:szCs w:val="28"/>
-        </w:rPr>
-        <w:t xml:space="preserve"> é O(2</w:t>
-      </w:r>
-      <w:r>
-        <w:rPr>
-          <w:b/>
-          <w:sz w:val="28"/>
-          <w:szCs w:val="28"/>
-          <w:vertAlign w:val="superscript"/>
-        </w:rPr>
-        <w:t>n</w:t>
-      </w:r>
-      <w:r>
-        <w:rPr>
-          <w:b/>
-          <w:sz w:val="28"/>
-          <w:szCs w:val="28"/>
-        </w:rPr>
-        <w:t xml:space="preserve">) </w:t>
-      </w:r>
-    </w:p>
-    <w:p>
-      <w:pPr>
-        <w:spacing w:after="0" w:line="240" w:lineRule="auto"/>
-        <w:jc w:val="both"/>
-        <w:rPr>
-          <w:sz w:val="28"/>
-          <w:szCs w:val="28"/>
-        </w:rPr>
-      </w:pPr>
-      <w:r>
-        <w:rPr>
-          <w:sz w:val="28"/>
-          <w:szCs w:val="28"/>
-        </w:rPr>
-        <w:t>Será provado por indução que n &lt;= 2</w:t>
-      </w:r>
-      <w:r>
-        <w:rPr>
-          <w:sz w:val="28"/>
-          <w:szCs w:val="28"/>
-          <w:vertAlign w:val="superscript"/>
-        </w:rPr>
-        <w:t>n</w:t>
-      </w:r>
-      <w:r>
-        <w:rPr>
-          <w:sz w:val="28"/>
-          <w:szCs w:val="28"/>
-        </w:rPr>
-        <w:t xml:space="preserve"> para todo n &gt;= 1 =&gt; </w:t>
-      </w:r>
-      <w:r>
-        <w:rPr>
-          <w:b/>
-          <w:sz w:val="28"/>
-          <w:szCs w:val="28"/>
-        </w:rPr>
-        <w:t>c = 1 e n</w:t>
-      </w:r>
-      <w:r>
-        <w:rPr>
-          <w:b/>
-          <w:sz w:val="28"/>
-          <w:szCs w:val="28"/>
-          <w:vertAlign w:val="subscript"/>
-        </w:rPr>
-        <w:t>0</w:t>
-      </w:r>
-      <w:r>
-        <w:rPr>
-          <w:b/>
-          <w:sz w:val="28"/>
-          <w:szCs w:val="28"/>
-        </w:rPr>
-        <w:t xml:space="preserve"> = 1</w:t>
-      </w:r>
-      <w:r>
-        <w:rPr>
-          <w:sz w:val="28"/>
-          <w:szCs w:val="28"/>
-        </w:rPr>
-        <w:t>.</w:t>
-      </w:r>
-    </w:p>
-    <w:p>
-      <w:pPr>
-        <w:spacing w:after="0" w:line="240" w:lineRule="auto"/>
-        <w:jc w:val="both"/>
-        <w:rPr>
-          <w:b/>
-          <w:color w:val="FF0000"/>
-          <w:sz w:val="28"/>
-          <w:szCs w:val="28"/>
-        </w:rPr>
-      </w:pPr>
-    </w:p>
-    <w:p>
-      <w:pPr>
-        <w:spacing w:after="0" w:line="240" w:lineRule="auto"/>
-        <w:jc w:val="both"/>
-        <w:rPr>
-          <w:sz w:val="28"/>
-          <w:szCs w:val="28"/>
-        </w:rPr>
-      </w:pPr>
-      <w:r>
-        <w:rPr>
-          <w:b/>
-          <w:color w:val="FF0000"/>
-          <w:sz w:val="28"/>
-          <w:szCs w:val="28"/>
-        </w:rPr>
-        <w:t>Caso Base: Se n = 1 temos 1 &lt;= 2</w:t>
-      </w:r>
-      <w:r>
-        <w:rPr>
-          <w:sz w:val="28"/>
-          <w:szCs w:val="28"/>
-        </w:rPr>
-        <w:t>.</w:t>
-      </w:r>
-    </w:p>
-    <w:p>
-      <w:pPr>
-        <w:spacing w:after="0" w:line="240" w:lineRule="auto"/>
-        <w:jc w:val="both"/>
-        <w:rPr>
-          <w:b/>
-          <w:sz w:val="28"/>
-          <w:szCs w:val="28"/>
-        </w:rPr>
-      </w:pPr>
-    </w:p>
-    <w:p>
-      <w:pPr>
-        <w:spacing w:after="0" w:line="240" w:lineRule="auto"/>
-        <w:jc w:val="both"/>
-        <w:rPr>
-          <w:sz w:val="28"/>
-          <w:szCs w:val="28"/>
-        </w:rPr>
-      </w:pPr>
-      <w:r>
-        <w:rPr>
-          <w:b/>
-          <w:sz w:val="28"/>
-          <w:szCs w:val="28"/>
-        </w:rPr>
-        <w:t>Caso por Indução</w:t>
-      </w:r>
-      <w:r>
-        <w:rPr>
-          <w:sz w:val="28"/>
-          <w:szCs w:val="28"/>
-        </w:rPr>
-        <w:t xml:space="preserve">: Para n &gt;= 2 por </w:t>
-      </w:r>
-      <w:r>
-        <w:rPr>
-          <w:b/>
-          <w:color w:val="FF0000"/>
-          <w:sz w:val="28"/>
-          <w:szCs w:val="28"/>
-        </w:rPr>
-        <w:t>hipótese de indução temos que (n – 1)</w:t>
-      </w:r>
-      <w:r>
-        <w:rPr>
-          <w:sz w:val="28"/>
-          <w:szCs w:val="28"/>
-        </w:rPr>
-        <w:t xml:space="preserve"> &lt;= 2</w:t>
-      </w:r>
-      <w:r>
-        <w:rPr>
-          <w:sz w:val="28"/>
-          <w:szCs w:val="28"/>
-          <w:vertAlign w:val="superscript"/>
-        </w:rPr>
-        <w:t>n-1</w:t>
-      </w:r>
-      <w:r>
-        <w:rPr>
-          <w:sz w:val="28"/>
-          <w:szCs w:val="28"/>
-        </w:rPr>
-        <w:t xml:space="preserve">. Então </w:t>
-      </w:r>
-      <w:r>
-        <w:rPr>
-          <w:b/>
-          <w:sz w:val="28"/>
-          <w:szCs w:val="28"/>
-        </w:rPr>
-        <w:t xml:space="preserve">n &lt;= n + </w:t>
-      </w:r>
-      <w:proofErr w:type="gramStart"/>
-      <w:r>
-        <w:rPr>
-          <w:b/>
-          <w:sz w:val="28"/>
-          <w:szCs w:val="28"/>
-        </w:rPr>
-        <w:t>(</w:t>
-      </w:r>
-      <w:r>
-        <w:rPr>
-          <w:b/>
-          <w:sz w:val="28"/>
-          <w:szCs w:val="28"/>
-        </w:rPr>
-        <w:t xml:space="preserve"> </w:t>
-      </w:r>
-      <w:r>
-        <w:rPr>
-          <w:b/>
-          <w:sz w:val="28"/>
-          <w:szCs w:val="28"/>
-        </w:rPr>
-        <w:t>n</w:t>
-      </w:r>
-      <w:proofErr w:type="gramEnd"/>
-      <w:r>
-        <w:rPr>
-          <w:b/>
-          <w:sz w:val="28"/>
-          <w:szCs w:val="28"/>
-        </w:rPr>
-        <w:t xml:space="preserve"> – </w:t>
-      </w:r>
-      <w:proofErr w:type="gramStart"/>
-      <w:r>
-        <w:rPr>
-          <w:b/>
-          <w:sz w:val="28"/>
-          <w:szCs w:val="28"/>
-        </w:rPr>
-        <w:t>2</w:t>
-      </w:r>
-      <w:r>
-        <w:rPr>
-          <w:b/>
-          <w:sz w:val="28"/>
-          <w:szCs w:val="28"/>
-        </w:rPr>
-        <w:t xml:space="preserve"> </w:t>
-      </w:r>
-      <w:r>
-        <w:rPr>
-          <w:b/>
-          <w:sz w:val="28"/>
-          <w:szCs w:val="28"/>
-        </w:rPr>
-        <w:t>)</w:t>
-      </w:r>
-      <w:proofErr w:type="gramEnd"/>
-      <w:r>
-        <w:rPr>
-          <w:b/>
-          <w:sz w:val="28"/>
-          <w:szCs w:val="28"/>
-        </w:rPr>
-        <w:t xml:space="preserve"> = </w:t>
-      </w:r>
-      <w:proofErr w:type="gramStart"/>
-      <w:r>
-        <w:rPr>
-          <w:b/>
-          <w:sz w:val="28"/>
-          <w:szCs w:val="28"/>
-        </w:rPr>
-        <w:t>( n</w:t>
-      </w:r>
-      <w:proofErr w:type="gramEnd"/>
-      <w:r>
-        <w:rPr>
-          <w:b/>
-          <w:sz w:val="28"/>
-          <w:szCs w:val="28"/>
-        </w:rPr>
-        <w:t xml:space="preserve"> – </w:t>
-      </w:r>
-      <w:proofErr w:type="gramStart"/>
-      <w:r>
-        <w:rPr>
-          <w:b/>
-          <w:sz w:val="28"/>
-          <w:szCs w:val="28"/>
-        </w:rPr>
-        <w:t>1 )</w:t>
-      </w:r>
-      <w:proofErr w:type="gramEnd"/>
-      <w:r>
-        <w:rPr>
-          <w:b/>
-          <w:sz w:val="28"/>
-          <w:szCs w:val="28"/>
-        </w:rPr>
-        <w:t xml:space="preserve"> + </w:t>
-      </w:r>
-      <w:proofErr w:type="gramStart"/>
-      <w:r>
-        <w:rPr>
-          <w:b/>
-          <w:sz w:val="28"/>
-          <w:szCs w:val="28"/>
-        </w:rPr>
-        <w:t>( n</w:t>
-      </w:r>
-      <w:proofErr w:type="gramEnd"/>
-      <w:r>
-        <w:rPr>
-          <w:b/>
-          <w:sz w:val="28"/>
-          <w:szCs w:val="28"/>
-        </w:rPr>
-        <w:t xml:space="preserve"> – </w:t>
-      </w:r>
-      <w:proofErr w:type="gramStart"/>
-      <w:r>
-        <w:rPr>
-          <w:b/>
-          <w:sz w:val="28"/>
-          <w:szCs w:val="28"/>
-        </w:rPr>
-        <w:t>1 )</w:t>
-      </w:r>
-      <w:proofErr w:type="gramEnd"/>
-      <w:r>
-        <w:rPr>
-          <w:b/>
-          <w:sz w:val="28"/>
-          <w:szCs w:val="28"/>
-        </w:rPr>
-        <w:t xml:space="preserve"> &lt;= 2</w:t>
+        <w:t>) = ( n – 1 ) + ( n – 1 ) &lt;= 2</w:t>
       </w:r>
       <w:r>
         <w:rPr>
@@ -6178,21 +5723,12 @@
           <w:szCs w:val="28"/>
         </w:rPr>
       </w:pPr>
-      <w:proofErr w:type="gramStart"/>
-      <w:r>
-        <w:rPr>
-          <w:sz w:val="28"/>
-          <w:szCs w:val="28"/>
-        </w:rPr>
-        <w:t>O(</w:t>
-      </w:r>
-      <w:proofErr w:type="gramEnd"/>
-      <w:r>
-        <w:rPr>
-          <w:sz w:val="28"/>
-          <w:szCs w:val="28"/>
-        </w:rPr>
-        <w:t>1)</w:t>
+      <w:r>
+        <w:rPr>
+          <w:sz w:val="28"/>
+          <w:szCs w:val="28"/>
+        </w:rPr>
+        <w:t>O(1)</w:t>
       </w:r>
       <w:r>
         <w:rPr>
@@ -6230,23 +5766,7 @@
           <w:sz w:val="28"/>
           <w:szCs w:val="28"/>
         </w:rPr>
-        <w:t>O (</w:t>
-      </w:r>
-      <w:proofErr w:type="spellStart"/>
-      <w:r>
-        <w:rPr>
-          <w:sz w:val="28"/>
-          <w:szCs w:val="28"/>
-        </w:rPr>
-        <w:t>lg</w:t>
-      </w:r>
-      <w:proofErr w:type="spellEnd"/>
-      <w:r>
-        <w:rPr>
-          <w:sz w:val="28"/>
-          <w:szCs w:val="28"/>
-        </w:rPr>
-        <w:t xml:space="preserve"> n)</w:t>
+        <w:t>O (lg n)</w:t>
       </w:r>
       <w:r>
         <w:rPr>
@@ -6308,23 +5828,7 @@
           <w:sz w:val="28"/>
           <w:szCs w:val="28"/>
         </w:rPr>
-        <w:t>O (</w:t>
-      </w:r>
-      <w:proofErr w:type="spellStart"/>
-      <w:r>
-        <w:rPr>
-          <w:sz w:val="28"/>
-          <w:szCs w:val="28"/>
-        </w:rPr>
-        <w:t>nlgn</w:t>
-      </w:r>
-      <w:proofErr w:type="spellEnd"/>
-      <w:r>
-        <w:rPr>
-          <w:sz w:val="28"/>
-          <w:szCs w:val="28"/>
-        </w:rPr>
-        <w:t>)</w:t>
+        <w:t>O (nlgn)</w:t>
       </w:r>
       <w:r>
         <w:rPr>
@@ -6454,15 +5958,7 @@
           <w:sz w:val="28"/>
           <w:szCs w:val="28"/>
         </w:rPr>
-        <w:t>(</w:t>
-      </w:r>
-      <w:proofErr w:type="spellStart"/>
-      <w:r>
-        <w:rPr>
-          <w:sz w:val="28"/>
-          <w:szCs w:val="28"/>
-        </w:rPr>
-        <w:t>n</w:t>
+        <w:t>(n</w:t>
       </w:r>
       <w:r>
         <w:rPr>
@@ -6472,7 +5968,6 @@
         </w:rPr>
         <w:t>k</w:t>
       </w:r>
-      <w:proofErr w:type="spellEnd"/>
       <w:r>
         <w:rPr>
           <w:sz w:val="28"/>
@@ -6562,15 +6057,7 @@
           <w:sz w:val="28"/>
           <w:szCs w:val="28"/>
         </w:rPr>
-        <w:t>O (</w:t>
-      </w:r>
-      <w:proofErr w:type="spellStart"/>
-      <w:r>
-        <w:rPr>
-          <w:sz w:val="28"/>
-          <w:szCs w:val="28"/>
-        </w:rPr>
-        <w:t>a</w:t>
+        <w:t>O (a</w:t>
       </w:r>
       <w:r>
         <w:rPr>
@@ -6580,7 +6067,6 @@
         </w:rPr>
         <w:t>n</w:t>
       </w:r>
-      <w:proofErr w:type="spellEnd"/>
       <w:r>
         <w:rPr>
           <w:sz w:val="28"/>
@@ -6666,23 +6152,7 @@
           <w:sz w:val="28"/>
           <w:szCs w:val="28"/>
         </w:rPr>
-        <w:t>Ordena-por-</w:t>
-      </w:r>
-      <w:proofErr w:type="gramStart"/>
-      <w:r>
-        <w:rPr>
-          <w:sz w:val="28"/>
-          <w:szCs w:val="28"/>
-        </w:rPr>
-        <w:t>inserção(</w:t>
-      </w:r>
-      <w:proofErr w:type="gramEnd"/>
-      <w:r>
-        <w:rPr>
-          <w:sz w:val="28"/>
-          <w:szCs w:val="28"/>
-        </w:rPr>
-        <w:t>A, n)</w:t>
+        <w:t>Ordena-por-inserção(A, n)</w:t>
       </w:r>
     </w:p>
     <w:p>
@@ -6900,39 +6370,7 @@
           <w:sz w:val="28"/>
           <w:szCs w:val="28"/>
         </w:rPr>
-        <w:t xml:space="preserve">enquanto </w:t>
-      </w:r>
-      <w:proofErr w:type="gramStart"/>
-      <w:r>
-        <w:rPr>
-          <w:sz w:val="28"/>
-          <w:szCs w:val="28"/>
-        </w:rPr>
-        <w:t>( i</w:t>
-      </w:r>
-      <w:proofErr w:type="gramEnd"/>
-      <w:r>
-        <w:rPr>
-          <w:sz w:val="28"/>
-          <w:szCs w:val="28"/>
-        </w:rPr>
-        <w:t xml:space="preserve"> &gt;= 1 e A[i] &gt; </w:t>
-      </w:r>
-      <w:proofErr w:type="gramStart"/>
-      <w:r>
-        <w:rPr>
-          <w:sz w:val="28"/>
-          <w:szCs w:val="28"/>
-        </w:rPr>
-        <w:t>chave )</w:t>
-      </w:r>
-      <w:proofErr w:type="gramEnd"/>
-      <w:r>
-        <w:rPr>
-          <w:sz w:val="28"/>
-          <w:szCs w:val="28"/>
-        </w:rPr>
-        <w:t xml:space="preserve"> faça</w:t>
+        <w:t>enquanto ( i &gt;= 1 e A[i] &gt; chave ) faça</w:t>
       </w:r>
       <w:r>
         <w:rPr>
@@ -6988,23 +6426,7 @@
           <w:sz w:val="28"/>
           <w:szCs w:val="28"/>
         </w:rPr>
-        <w:t>A[</w:t>
-      </w:r>
-      <w:proofErr w:type="spellStart"/>
-      <w:r>
-        <w:rPr>
-          <w:sz w:val="28"/>
-          <w:szCs w:val="28"/>
-        </w:rPr>
-        <w:t>i+j</w:t>
-      </w:r>
-      <w:proofErr w:type="spellEnd"/>
-      <w:r>
-        <w:rPr>
-          <w:sz w:val="28"/>
-          <w:szCs w:val="28"/>
-        </w:rPr>
-        <w:t>] &lt;- A[i]</w:t>
+        <w:t>A[i+j] &lt;- A[i]</w:t>
       </w:r>
       <w:r>
         <w:rPr>
@@ -7281,7 +6703,6 @@
         </w:rPr>
         <w:t xml:space="preserve">Somatório =&gt; </w:t>
       </w:r>
-      <w:proofErr w:type="gramStart"/>
       <w:r>
         <w:rPr>
           <w:b/>
@@ -7289,17 +6710,17 @@
           <w:sz w:val="28"/>
           <w:szCs w:val="28"/>
         </w:rPr>
-        <w:t>O(</w:t>
-      </w:r>
-      <w:proofErr w:type="gramEnd"/>
+        <w:t>O(3n</w:t>
+      </w:r>
       <w:r>
         <w:rPr>
           <w:b/>
           <w:color w:val="FF0000"/>
           <w:sz w:val="28"/>
           <w:szCs w:val="28"/>
-        </w:rPr>
-        <w:t>3n</w:t>
+          <w:vertAlign w:val="superscript"/>
+        </w:rPr>
+        <w:t>2</w:t>
       </w:r>
       <w:r>
         <w:rPr>
@@ -7307,6 +6728,15 @@
           <w:color w:val="FF0000"/>
           <w:sz w:val="28"/>
           <w:szCs w:val="28"/>
+        </w:rPr>
+        <w:t xml:space="preserve"> + 4n) = O(n</w:t>
+      </w:r>
+      <w:r>
+        <w:rPr>
+          <w:b/>
+          <w:color w:val="FF0000"/>
+          <w:sz w:val="28"/>
+          <w:szCs w:val="28"/>
           <w:vertAlign w:val="superscript"/>
         </w:rPr>
         <w:t>2</w:t>
@@ -7318,25 +6748,6 @@
           <w:sz w:val="28"/>
           <w:szCs w:val="28"/>
         </w:rPr>
-        <w:t xml:space="preserve"> + 4n) = O(n</w:t>
-      </w:r>
-      <w:r>
-        <w:rPr>
-          <w:b/>
-          <w:color w:val="FF0000"/>
-          <w:sz w:val="28"/>
-          <w:szCs w:val="28"/>
-          <w:vertAlign w:val="superscript"/>
-        </w:rPr>
-        <w:t>2</w:t>
-      </w:r>
-      <w:r>
-        <w:rPr>
-          <w:b/>
-          <w:color w:val="FF0000"/>
-          <w:sz w:val="28"/>
-          <w:szCs w:val="28"/>
-        </w:rPr>
         <w:t>)</w:t>
       </w:r>
     </w:p>
@@ -7367,23 +6778,7 @@
           <w:sz w:val="28"/>
           <w:szCs w:val="28"/>
         </w:rPr>
-        <w:t xml:space="preserve">4 é executada um número de vezes menor que n em cada iteração de j. Assim, ela consome </w:t>
-      </w:r>
-      <w:proofErr w:type="spellStart"/>
-      <w:r>
-        <w:rPr>
-          <w:sz w:val="28"/>
-          <w:szCs w:val="28"/>
-        </w:rPr>
-        <w:t>nO</w:t>
-      </w:r>
-      <w:proofErr w:type="spellEnd"/>
-      <w:r>
-        <w:rPr>
-          <w:sz w:val="28"/>
-          <w:szCs w:val="28"/>
-        </w:rPr>
-        <w:t>(n).</w:t>
+        <w:t>4 é executada um número de vezes menor que n em cada iteração de j. Assim, ela consome nO(n).</w:t>
       </w:r>
       <w:r>
         <w:rPr>
@@ -7455,21 +6850,12 @@
           <w:szCs w:val="28"/>
         </w:rPr>
       </w:pPr>
-      <w:proofErr w:type="spellStart"/>
-      <w:r>
-        <w:rPr>
-          <w:sz w:val="28"/>
-          <w:szCs w:val="28"/>
-        </w:rPr>
-        <w:t>nO</w:t>
-      </w:r>
-      <w:proofErr w:type="spellEnd"/>
-      <w:r>
-        <w:rPr>
-          <w:sz w:val="28"/>
-          <w:szCs w:val="28"/>
-        </w:rPr>
-        <w:t>(n) = O(n</w:t>
+      <w:r>
+        <w:rPr>
+          <w:sz w:val="28"/>
+          <w:szCs w:val="28"/>
+        </w:rPr>
+        <w:t>nO(n) = O(n</w:t>
       </w:r>
       <w:r>
         <w:rPr>
@@ -7767,25 +7153,7 @@
           <w:sz w:val="28"/>
           <w:szCs w:val="28"/>
         </w:rPr>
-        <w:t xml:space="preserve">T(n) &lt;= </w:t>
-      </w:r>
-      <w:proofErr w:type="spellStart"/>
-      <w:r>
-        <w:rPr>
-          <w:b/>
-          <w:sz w:val="28"/>
-          <w:szCs w:val="28"/>
-        </w:rPr>
-        <w:t>cf</w:t>
-      </w:r>
-      <w:proofErr w:type="spellEnd"/>
-      <w:r>
-        <w:rPr>
-          <w:b/>
-          <w:sz w:val="28"/>
-          <w:szCs w:val="28"/>
-        </w:rPr>
-        <w:t>(n)</w:t>
+        <w:t>T(n) &lt;= cf(n)</w:t>
       </w:r>
       <w:r>
         <w:rPr>
@@ -8308,7 +7676,6 @@
         </w:rPr>
         <w:t xml:space="preserve"> + c</w:t>
       </w:r>
-      <w:proofErr w:type="gramStart"/>
       <w:r>
         <w:rPr>
           <w:sz w:val="28"/>
@@ -8322,15 +7689,7 @@
           <w:sz w:val="28"/>
           <w:szCs w:val="28"/>
         </w:rPr>
-        <w:t>)/</w:t>
-      </w:r>
-      <w:proofErr w:type="gramEnd"/>
-      <w:r>
-        <w:rPr>
-          <w:sz w:val="28"/>
-          <w:szCs w:val="28"/>
-        </w:rPr>
-        <w:t xml:space="preserve">2 =&gt; </w:t>
+        <w:t xml:space="preserve">)/2 =&gt; </w:t>
       </w:r>
       <w:r>
         <w:rPr>
@@ -8357,7 +7716,6 @@
         </w:rPr>
         <w:t xml:space="preserve"> + c</w:t>
       </w:r>
-      <w:proofErr w:type="gramStart"/>
       <w:r>
         <w:rPr>
           <w:b/>
@@ -8373,16 +7731,7 @@
           <w:sz w:val="28"/>
           <w:szCs w:val="28"/>
         </w:rPr>
-        <w:t>)/</w:t>
-      </w:r>
-      <w:proofErr w:type="gramEnd"/>
-      <w:r>
-        <w:rPr>
-          <w:b/>
-          <w:sz w:val="28"/>
-          <w:szCs w:val="28"/>
-        </w:rPr>
-        <w:t>2 e n</w:t>
+        <w:t>)/2 e n</w:t>
       </w:r>
       <w:r>
         <w:rPr>
@@ -8399,35 +7748,7 @@
           <w:sz w:val="28"/>
           <w:szCs w:val="28"/>
         </w:rPr>
-        <w:t xml:space="preserve">= </w:t>
-      </w:r>
-      <w:proofErr w:type="spellStart"/>
-      <w:proofErr w:type="gramStart"/>
-      <w:r>
-        <w:rPr>
-          <w:b/>
-          <w:sz w:val="28"/>
-          <w:szCs w:val="28"/>
-        </w:rPr>
-        <w:t>max</w:t>
-      </w:r>
-      <w:proofErr w:type="spellEnd"/>
-      <w:r>
-        <w:rPr>
-          <w:b/>
-          <w:sz w:val="28"/>
-          <w:szCs w:val="28"/>
-        </w:rPr>
-        <w:t>{</w:t>
-      </w:r>
-      <w:proofErr w:type="gramEnd"/>
-      <w:r>
-        <w:rPr>
-          <w:b/>
-          <w:sz w:val="28"/>
-          <w:szCs w:val="28"/>
-        </w:rPr>
-        <w:t>n</w:t>
+        <w:t>= max{n</w:t>
       </w:r>
       <w:r>
         <w:rPr>
@@ -8503,7 +7824,6 @@
         </w:rPr>
         <w:t>Ω (</w:t>
       </w:r>
-      <w:proofErr w:type="spellStart"/>
       <w:r>
         <w:rPr>
           <w:rFonts w:ascii="Arial" w:hAnsi="Arial" w:cs="Arial"/>
@@ -8513,7 +7833,6 @@
         </w:rPr>
         <w:t>Omega</w:t>
       </w:r>
-      <w:proofErr w:type="spellEnd"/>
       <w:r>
         <w:rPr>
           <w:rFonts w:ascii="Arial" w:hAnsi="Arial" w:cs="Arial"/>
@@ -8626,27 +7945,7 @@
           <w:sz w:val="28"/>
           <w:szCs w:val="28"/>
         </w:rPr>
-        <w:t xml:space="preserve">= </w:t>
-      </w:r>
-      <w:proofErr w:type="spellStart"/>
-      <w:r>
-        <w:rPr>
-          <w:b/>
-          <w:color w:val="FF0000"/>
-          <w:sz w:val="28"/>
-          <w:szCs w:val="28"/>
-        </w:rPr>
-        <w:t>cf</w:t>
-      </w:r>
-      <w:proofErr w:type="spellEnd"/>
-      <w:r>
-        <w:rPr>
-          <w:b/>
-          <w:color w:val="FF0000"/>
-          <w:sz w:val="28"/>
-          <w:szCs w:val="28"/>
-        </w:rPr>
-        <w:t>(n)</w:t>
+        <w:t>= cf(n)</w:t>
       </w:r>
       <w:r>
         <w:rPr>
@@ -9355,23 +8654,13 @@
         </w:rPr>
         <w:t xml:space="preserve">Demonstrar que </w:t>
       </w:r>
-      <w:proofErr w:type="spellStart"/>
-      <w:r>
-        <w:rPr>
-          <w:b/>
-          <w:sz w:val="28"/>
-          <w:szCs w:val="28"/>
-        </w:rPr>
-        <w:t>nlogn</w:t>
-      </w:r>
-      <w:proofErr w:type="spellEnd"/>
-      <w:r>
-        <w:rPr>
-          <w:b/>
-          <w:sz w:val="28"/>
-          <w:szCs w:val="28"/>
-        </w:rPr>
-        <w:t xml:space="preserve"> é Ω(n)</w:t>
+      <w:r>
+        <w:rPr>
+          <w:b/>
+          <w:sz w:val="28"/>
+          <w:szCs w:val="28"/>
+        </w:rPr>
+        <w:t>nlogn é Ω(n)</w:t>
       </w:r>
     </w:p>
     <w:p>
@@ -9400,23 +8689,13 @@
         </w:rPr>
         <w:t xml:space="preserve">Prova: </w:t>
       </w:r>
-      <w:proofErr w:type="spellStart"/>
-      <w:r>
-        <w:rPr>
-          <w:b/>
-          <w:sz w:val="28"/>
-          <w:szCs w:val="28"/>
-        </w:rPr>
-        <w:t>logn</w:t>
-      </w:r>
-      <w:proofErr w:type="spellEnd"/>
-      <w:r>
-        <w:rPr>
-          <w:b/>
-          <w:sz w:val="28"/>
-          <w:szCs w:val="28"/>
-        </w:rPr>
-        <w:t xml:space="preserve"> &gt;= 1</w:t>
+      <w:r>
+        <w:rPr>
+          <w:b/>
+          <w:sz w:val="28"/>
+          <w:szCs w:val="28"/>
+        </w:rPr>
+        <w:t>logn &gt;= 1</w:t>
       </w:r>
       <w:r>
         <w:rPr>
@@ -9445,23 +8724,7 @@
           <w:sz w:val="28"/>
           <w:szCs w:val="28"/>
         </w:rPr>
-        <w:t xml:space="preserve"> portanto </w:t>
-      </w:r>
-      <w:proofErr w:type="spellStart"/>
-      <w:r>
-        <w:rPr>
-          <w:sz w:val="28"/>
-          <w:szCs w:val="28"/>
-        </w:rPr>
-        <w:t>nlog</w:t>
-      </w:r>
-      <w:proofErr w:type="spellEnd"/>
-      <w:r>
-        <w:rPr>
-          <w:sz w:val="28"/>
-          <w:szCs w:val="28"/>
-        </w:rPr>
-        <w:t xml:space="preserve"> n &gt;= n =&gt; </w:t>
+        <w:t xml:space="preserve"> portanto nlog n &gt;= n =&gt; </w:t>
       </w:r>
       <w:r>
         <w:rPr>
@@ -10166,32 +9429,15 @@
           <w:sz w:val="28"/>
           <w:szCs w:val="28"/>
         </w:rPr>
-        <w:t xml:space="preserve"> – 2 </w:t>
-      </w:r>
-      <w:proofErr w:type="gramStart"/>
-      <w:r>
-        <w:rPr>
-          <w:sz w:val="28"/>
-          <w:szCs w:val="28"/>
-        </w:rPr>
-        <w:t xml:space="preserve">é  </w:t>
-      </w:r>
-      <w:r>
-        <w:rPr>
-          <w:b/>
-          <w:sz w:val="28"/>
-          <w:szCs w:val="28"/>
-        </w:rPr>
-        <w:t>Ω</w:t>
-      </w:r>
-      <w:proofErr w:type="gramEnd"/>
-      <w:r>
-        <w:rPr>
-          <w:b/>
-          <w:sz w:val="28"/>
-          <w:szCs w:val="28"/>
-        </w:rPr>
-        <w:t>(n</w:t>
+        <w:t xml:space="preserve"> – 2 é  </w:t>
+      </w:r>
+      <w:r>
+        <w:rPr>
+          <w:b/>
+          <w:sz w:val="28"/>
+          <w:szCs w:val="28"/>
+        </w:rPr>
+        <w:t>Ω(n</w:t>
       </w:r>
       <w:r>
         <w:rPr>
@@ -10568,35 +9814,7 @@
           <w:sz w:val="28"/>
           <w:szCs w:val="28"/>
         </w:rPr>
-        <w:t xml:space="preserve"> = </w:t>
-      </w:r>
-      <w:proofErr w:type="spellStart"/>
-      <w:proofErr w:type="gramStart"/>
-      <w:r>
-        <w:rPr>
-          <w:b/>
-          <w:sz w:val="28"/>
-          <w:szCs w:val="28"/>
-        </w:rPr>
-        <w:t>max</w:t>
-      </w:r>
-      <w:proofErr w:type="spellEnd"/>
-      <w:r>
-        <w:rPr>
-          <w:b/>
-          <w:sz w:val="28"/>
-          <w:szCs w:val="28"/>
-        </w:rPr>
-        <w:t>{</w:t>
-      </w:r>
-      <w:proofErr w:type="gramEnd"/>
-      <w:r>
-        <w:rPr>
-          <w:b/>
-          <w:sz w:val="28"/>
-          <w:szCs w:val="28"/>
-        </w:rPr>
-        <w:t>n</w:t>
+        <w:t xml:space="preserve"> = max{n</w:t>
       </w:r>
       <w:r>
         <w:rPr>
@@ -10718,7 +9936,1043 @@
           <w:szCs w:val="28"/>
         </w:rPr>
       </w:pPr>
-      <w:proofErr w:type="gramStart"/>
+      <w:r>
+        <w:rPr>
+          <w:sz w:val="28"/>
+          <w:szCs w:val="28"/>
+        </w:rPr>
+        <w:t xml:space="preserve">Θ(1)  </w:t>
+      </w:r>
+      <w:r>
+        <w:rPr>
+          <w:sz w:val="28"/>
+          <w:szCs w:val="28"/>
+        </w:rPr>
+        <w:tab/>
+      </w:r>
+      <w:r>
+        <w:rPr>
+          <w:sz w:val="28"/>
+          <w:szCs w:val="28"/>
+        </w:rPr>
+        <w:tab/>
+      </w:r>
+      <w:r>
+        <w:rPr>
+          <w:sz w:val="28"/>
+          <w:szCs w:val="28"/>
+        </w:rPr>
+        <w:t>constante</w:t>
+      </w:r>
+    </w:p>
+    <w:p>
+      <w:pPr>
+        <w:spacing w:after="0" w:line="240" w:lineRule="auto"/>
+        <w:jc w:val="both"/>
+        <w:rPr>
+          <w:sz w:val="28"/>
+          <w:szCs w:val="28"/>
+        </w:rPr>
+      </w:pPr>
+      <w:r>
+        <w:rPr>
+          <w:sz w:val="28"/>
+          <w:szCs w:val="28"/>
+        </w:rPr>
+        <w:t>Θ(lg n)</w:t>
+      </w:r>
+      <w:r>
+        <w:rPr>
+          <w:sz w:val="28"/>
+          <w:szCs w:val="28"/>
+        </w:rPr>
+        <w:tab/>
+      </w:r>
+      <w:r>
+        <w:rPr>
+          <w:sz w:val="28"/>
+          <w:szCs w:val="28"/>
+        </w:rPr>
+        <w:t>logarítmica</w:t>
+      </w:r>
+    </w:p>
+    <w:p>
+      <w:pPr>
+        <w:spacing w:after="0" w:line="240" w:lineRule="auto"/>
+        <w:jc w:val="both"/>
+        <w:rPr>
+          <w:sz w:val="28"/>
+          <w:szCs w:val="28"/>
+        </w:rPr>
+      </w:pPr>
+      <w:r>
+        <w:rPr>
+          <w:sz w:val="28"/>
+          <w:szCs w:val="28"/>
+        </w:rPr>
+        <w:t xml:space="preserve">Θ(n)  </w:t>
+      </w:r>
+      <w:r>
+        <w:rPr>
+          <w:sz w:val="28"/>
+          <w:szCs w:val="28"/>
+        </w:rPr>
+        <w:tab/>
+      </w:r>
+      <w:r>
+        <w:rPr>
+          <w:sz w:val="28"/>
+          <w:szCs w:val="28"/>
+        </w:rPr>
+        <w:tab/>
+      </w:r>
+      <w:r>
+        <w:rPr>
+          <w:sz w:val="28"/>
+          <w:szCs w:val="28"/>
+        </w:rPr>
+        <w:t>linear</w:t>
+      </w:r>
+    </w:p>
+    <w:p>
+      <w:pPr>
+        <w:spacing w:after="0" w:line="240" w:lineRule="auto"/>
+        <w:jc w:val="both"/>
+        <w:rPr>
+          <w:sz w:val="28"/>
+          <w:szCs w:val="28"/>
+        </w:rPr>
+      </w:pPr>
+      <w:r>
+        <w:rPr>
+          <w:sz w:val="28"/>
+          <w:szCs w:val="28"/>
+        </w:rPr>
+        <w:t xml:space="preserve">Θ(nlgn)  </w:t>
+      </w:r>
+      <w:r>
+        <w:rPr>
+          <w:sz w:val="28"/>
+          <w:szCs w:val="28"/>
+        </w:rPr>
+        <w:tab/>
+      </w:r>
+      <w:r>
+        <w:rPr>
+          <w:sz w:val="28"/>
+          <w:szCs w:val="28"/>
+        </w:rPr>
+        <w:t>n log n</w:t>
+      </w:r>
+    </w:p>
+    <w:p>
+      <w:pPr>
+        <w:spacing w:after="0" w:line="240" w:lineRule="auto"/>
+        <w:jc w:val="both"/>
+        <w:rPr>
+          <w:sz w:val="28"/>
+          <w:szCs w:val="28"/>
+        </w:rPr>
+      </w:pPr>
+      <w:r>
+        <w:rPr>
+          <w:sz w:val="28"/>
+          <w:szCs w:val="28"/>
+        </w:rPr>
+        <w:t>Θ(n</w:t>
+      </w:r>
+      <w:r>
+        <w:rPr>
+          <w:sz w:val="28"/>
+          <w:szCs w:val="28"/>
+          <w:vertAlign w:val="superscript"/>
+        </w:rPr>
+        <w:t>2</w:t>
+      </w:r>
+      <w:r>
+        <w:rPr>
+          <w:sz w:val="28"/>
+          <w:szCs w:val="28"/>
+        </w:rPr>
+        <w:t xml:space="preserve">)  </w:t>
+      </w:r>
+      <w:r>
+        <w:rPr>
+          <w:sz w:val="28"/>
+          <w:szCs w:val="28"/>
+        </w:rPr>
+        <w:tab/>
+      </w:r>
+      <w:r>
+        <w:rPr>
+          <w:sz w:val="28"/>
+          <w:szCs w:val="28"/>
+        </w:rPr>
+        <w:t>quadrática</w:t>
+      </w:r>
+    </w:p>
+    <w:p>
+      <w:pPr>
+        <w:spacing w:after="0" w:line="240" w:lineRule="auto"/>
+        <w:jc w:val="both"/>
+        <w:rPr>
+          <w:sz w:val="28"/>
+          <w:szCs w:val="28"/>
+        </w:rPr>
+      </w:pPr>
+      <w:r>
+        <w:rPr>
+          <w:sz w:val="28"/>
+          <w:szCs w:val="28"/>
+        </w:rPr>
+        <w:t>Θ(n</w:t>
+      </w:r>
+      <w:r>
+        <w:rPr>
+          <w:sz w:val="28"/>
+          <w:szCs w:val="28"/>
+          <w:vertAlign w:val="superscript"/>
+        </w:rPr>
+        <w:t>3</w:t>
+      </w:r>
+      <w:r>
+        <w:rPr>
+          <w:sz w:val="28"/>
+          <w:szCs w:val="28"/>
+        </w:rPr>
+        <w:t xml:space="preserve">)  </w:t>
+      </w:r>
+      <w:r>
+        <w:rPr>
+          <w:sz w:val="28"/>
+          <w:szCs w:val="28"/>
+        </w:rPr>
+        <w:tab/>
+      </w:r>
+      <w:r>
+        <w:rPr>
+          <w:sz w:val="28"/>
+          <w:szCs w:val="28"/>
+        </w:rPr>
+        <w:t>cúbica</w:t>
+      </w:r>
+    </w:p>
+    <w:p>
+      <w:pPr>
+        <w:spacing w:after="0" w:line="240" w:lineRule="auto"/>
+        <w:jc w:val="both"/>
+        <w:rPr>
+          <w:sz w:val="28"/>
+          <w:szCs w:val="28"/>
+        </w:rPr>
+      </w:pPr>
+      <w:r>
+        <w:rPr>
+          <w:sz w:val="28"/>
+          <w:szCs w:val="28"/>
+        </w:rPr>
+        <w:t>Θ(n</w:t>
+      </w:r>
+      <w:r>
+        <w:rPr>
+          <w:sz w:val="28"/>
+          <w:szCs w:val="28"/>
+          <w:vertAlign w:val="superscript"/>
+        </w:rPr>
+        <w:t>k</w:t>
+      </w:r>
+      <w:r>
+        <w:rPr>
+          <w:sz w:val="28"/>
+          <w:szCs w:val="28"/>
+        </w:rPr>
+        <w:t>) com k &gt;= 1 é polinomial</w:t>
+      </w:r>
+    </w:p>
+    <w:p>
+      <w:pPr>
+        <w:spacing w:after="0" w:line="240" w:lineRule="auto"/>
+        <w:jc w:val="both"/>
+        <w:rPr>
+          <w:sz w:val="28"/>
+          <w:szCs w:val="28"/>
+        </w:rPr>
+      </w:pPr>
+      <w:r>
+        <w:rPr>
+          <w:sz w:val="28"/>
+          <w:szCs w:val="28"/>
+        </w:rPr>
+        <w:t>Θ(2</w:t>
+      </w:r>
+      <w:r>
+        <w:rPr>
+          <w:sz w:val="28"/>
+          <w:szCs w:val="28"/>
+          <w:vertAlign w:val="superscript"/>
+        </w:rPr>
+        <w:t>n</w:t>
+      </w:r>
+      <w:r>
+        <w:rPr>
+          <w:sz w:val="28"/>
+          <w:szCs w:val="28"/>
+        </w:rPr>
+        <w:t xml:space="preserve">)  </w:t>
+      </w:r>
+      <w:r>
+        <w:rPr>
+          <w:sz w:val="28"/>
+          <w:szCs w:val="28"/>
+        </w:rPr>
+        <w:tab/>
+      </w:r>
+      <w:r>
+        <w:rPr>
+          <w:sz w:val="28"/>
+          <w:szCs w:val="28"/>
+        </w:rPr>
+        <w:tab/>
+      </w:r>
+      <w:r>
+        <w:rPr>
+          <w:sz w:val="28"/>
+          <w:szCs w:val="28"/>
+        </w:rPr>
+        <w:t>exponencial</w:t>
+      </w:r>
+    </w:p>
+    <w:p>
+      <w:pPr>
+        <w:spacing w:after="0" w:line="240" w:lineRule="auto"/>
+        <w:jc w:val="both"/>
+        <w:rPr>
+          <w:sz w:val="28"/>
+          <w:szCs w:val="28"/>
+        </w:rPr>
+      </w:pPr>
+      <w:r>
+        <w:rPr>
+          <w:sz w:val="28"/>
+          <w:szCs w:val="28"/>
+        </w:rPr>
+        <w:t>Θ(a</w:t>
+      </w:r>
+      <w:r>
+        <w:rPr>
+          <w:sz w:val="28"/>
+          <w:szCs w:val="28"/>
+          <w:vertAlign w:val="superscript"/>
+        </w:rPr>
+        <w:t>n</w:t>
+      </w:r>
+      <w:r>
+        <w:rPr>
+          <w:sz w:val="28"/>
+          <w:szCs w:val="28"/>
+        </w:rPr>
+        <w:t xml:space="preserve">)  </w:t>
+      </w:r>
+      <w:r>
+        <w:rPr>
+          <w:sz w:val="28"/>
+          <w:szCs w:val="28"/>
+        </w:rPr>
+        <w:tab/>
+      </w:r>
+      <w:r>
+        <w:rPr>
+          <w:sz w:val="28"/>
+          <w:szCs w:val="28"/>
+        </w:rPr>
+        <w:tab/>
+      </w:r>
+      <w:r>
+        <w:rPr>
+          <w:sz w:val="28"/>
+          <w:szCs w:val="28"/>
+        </w:rPr>
+        <w:t>exponencial</w:t>
+      </w:r>
+    </w:p>
+    <w:p>
+      <w:pPr>
+        <w:spacing w:after="0" w:line="240" w:lineRule="auto"/>
+        <w:jc w:val="both"/>
+        <w:rPr>
+          <w:sz w:val="28"/>
+          <w:szCs w:val="28"/>
+        </w:rPr>
+      </w:pPr>
+    </w:p>
+    <w:p>
+      <w:pPr>
+        <w:spacing w:after="0" w:line="240" w:lineRule="auto"/>
+        <w:jc w:val="both"/>
+        <w:rPr>
+          <w:sz w:val="28"/>
+          <w:szCs w:val="28"/>
+        </w:rPr>
+      </w:pPr>
+      <w:r>
+        <w:rPr>
+          <w:sz w:val="28"/>
+          <w:szCs w:val="28"/>
+        </w:rPr>
+        <w:t xml:space="preserve">Θ(1) </w:t>
+      </w:r>
+      <w:r>
+        <w:rPr>
+          <w:sz w:val="28"/>
+          <w:szCs w:val="28"/>
+        </w:rPr>
+        <w:tab/>
+      </w:r>
+      <w:r>
+        <w:rPr>
+          <w:b/>
+          <w:sz w:val="28"/>
+          <w:szCs w:val="28"/>
+        </w:rPr>
+        <w:t>constante</w:t>
+      </w:r>
+      <w:r>
+        <w:rPr>
+          <w:sz w:val="28"/>
+          <w:szCs w:val="28"/>
+        </w:rPr>
+        <w:t>, são algoritmos muito rápido</w:t>
+      </w:r>
+      <w:r>
+        <w:rPr>
+          <w:sz w:val="28"/>
+          <w:szCs w:val="28"/>
+        </w:rPr>
+        <w:t xml:space="preserve">, não depende do tamanho de entrada, </w:t>
+      </w:r>
+      <w:r>
+        <w:rPr>
+          <w:sz w:val="28"/>
+          <w:szCs w:val="28"/>
+        </w:rPr>
+        <w:t>realiza operações</w:t>
+      </w:r>
+      <w:r>
+        <w:rPr>
+          <w:sz w:val="28"/>
+          <w:szCs w:val="28"/>
+        </w:rPr>
+        <w:t xml:space="preserve"> simples</w:t>
+      </w:r>
+      <w:r>
+        <w:rPr>
+          <w:sz w:val="28"/>
+          <w:szCs w:val="28"/>
+        </w:rPr>
+        <w:t>;</w:t>
+      </w:r>
+    </w:p>
+    <w:p>
+      <w:pPr>
+        <w:spacing w:after="0" w:line="240" w:lineRule="auto"/>
+        <w:jc w:val="both"/>
+        <w:rPr>
+          <w:sz w:val="28"/>
+          <w:szCs w:val="28"/>
+        </w:rPr>
+      </w:pPr>
+    </w:p>
+    <w:p>
+      <w:pPr>
+        <w:spacing w:after="0" w:line="240" w:lineRule="auto"/>
+        <w:jc w:val="both"/>
+        <w:rPr>
+          <w:sz w:val="28"/>
+          <w:szCs w:val="28"/>
+        </w:rPr>
+      </w:pPr>
+      <w:r>
+        <w:rPr>
+          <w:sz w:val="28"/>
+          <w:szCs w:val="28"/>
+        </w:rPr>
+        <w:t xml:space="preserve">Θ(lg n) </w:t>
+      </w:r>
+      <w:r>
+        <w:rPr>
+          <w:sz w:val="28"/>
+          <w:szCs w:val="28"/>
+        </w:rPr>
+        <w:tab/>
+      </w:r>
+      <w:r>
+        <w:rPr>
+          <w:b/>
+          <w:sz w:val="28"/>
+          <w:szCs w:val="28"/>
+        </w:rPr>
+        <w:t>logarítmica</w:t>
+      </w:r>
+      <w:r>
+        <w:rPr>
+          <w:sz w:val="28"/>
+          <w:szCs w:val="28"/>
+        </w:rPr>
+        <w:t xml:space="preserve">, são algoritmos </w:t>
+      </w:r>
+      <w:r>
+        <w:rPr>
+          <w:sz w:val="28"/>
+          <w:szCs w:val="28"/>
+        </w:rPr>
+        <w:t xml:space="preserve">considerados </w:t>
+      </w:r>
+      <w:r>
+        <w:rPr>
+          <w:sz w:val="28"/>
+          <w:szCs w:val="28"/>
+        </w:rPr>
+        <w:t xml:space="preserve">muito rápido, exemplo de algoritmos, </w:t>
+      </w:r>
+      <w:r>
+        <w:rPr>
+          <w:sz w:val="28"/>
+          <w:szCs w:val="28"/>
+        </w:rPr>
+        <w:t>busca binária;</w:t>
+      </w:r>
+    </w:p>
+    <w:p>
+      <w:pPr>
+        <w:spacing w:after="0" w:line="240" w:lineRule="auto"/>
+        <w:jc w:val="both"/>
+        <w:rPr>
+          <w:sz w:val="28"/>
+          <w:szCs w:val="28"/>
+        </w:rPr>
+      </w:pPr>
+    </w:p>
+    <w:p>
+      <w:pPr>
+        <w:spacing w:after="0" w:line="240" w:lineRule="auto"/>
+        <w:jc w:val="both"/>
+        <w:rPr>
+          <w:sz w:val="28"/>
+          <w:szCs w:val="28"/>
+        </w:rPr>
+      </w:pPr>
+      <w:r>
+        <w:rPr>
+          <w:sz w:val="28"/>
+          <w:szCs w:val="28"/>
+        </w:rPr>
+        <w:t>Θ</w:t>
+      </w:r>
+      <w:r>
+        <w:rPr>
+          <w:sz w:val="28"/>
+          <w:szCs w:val="28"/>
+        </w:rPr>
+        <w:t xml:space="preserve">(n) </w:t>
+      </w:r>
+      <w:r>
+        <w:rPr>
+          <w:sz w:val="28"/>
+          <w:szCs w:val="28"/>
+        </w:rPr>
+        <w:tab/>
+      </w:r>
+      <w:r>
+        <w:rPr>
+          <w:b/>
+          <w:sz w:val="28"/>
+          <w:szCs w:val="28"/>
+        </w:rPr>
+        <w:t>linear</w:t>
+      </w:r>
+      <w:r>
+        <w:rPr>
+          <w:sz w:val="28"/>
+          <w:szCs w:val="28"/>
+        </w:rPr>
+        <w:t>,</w:t>
+      </w:r>
+      <w:r>
+        <w:rPr>
+          <w:sz w:val="28"/>
+          <w:szCs w:val="28"/>
+        </w:rPr>
+        <w:t xml:space="preserve"> n multiplicado por 10, tempo multiplicado por 10 algoritmos considerados muito rápidos</w:t>
+      </w:r>
+      <w:r>
+        <w:rPr>
+          <w:sz w:val="28"/>
+          <w:szCs w:val="28"/>
+        </w:rPr>
+        <w:t>;</w:t>
+      </w:r>
+    </w:p>
+    <w:p>
+      <w:pPr>
+        <w:spacing w:after="0" w:line="240" w:lineRule="auto"/>
+        <w:jc w:val="both"/>
+        <w:rPr>
+          <w:sz w:val="28"/>
+          <w:szCs w:val="28"/>
+        </w:rPr>
+      </w:pPr>
+    </w:p>
+    <w:p>
+      <w:pPr>
+        <w:spacing w:after="0" w:line="240" w:lineRule="auto"/>
+        <w:jc w:val="both"/>
+        <w:rPr>
+          <w:sz w:val="28"/>
+          <w:szCs w:val="28"/>
+        </w:rPr>
+      </w:pPr>
+      <w:r>
+        <w:rPr>
+          <w:sz w:val="28"/>
+          <w:szCs w:val="28"/>
+        </w:rPr>
+        <w:t>Θ(n lg n)</w:t>
+      </w:r>
+      <w:r>
+        <w:rPr>
+          <w:sz w:val="28"/>
+          <w:szCs w:val="28"/>
+        </w:rPr>
+        <w:t xml:space="preserve"> </w:t>
+      </w:r>
+      <w:r>
+        <w:rPr>
+          <w:sz w:val="28"/>
+          <w:szCs w:val="28"/>
+        </w:rPr>
+        <w:tab/>
+      </w:r>
+      <w:r>
+        <w:rPr>
+          <w:sz w:val="28"/>
+          <w:szCs w:val="28"/>
+        </w:rPr>
+        <w:t>n log n</w:t>
+      </w:r>
+      <w:r>
+        <w:rPr>
+          <w:sz w:val="28"/>
+          <w:szCs w:val="28"/>
+        </w:rPr>
+        <w:t>,</w:t>
+      </w:r>
+      <w:r>
+        <w:rPr>
+          <w:sz w:val="28"/>
+          <w:szCs w:val="28"/>
+        </w:rPr>
+        <w:t xml:space="preserve"> com constantes razoáveis, algoritmos considerados bem eficientes</w:t>
+      </w:r>
+      <w:r>
+        <w:rPr>
+          <w:sz w:val="28"/>
+          <w:szCs w:val="28"/>
+        </w:rPr>
+        <w:t>, exemplos, são os algoritmos de ordenação</w:t>
+      </w:r>
+      <w:r>
+        <w:rPr>
+          <w:sz w:val="28"/>
+          <w:szCs w:val="28"/>
+        </w:rPr>
+        <w:t>;</w:t>
+      </w:r>
+    </w:p>
+    <w:p>
+      <w:pPr>
+        <w:spacing w:after="0" w:line="240" w:lineRule="auto"/>
+        <w:jc w:val="both"/>
+        <w:rPr>
+          <w:sz w:val="28"/>
+          <w:szCs w:val="28"/>
+        </w:rPr>
+      </w:pPr>
+    </w:p>
+    <w:p>
+      <w:pPr>
+        <w:spacing w:after="0" w:line="240" w:lineRule="auto"/>
+        <w:jc w:val="both"/>
+        <w:rPr>
+          <w:sz w:val="28"/>
+          <w:szCs w:val="28"/>
+        </w:rPr>
+      </w:pPr>
+      <w:r>
+        <w:rPr>
+          <w:sz w:val="28"/>
+          <w:szCs w:val="28"/>
+        </w:rPr>
+        <w:t>Θ(n</w:t>
+      </w:r>
+      <w:r>
+        <w:rPr>
+          <w:sz w:val="28"/>
+          <w:szCs w:val="28"/>
+          <w:vertAlign w:val="superscript"/>
+        </w:rPr>
+        <w:t>2</w:t>
+      </w:r>
+      <w:r>
+        <w:rPr>
+          <w:sz w:val="28"/>
+          <w:szCs w:val="28"/>
+        </w:rPr>
+        <w:t xml:space="preserve">) </w:t>
+      </w:r>
+      <w:r>
+        <w:rPr>
+          <w:sz w:val="28"/>
+          <w:szCs w:val="28"/>
+        </w:rPr>
+        <w:tab/>
+      </w:r>
+      <w:r>
+        <w:rPr>
+          <w:b/>
+          <w:sz w:val="28"/>
+          <w:szCs w:val="28"/>
+        </w:rPr>
+        <w:t>quadrátic</w:t>
+      </w:r>
+      <w:r>
+        <w:rPr>
+          <w:b/>
+          <w:sz w:val="28"/>
+          <w:szCs w:val="28"/>
+        </w:rPr>
+        <w:t>o</w:t>
+      </w:r>
+      <w:r>
+        <w:rPr>
+          <w:sz w:val="28"/>
+          <w:szCs w:val="28"/>
+        </w:rPr>
+        <w:t>,</w:t>
+      </w:r>
+      <w:r>
+        <w:rPr>
+          <w:sz w:val="28"/>
+          <w:szCs w:val="28"/>
+        </w:rPr>
+        <w:t xml:space="preserve"> n multiplicado por 10, tempo multiplicado por 100, algumas vezes podem ser satisfatórios</w:t>
+      </w:r>
+      <w:r>
+        <w:rPr>
+          <w:sz w:val="28"/>
+          <w:szCs w:val="28"/>
+        </w:rPr>
+        <w:t>;</w:t>
+      </w:r>
+    </w:p>
+    <w:p>
+      <w:pPr>
+        <w:spacing w:after="0" w:line="240" w:lineRule="auto"/>
+        <w:jc w:val="both"/>
+        <w:rPr>
+          <w:sz w:val="28"/>
+          <w:szCs w:val="28"/>
+        </w:rPr>
+      </w:pPr>
+    </w:p>
+    <w:p>
+      <w:pPr>
+        <w:spacing w:after="0" w:line="240" w:lineRule="auto"/>
+        <w:jc w:val="both"/>
+        <w:rPr>
+          <w:sz w:val="28"/>
+          <w:szCs w:val="28"/>
+        </w:rPr>
+      </w:pPr>
+      <w:r>
+        <w:rPr>
+          <w:sz w:val="28"/>
+          <w:szCs w:val="28"/>
+        </w:rPr>
+        <w:t>Θ(n</w:t>
+      </w:r>
+      <w:r>
+        <w:rPr>
+          <w:sz w:val="28"/>
+          <w:szCs w:val="28"/>
+          <w:vertAlign w:val="superscript"/>
+        </w:rPr>
+        <w:t>3</w:t>
+      </w:r>
+      <w:r>
+        <w:rPr>
+          <w:sz w:val="28"/>
+          <w:szCs w:val="28"/>
+        </w:rPr>
+        <w:t xml:space="preserve">) </w:t>
+      </w:r>
+      <w:r>
+        <w:rPr>
+          <w:sz w:val="28"/>
+          <w:szCs w:val="28"/>
+        </w:rPr>
+        <w:tab/>
+      </w:r>
+      <w:r>
+        <w:rPr>
+          <w:b/>
+          <w:sz w:val="28"/>
+          <w:szCs w:val="28"/>
+        </w:rPr>
+        <w:t>cúbica</w:t>
+      </w:r>
+      <w:r>
+        <w:rPr>
+          <w:sz w:val="28"/>
+          <w:szCs w:val="28"/>
+        </w:rPr>
+        <w:t>,</w:t>
+      </w:r>
+      <w:r>
+        <w:rPr>
+          <w:sz w:val="28"/>
+          <w:szCs w:val="28"/>
+        </w:rPr>
+        <w:t xml:space="preserve"> =&gt; n multiplicado por 10, tempo multiplicado por 1000, algumas vezes podem ser satisfatórios, exemplos, são algoritmos </w:t>
+      </w:r>
+      <w:r>
+        <w:rPr>
+          <w:sz w:val="28"/>
+          <w:szCs w:val="28"/>
+        </w:rPr>
+        <w:t>que realizam multiplicação de</w:t>
+      </w:r>
+      <w:r>
+        <w:rPr>
+          <w:sz w:val="28"/>
+          <w:szCs w:val="28"/>
+        </w:rPr>
+        <w:t xml:space="preserve"> matrizes</w:t>
+      </w:r>
+      <w:r>
+        <w:rPr>
+          <w:sz w:val="28"/>
+          <w:szCs w:val="28"/>
+        </w:rPr>
+        <w:t>;</w:t>
+      </w:r>
+    </w:p>
+    <w:p>
+      <w:pPr>
+        <w:spacing w:after="0" w:line="240" w:lineRule="auto"/>
+        <w:jc w:val="both"/>
+        <w:rPr>
+          <w:sz w:val="28"/>
+          <w:szCs w:val="28"/>
+        </w:rPr>
+      </w:pPr>
+    </w:p>
+    <w:p>
+      <w:pPr>
+        <w:spacing w:after="0" w:line="240" w:lineRule="auto"/>
+        <w:jc w:val="both"/>
+        <w:rPr>
+          <w:sz w:val="28"/>
+          <w:szCs w:val="28"/>
+        </w:rPr>
+      </w:pPr>
+      <w:r>
+        <w:rPr>
+          <w:sz w:val="28"/>
+          <w:szCs w:val="28"/>
+        </w:rPr>
+        <w:t>Θ(n</w:t>
+      </w:r>
+      <w:r>
+        <w:rPr>
+          <w:sz w:val="28"/>
+          <w:szCs w:val="28"/>
+          <w:vertAlign w:val="superscript"/>
+        </w:rPr>
+        <w:t>k</w:t>
+      </w:r>
+      <w:r>
+        <w:rPr>
+          <w:sz w:val="28"/>
+          <w:szCs w:val="28"/>
+        </w:rPr>
+        <w:t xml:space="preserve">) </w:t>
+      </w:r>
+      <w:r>
+        <w:rPr>
+          <w:sz w:val="28"/>
+          <w:szCs w:val="28"/>
+        </w:rPr>
+        <w:tab/>
+      </w:r>
+      <w:r>
+        <w:rPr>
+          <w:b/>
+          <w:sz w:val="28"/>
+          <w:szCs w:val="28"/>
+        </w:rPr>
+        <w:t>polinomial</w:t>
+      </w:r>
+      <w:r>
+        <w:rPr>
+          <w:sz w:val="28"/>
+          <w:szCs w:val="28"/>
+        </w:rPr>
+        <w:t>, com k &gt;= 1 exemplos</w:t>
+      </w:r>
+      <w:r>
+        <w:rPr>
+          <w:sz w:val="28"/>
+          <w:szCs w:val="28"/>
+        </w:rPr>
+        <w:t>: Θ(n), Θ(n</w:t>
+      </w:r>
+      <w:r>
+        <w:rPr>
+          <w:sz w:val="28"/>
+          <w:szCs w:val="28"/>
+          <w:vertAlign w:val="superscript"/>
+        </w:rPr>
+        <w:t>2</w:t>
+      </w:r>
+      <w:r>
+        <w:rPr>
+          <w:sz w:val="28"/>
+          <w:szCs w:val="28"/>
+        </w:rPr>
+        <w:t>), Θ(n</w:t>
+      </w:r>
+      <w:r>
+        <w:rPr>
+          <w:sz w:val="28"/>
+          <w:szCs w:val="28"/>
+          <w:vertAlign w:val="superscript"/>
+        </w:rPr>
+        <w:t>3</w:t>
+      </w:r>
+      <w:r>
+        <w:rPr>
+          <w:sz w:val="28"/>
+          <w:szCs w:val="28"/>
+        </w:rPr>
+        <w:t>), Θ(n</w:t>
+      </w:r>
+      <w:r>
+        <w:rPr>
+          <w:sz w:val="28"/>
+          <w:szCs w:val="28"/>
+          <w:vertAlign w:val="superscript"/>
+        </w:rPr>
+        <w:t>50</w:t>
+      </w:r>
+      <w:r>
+        <w:rPr>
+          <w:sz w:val="28"/>
+          <w:szCs w:val="28"/>
+        </w:rPr>
+        <w:t>)</w:t>
+      </w:r>
+      <w:r>
+        <w:rPr>
+          <w:sz w:val="28"/>
+          <w:szCs w:val="28"/>
+        </w:rPr>
+        <w:t>;</w:t>
+      </w:r>
+    </w:p>
+    <w:p>
+      <w:pPr>
+        <w:spacing w:after="0" w:line="240" w:lineRule="auto"/>
+        <w:jc w:val="both"/>
+        <w:rPr>
+          <w:sz w:val="28"/>
+          <w:szCs w:val="28"/>
+        </w:rPr>
+      </w:pPr>
+    </w:p>
+    <w:p>
+      <w:pPr>
+        <w:spacing w:after="0" w:line="240" w:lineRule="auto"/>
+        <w:jc w:val="both"/>
+        <w:rPr>
+          <w:sz w:val="28"/>
+          <w:szCs w:val="28"/>
+        </w:rPr>
+      </w:pPr>
+      <w:r>
+        <w:rPr>
+          <w:sz w:val="28"/>
+          <w:szCs w:val="28"/>
+        </w:rPr>
+        <w:t>Θ(2</w:t>
+      </w:r>
+      <w:r>
+        <w:rPr>
+          <w:sz w:val="28"/>
+          <w:szCs w:val="28"/>
+          <w:vertAlign w:val="superscript"/>
+        </w:rPr>
+        <w:t>n</w:t>
+      </w:r>
+      <w:r>
+        <w:rPr>
+          <w:sz w:val="28"/>
+          <w:szCs w:val="28"/>
+        </w:rPr>
+        <w:t xml:space="preserve">) </w:t>
+      </w:r>
+      <w:r>
+        <w:rPr>
+          <w:sz w:val="28"/>
+          <w:szCs w:val="28"/>
+        </w:rPr>
+        <w:tab/>
+      </w:r>
+      <w:r>
+        <w:rPr>
+          <w:b/>
+          <w:sz w:val="28"/>
+          <w:szCs w:val="28"/>
+        </w:rPr>
+        <w:t>exponencial</w:t>
+      </w:r>
+      <w:r>
+        <w:rPr>
+          <w:sz w:val="28"/>
+          <w:szCs w:val="28"/>
+        </w:rPr>
+        <w:t>, n multiplicado por 10, tempo multiplicado</w:t>
+      </w:r>
+      <w:r>
+        <w:rPr>
+          <w:sz w:val="28"/>
+          <w:szCs w:val="28"/>
+        </w:rPr>
+        <w:t>s</w:t>
+      </w:r>
+      <w:r>
+        <w:rPr>
+          <w:sz w:val="28"/>
+          <w:szCs w:val="28"/>
+        </w:rPr>
+        <w:t xml:space="preserve"> por 10, não úteis do ponto de vista prático</w:t>
+      </w:r>
+      <w:r>
+        <w:rPr>
+          <w:sz w:val="28"/>
+          <w:szCs w:val="28"/>
+        </w:rPr>
+        <w:t xml:space="preserve">, exemplos: </w:t>
+      </w:r>
       <w:r>
         <w:rPr>
           <w:sz w:val="28"/>
@@ -10726,55 +10980,43 @@
         </w:rPr>
         <w:t>Θ(</w:t>
       </w:r>
-      <w:proofErr w:type="gramEnd"/>
-      <w:r>
-        <w:rPr>
-          <w:sz w:val="28"/>
-          <w:szCs w:val="28"/>
-        </w:rPr>
-        <w:t>1</w:t>
-      </w:r>
-      <w:proofErr w:type="gramStart"/>
-      <w:r>
-        <w:rPr>
-          <w:sz w:val="28"/>
-          <w:szCs w:val="28"/>
-        </w:rPr>
-        <w:t xml:space="preserve">)  </w:t>
-      </w:r>
-      <w:r>
-        <w:rPr>
-          <w:sz w:val="28"/>
-          <w:szCs w:val="28"/>
-        </w:rPr>
-        <w:tab/>
-      </w:r>
-      <w:proofErr w:type="gramEnd"/>
-      <w:r>
-        <w:rPr>
-          <w:sz w:val="28"/>
-          <w:szCs w:val="28"/>
-        </w:rPr>
-        <w:tab/>
-      </w:r>
-      <w:r>
-        <w:rPr>
-          <w:sz w:val="28"/>
-          <w:szCs w:val="28"/>
-        </w:rPr>
-        <w:t>constante</w:t>
-      </w:r>
-    </w:p>
-    <w:p>
-      <w:pPr>
-        <w:spacing w:after="0" w:line="240" w:lineRule="auto"/>
-        <w:jc w:val="both"/>
-        <w:rPr>
-          <w:sz w:val="28"/>
-          <w:szCs w:val="28"/>
-        </w:rPr>
-      </w:pPr>
-      <w:proofErr w:type="gramStart"/>
+      <w:r>
+        <w:rPr>
+          <w:sz w:val="28"/>
+          <w:szCs w:val="28"/>
+        </w:rPr>
+        <w:t>2</w:t>
+      </w:r>
+      <w:r>
+        <w:rPr>
+          <w:sz w:val="28"/>
+          <w:szCs w:val="28"/>
+          <w:vertAlign w:val="superscript"/>
+        </w:rPr>
+        <w:t>n</w:t>
+      </w:r>
+      <w:r>
+        <w:rPr>
+          <w:sz w:val="28"/>
+          <w:szCs w:val="28"/>
+        </w:rPr>
+        <w:t>)</w:t>
+      </w:r>
+      <w:r>
+        <w:rPr>
+          <w:sz w:val="28"/>
+          <w:szCs w:val="28"/>
+        </w:rPr>
+        <w:t>,</w:t>
+      </w:r>
+      <w:r>
+        <w:rPr>
+          <w:sz w:val="28"/>
+          <w:szCs w:val="28"/>
+          <w:vertAlign w:val="superscript"/>
+        </w:rPr>
+        <w:t xml:space="preserve"> </w:t>
+      </w:r>
       <w:r>
         <w:rPr>
           <w:sz w:val="28"/>
@@ -10782,47 +11024,35 @@
         </w:rPr>
         <w:t>Θ(</w:t>
       </w:r>
-      <w:proofErr w:type="spellStart"/>
-      <w:proofErr w:type="gramEnd"/>
-      <w:r>
-        <w:rPr>
-          <w:sz w:val="28"/>
-          <w:szCs w:val="28"/>
-        </w:rPr>
-        <w:t>lg</w:t>
-      </w:r>
-      <w:proofErr w:type="spellEnd"/>
-      <w:r>
-        <w:rPr>
-          <w:sz w:val="28"/>
-          <w:szCs w:val="28"/>
-        </w:rPr>
-        <w:t xml:space="preserve"> n)</w:t>
-      </w:r>
-      <w:r>
-        <w:rPr>
-          <w:sz w:val="28"/>
-          <w:szCs w:val="28"/>
-        </w:rPr>
-        <w:tab/>
-      </w:r>
-      <w:r>
-        <w:rPr>
-          <w:sz w:val="28"/>
-          <w:szCs w:val="28"/>
-        </w:rPr>
-        <w:t>logarítmica</w:t>
-      </w:r>
-    </w:p>
-    <w:p>
-      <w:pPr>
-        <w:spacing w:after="0" w:line="240" w:lineRule="auto"/>
-        <w:jc w:val="both"/>
-        <w:rPr>
-          <w:sz w:val="28"/>
-          <w:szCs w:val="28"/>
-        </w:rPr>
-      </w:pPr>
+      <w:r>
+        <w:rPr>
+          <w:sz w:val="28"/>
+          <w:szCs w:val="28"/>
+        </w:rPr>
+        <w:t>3</w:t>
+      </w:r>
+      <w:r>
+        <w:rPr>
+          <w:sz w:val="28"/>
+          <w:szCs w:val="28"/>
+          <w:vertAlign w:val="superscript"/>
+        </w:rPr>
+        <w:t>n</w:t>
+      </w:r>
+      <w:r>
+        <w:rPr>
+          <w:sz w:val="28"/>
+          <w:szCs w:val="28"/>
+        </w:rPr>
+        <w:t>)</w:t>
+      </w:r>
+      <w:r>
+        <w:rPr>
+          <w:sz w:val="28"/>
+          <w:szCs w:val="28"/>
+        </w:rPr>
+        <w:t xml:space="preserve">, </w:t>
+      </w:r>
       <w:r>
         <w:rPr>
           <w:sz w:val="28"/>
@@ -10830,101 +11060,12 @@
         </w:rPr>
         <w:t>Θ(</w:t>
       </w:r>
-      <w:proofErr w:type="gramStart"/>
-      <w:r>
-        <w:rPr>
-          <w:sz w:val="28"/>
-          <w:szCs w:val="28"/>
-        </w:rPr>
-        <w:t xml:space="preserve">n)  </w:t>
-      </w:r>
-      <w:r>
-        <w:rPr>
-          <w:sz w:val="28"/>
-          <w:szCs w:val="28"/>
-        </w:rPr>
-        <w:tab/>
-      </w:r>
-      <w:proofErr w:type="gramEnd"/>
-      <w:r>
-        <w:rPr>
-          <w:sz w:val="28"/>
-          <w:szCs w:val="28"/>
-        </w:rPr>
-        <w:tab/>
-      </w:r>
-      <w:r>
-        <w:rPr>
-          <w:sz w:val="28"/>
-          <w:szCs w:val="28"/>
-        </w:rPr>
-        <w:t>linear</w:t>
-      </w:r>
-    </w:p>
-    <w:p>
-      <w:pPr>
-        <w:spacing w:after="0" w:line="240" w:lineRule="auto"/>
-        <w:jc w:val="both"/>
-        <w:rPr>
-          <w:sz w:val="28"/>
-          <w:szCs w:val="28"/>
-        </w:rPr>
-      </w:pPr>
-      <w:r>
-        <w:rPr>
-          <w:sz w:val="28"/>
-          <w:szCs w:val="28"/>
-        </w:rPr>
-        <w:t>Θ(</w:t>
-      </w:r>
-      <w:proofErr w:type="spellStart"/>
-      <w:proofErr w:type="gramStart"/>
-      <w:r>
-        <w:rPr>
-          <w:sz w:val="28"/>
-          <w:szCs w:val="28"/>
-        </w:rPr>
-        <w:t>nlgn</w:t>
-      </w:r>
-      <w:proofErr w:type="spellEnd"/>
-      <w:r>
-        <w:rPr>
-          <w:sz w:val="28"/>
-          <w:szCs w:val="28"/>
-        </w:rPr>
-        <w:t xml:space="preserve">)  </w:t>
-      </w:r>
-      <w:r>
-        <w:rPr>
-          <w:sz w:val="28"/>
-          <w:szCs w:val="28"/>
-        </w:rPr>
-        <w:tab/>
-      </w:r>
-      <w:proofErr w:type="gramEnd"/>
-      <w:r>
-        <w:rPr>
-          <w:sz w:val="28"/>
-          <w:szCs w:val="28"/>
-        </w:rPr>
-        <w:t>n log n</w:t>
-      </w:r>
-    </w:p>
-    <w:p>
-      <w:pPr>
-        <w:spacing w:after="0" w:line="240" w:lineRule="auto"/>
-        <w:jc w:val="both"/>
-        <w:rPr>
-          <w:sz w:val="28"/>
-          <w:szCs w:val="28"/>
-        </w:rPr>
-      </w:pPr>
-      <w:r>
-        <w:rPr>
-          <w:sz w:val="28"/>
-          <w:szCs w:val="28"/>
-        </w:rPr>
-        <w:t>Θ(n</w:t>
+      <w:r>
+        <w:rPr>
+          <w:sz w:val="28"/>
+          <w:szCs w:val="28"/>
+        </w:rPr>
+        <w:t>4</w:t>
       </w:r>
       <w:r>
         <w:rPr>
@@ -10932,47 +11073,55 @@
           <w:szCs w:val="28"/>
           <w:vertAlign w:val="superscript"/>
         </w:rPr>
-        <w:t>2</w:t>
-      </w:r>
-      <w:proofErr w:type="gramStart"/>
-      <w:r>
-        <w:rPr>
-          <w:sz w:val="28"/>
-          <w:szCs w:val="28"/>
-        </w:rPr>
-        <w:t xml:space="preserve">)  </w:t>
-      </w:r>
-      <w:r>
-        <w:rPr>
-          <w:sz w:val="28"/>
-          <w:szCs w:val="28"/>
-        </w:rPr>
-        <w:tab/>
-      </w:r>
-      <w:proofErr w:type="gramEnd"/>
-      <w:r>
-        <w:rPr>
-          <w:sz w:val="28"/>
-          <w:szCs w:val="28"/>
-        </w:rPr>
-        <w:t>quadrática</w:t>
-      </w:r>
-    </w:p>
-    <w:p>
-      <w:pPr>
-        <w:spacing w:after="0" w:line="240" w:lineRule="auto"/>
-        <w:jc w:val="both"/>
-        <w:rPr>
-          <w:sz w:val="28"/>
-          <w:szCs w:val="28"/>
-        </w:rPr>
-      </w:pPr>
-      <w:r>
-        <w:rPr>
-          <w:sz w:val="28"/>
-          <w:szCs w:val="28"/>
-        </w:rPr>
-        <w:t>Θ(n</w:t>
+        <w:t>n</w:t>
+      </w:r>
+      <w:r>
+        <w:rPr>
+          <w:sz w:val="28"/>
+          <w:szCs w:val="28"/>
+        </w:rPr>
+        <w:t>)</w:t>
+      </w:r>
+      <w:r>
+        <w:rPr>
+          <w:sz w:val="28"/>
+          <w:szCs w:val="28"/>
+        </w:rPr>
+        <w:t>, etc</w:t>
+      </w:r>
+      <w:r>
+        <w:rPr>
+          <w:sz w:val="28"/>
+          <w:szCs w:val="28"/>
+        </w:rPr>
+        <w:t>;</w:t>
+      </w:r>
+    </w:p>
+    <w:p>
+      <w:pPr>
+        <w:spacing w:after="0" w:line="240" w:lineRule="auto"/>
+        <w:jc w:val="both"/>
+        <w:rPr>
+          <w:sz w:val="28"/>
+          <w:szCs w:val="28"/>
+        </w:rPr>
+      </w:pPr>
+    </w:p>
+    <w:p>
+      <w:pPr>
+        <w:spacing w:after="0" w:line="240" w:lineRule="auto"/>
+        <w:jc w:val="both"/>
+        <w:rPr>
+          <w:sz w:val="28"/>
+          <w:szCs w:val="28"/>
+        </w:rPr>
+      </w:pPr>
+      <w:r>
+        <w:rPr>
+          <w:sz w:val="28"/>
+          <w:szCs w:val="28"/>
+        </w:rPr>
+        <w:t>Θ(a</w:t>
       </w:r>
       <w:r>
         <w:rPr>
@@ -10980,1098 +11129,8 @@
           <w:szCs w:val="28"/>
           <w:vertAlign w:val="superscript"/>
         </w:rPr>
-        <w:t>3</w:t>
-      </w:r>
-      <w:proofErr w:type="gramStart"/>
-      <w:r>
-        <w:rPr>
-          <w:sz w:val="28"/>
-          <w:szCs w:val="28"/>
-        </w:rPr>
-        <w:t xml:space="preserve">)  </w:t>
-      </w:r>
-      <w:r>
-        <w:rPr>
-          <w:sz w:val="28"/>
-          <w:szCs w:val="28"/>
-        </w:rPr>
-        <w:tab/>
-      </w:r>
-      <w:proofErr w:type="gramEnd"/>
-      <w:r>
-        <w:rPr>
-          <w:sz w:val="28"/>
-          <w:szCs w:val="28"/>
-        </w:rPr>
-        <w:t>cúbica</w:t>
-      </w:r>
-    </w:p>
-    <w:p>
-      <w:pPr>
-        <w:spacing w:after="0" w:line="240" w:lineRule="auto"/>
-        <w:jc w:val="both"/>
-        <w:rPr>
-          <w:sz w:val="28"/>
-          <w:szCs w:val="28"/>
-        </w:rPr>
-      </w:pPr>
-      <w:r>
-        <w:rPr>
-          <w:sz w:val="28"/>
-          <w:szCs w:val="28"/>
-        </w:rPr>
-        <w:t>Θ(</w:t>
-      </w:r>
-      <w:proofErr w:type="spellStart"/>
-      <w:r>
-        <w:rPr>
-          <w:sz w:val="28"/>
-          <w:szCs w:val="28"/>
-        </w:rPr>
         <w:t>n</w:t>
       </w:r>
-      <w:r>
-        <w:rPr>
-          <w:sz w:val="28"/>
-          <w:szCs w:val="28"/>
-          <w:vertAlign w:val="superscript"/>
-        </w:rPr>
-        <w:t>k</w:t>
-      </w:r>
-      <w:proofErr w:type="spellEnd"/>
-      <w:r>
-        <w:rPr>
-          <w:sz w:val="28"/>
-          <w:szCs w:val="28"/>
-        </w:rPr>
-        <w:t>) com k &gt;= 1 é polinomial</w:t>
-      </w:r>
-    </w:p>
-    <w:p>
-      <w:pPr>
-        <w:spacing w:after="0" w:line="240" w:lineRule="auto"/>
-        <w:jc w:val="both"/>
-        <w:rPr>
-          <w:sz w:val="28"/>
-          <w:szCs w:val="28"/>
-        </w:rPr>
-      </w:pPr>
-      <w:r>
-        <w:rPr>
-          <w:sz w:val="28"/>
-          <w:szCs w:val="28"/>
-        </w:rPr>
-        <w:t>Θ(2</w:t>
-      </w:r>
-      <w:proofErr w:type="gramStart"/>
-      <w:r>
-        <w:rPr>
-          <w:sz w:val="28"/>
-          <w:szCs w:val="28"/>
-          <w:vertAlign w:val="superscript"/>
-        </w:rPr>
-        <w:t>n</w:t>
-      </w:r>
-      <w:r>
-        <w:rPr>
-          <w:sz w:val="28"/>
-          <w:szCs w:val="28"/>
-        </w:rPr>
-        <w:t xml:space="preserve">)  </w:t>
-      </w:r>
-      <w:r>
-        <w:rPr>
-          <w:sz w:val="28"/>
-          <w:szCs w:val="28"/>
-        </w:rPr>
-        <w:tab/>
-      </w:r>
-      <w:proofErr w:type="gramEnd"/>
-      <w:r>
-        <w:rPr>
-          <w:sz w:val="28"/>
-          <w:szCs w:val="28"/>
-        </w:rPr>
-        <w:tab/>
-      </w:r>
-      <w:r>
-        <w:rPr>
-          <w:sz w:val="28"/>
-          <w:szCs w:val="28"/>
-        </w:rPr>
-        <w:t>exponencial</w:t>
-      </w:r>
-    </w:p>
-    <w:p>
-      <w:pPr>
-        <w:spacing w:after="0" w:line="240" w:lineRule="auto"/>
-        <w:jc w:val="both"/>
-        <w:rPr>
-          <w:sz w:val="28"/>
-          <w:szCs w:val="28"/>
-        </w:rPr>
-      </w:pPr>
-      <w:r>
-        <w:rPr>
-          <w:sz w:val="28"/>
-          <w:szCs w:val="28"/>
-        </w:rPr>
-        <w:t>Θ(</w:t>
-      </w:r>
-      <w:proofErr w:type="spellStart"/>
-      <w:proofErr w:type="gramStart"/>
-      <w:r>
-        <w:rPr>
-          <w:sz w:val="28"/>
-          <w:szCs w:val="28"/>
-        </w:rPr>
-        <w:t>a</w:t>
-      </w:r>
-      <w:r>
-        <w:rPr>
-          <w:sz w:val="28"/>
-          <w:szCs w:val="28"/>
-          <w:vertAlign w:val="superscript"/>
-        </w:rPr>
-        <w:t>n</w:t>
-      </w:r>
-      <w:proofErr w:type="spellEnd"/>
-      <w:r>
-        <w:rPr>
-          <w:sz w:val="28"/>
-          <w:szCs w:val="28"/>
-        </w:rPr>
-        <w:t xml:space="preserve">)  </w:t>
-      </w:r>
-      <w:r>
-        <w:rPr>
-          <w:sz w:val="28"/>
-          <w:szCs w:val="28"/>
-        </w:rPr>
-        <w:tab/>
-      </w:r>
-      <w:proofErr w:type="gramEnd"/>
-      <w:r>
-        <w:rPr>
-          <w:sz w:val="28"/>
-          <w:szCs w:val="28"/>
-        </w:rPr>
-        <w:tab/>
-      </w:r>
-      <w:r>
-        <w:rPr>
-          <w:sz w:val="28"/>
-          <w:szCs w:val="28"/>
-        </w:rPr>
-        <w:t>exponencial</w:t>
-      </w:r>
-    </w:p>
-    <w:p>
-      <w:pPr>
-        <w:spacing w:after="0" w:line="240" w:lineRule="auto"/>
-        <w:jc w:val="both"/>
-        <w:rPr>
-          <w:sz w:val="28"/>
-          <w:szCs w:val="28"/>
-        </w:rPr>
-      </w:pPr>
-    </w:p>
-    <w:p>
-      <w:pPr>
-        <w:spacing w:after="0" w:line="240" w:lineRule="auto"/>
-        <w:jc w:val="both"/>
-        <w:rPr>
-          <w:sz w:val="28"/>
-          <w:szCs w:val="28"/>
-        </w:rPr>
-      </w:pPr>
-      <w:r>
-        <w:rPr>
-          <w:sz w:val="28"/>
-          <w:szCs w:val="28"/>
-        </w:rPr>
-        <w:t xml:space="preserve">Θ(1) </w:t>
-      </w:r>
-      <w:r>
-        <w:rPr>
-          <w:sz w:val="28"/>
-          <w:szCs w:val="28"/>
-        </w:rPr>
-        <w:tab/>
-      </w:r>
-      <w:r>
-        <w:rPr>
-          <w:b/>
-          <w:sz w:val="28"/>
-          <w:szCs w:val="28"/>
-        </w:rPr>
-        <w:t>constante</w:t>
-      </w:r>
-      <w:r>
-        <w:rPr>
-          <w:sz w:val="28"/>
-          <w:szCs w:val="28"/>
-        </w:rPr>
-        <w:t>, são algoritmos muito rápido</w:t>
-      </w:r>
-      <w:r>
-        <w:rPr>
-          <w:sz w:val="28"/>
-          <w:szCs w:val="28"/>
-        </w:rPr>
-        <w:t xml:space="preserve">, não depende do tamanho de entrada, </w:t>
-      </w:r>
-      <w:r>
-        <w:rPr>
-          <w:sz w:val="28"/>
-          <w:szCs w:val="28"/>
-        </w:rPr>
-        <w:t>realiza operações</w:t>
-      </w:r>
-      <w:r>
-        <w:rPr>
-          <w:sz w:val="28"/>
-          <w:szCs w:val="28"/>
-        </w:rPr>
-        <w:t xml:space="preserve"> simples</w:t>
-      </w:r>
-      <w:r>
-        <w:rPr>
-          <w:sz w:val="28"/>
-          <w:szCs w:val="28"/>
-        </w:rPr>
-        <w:t>;</w:t>
-      </w:r>
-    </w:p>
-    <w:p>
-      <w:pPr>
-        <w:spacing w:after="0" w:line="240" w:lineRule="auto"/>
-        <w:jc w:val="both"/>
-        <w:rPr>
-          <w:sz w:val="28"/>
-          <w:szCs w:val="28"/>
-        </w:rPr>
-      </w:pPr>
-    </w:p>
-    <w:p>
-      <w:pPr>
-        <w:spacing w:after="0" w:line="240" w:lineRule="auto"/>
-        <w:jc w:val="both"/>
-        <w:rPr>
-          <w:sz w:val="28"/>
-          <w:szCs w:val="28"/>
-        </w:rPr>
-      </w:pPr>
-      <w:proofErr w:type="gramStart"/>
-      <w:r>
-        <w:rPr>
-          <w:sz w:val="28"/>
-          <w:szCs w:val="28"/>
-        </w:rPr>
-        <w:t>Θ(</w:t>
-      </w:r>
-      <w:proofErr w:type="spellStart"/>
-      <w:proofErr w:type="gramEnd"/>
-      <w:r>
-        <w:rPr>
-          <w:sz w:val="28"/>
-          <w:szCs w:val="28"/>
-        </w:rPr>
-        <w:t>lg</w:t>
-      </w:r>
-      <w:proofErr w:type="spellEnd"/>
-      <w:r>
-        <w:rPr>
-          <w:sz w:val="28"/>
-          <w:szCs w:val="28"/>
-        </w:rPr>
-        <w:t xml:space="preserve"> n) </w:t>
-      </w:r>
-      <w:r>
-        <w:rPr>
-          <w:sz w:val="28"/>
-          <w:szCs w:val="28"/>
-        </w:rPr>
-        <w:tab/>
-      </w:r>
-      <w:r>
-        <w:rPr>
-          <w:b/>
-          <w:sz w:val="28"/>
-          <w:szCs w:val="28"/>
-        </w:rPr>
-        <w:t>logarítmica</w:t>
-      </w:r>
-      <w:r>
-        <w:rPr>
-          <w:sz w:val="28"/>
-          <w:szCs w:val="28"/>
-        </w:rPr>
-        <w:t xml:space="preserve">, são algoritmos </w:t>
-      </w:r>
-      <w:r>
-        <w:rPr>
-          <w:sz w:val="28"/>
-          <w:szCs w:val="28"/>
-        </w:rPr>
-        <w:t xml:space="preserve">considerados </w:t>
-      </w:r>
-      <w:r>
-        <w:rPr>
-          <w:sz w:val="28"/>
-          <w:szCs w:val="28"/>
-        </w:rPr>
-        <w:t xml:space="preserve">muito rápido, exemplo de algoritmos, </w:t>
-      </w:r>
-      <w:r>
-        <w:rPr>
-          <w:sz w:val="28"/>
-          <w:szCs w:val="28"/>
-        </w:rPr>
-        <w:t>busca binária;</w:t>
-      </w:r>
-    </w:p>
-    <w:p>
-      <w:pPr>
-        <w:spacing w:after="0" w:line="240" w:lineRule="auto"/>
-        <w:jc w:val="both"/>
-        <w:rPr>
-          <w:sz w:val="28"/>
-          <w:szCs w:val="28"/>
-        </w:rPr>
-      </w:pPr>
-    </w:p>
-    <w:p>
-      <w:pPr>
-        <w:spacing w:after="0" w:line="240" w:lineRule="auto"/>
-        <w:jc w:val="both"/>
-        <w:rPr>
-          <w:sz w:val="28"/>
-          <w:szCs w:val="28"/>
-        </w:rPr>
-      </w:pPr>
-      <w:r>
-        <w:rPr>
-          <w:sz w:val="28"/>
-          <w:szCs w:val="28"/>
-        </w:rPr>
-        <w:t>Θ</w:t>
-      </w:r>
-      <w:r>
-        <w:rPr>
-          <w:sz w:val="28"/>
-          <w:szCs w:val="28"/>
-        </w:rPr>
-        <w:t xml:space="preserve">(n) </w:t>
-      </w:r>
-      <w:r>
-        <w:rPr>
-          <w:sz w:val="28"/>
-          <w:szCs w:val="28"/>
-        </w:rPr>
-        <w:tab/>
-      </w:r>
-      <w:r>
-        <w:rPr>
-          <w:b/>
-          <w:sz w:val="28"/>
-          <w:szCs w:val="28"/>
-        </w:rPr>
-        <w:t>linear</w:t>
-      </w:r>
-      <w:r>
-        <w:rPr>
-          <w:sz w:val="28"/>
-          <w:szCs w:val="28"/>
-        </w:rPr>
-        <w:t>,</w:t>
-      </w:r>
-      <w:r>
-        <w:rPr>
-          <w:sz w:val="28"/>
-          <w:szCs w:val="28"/>
-        </w:rPr>
-        <w:t xml:space="preserve"> n multiplicado por 10, tempo multiplicado por 10 algoritmos considerados muito rápidos</w:t>
-      </w:r>
-      <w:r>
-        <w:rPr>
-          <w:sz w:val="28"/>
-          <w:szCs w:val="28"/>
-        </w:rPr>
-        <w:t>;</w:t>
-      </w:r>
-    </w:p>
-    <w:p>
-      <w:pPr>
-        <w:spacing w:after="0" w:line="240" w:lineRule="auto"/>
-        <w:jc w:val="both"/>
-        <w:rPr>
-          <w:sz w:val="28"/>
-          <w:szCs w:val="28"/>
-        </w:rPr>
-      </w:pPr>
-    </w:p>
-    <w:p>
-      <w:pPr>
-        <w:spacing w:after="0" w:line="240" w:lineRule="auto"/>
-        <w:jc w:val="both"/>
-        <w:rPr>
-          <w:sz w:val="28"/>
-          <w:szCs w:val="28"/>
-        </w:rPr>
-      </w:pPr>
-      <w:proofErr w:type="gramStart"/>
-      <w:r>
-        <w:rPr>
-          <w:sz w:val="28"/>
-          <w:szCs w:val="28"/>
-        </w:rPr>
-        <w:t>Θ(</w:t>
-      </w:r>
-      <w:proofErr w:type="gramEnd"/>
-      <w:r>
-        <w:rPr>
-          <w:sz w:val="28"/>
-          <w:szCs w:val="28"/>
-        </w:rPr>
-        <w:t xml:space="preserve">n </w:t>
-      </w:r>
-      <w:proofErr w:type="spellStart"/>
-      <w:r>
-        <w:rPr>
-          <w:sz w:val="28"/>
-          <w:szCs w:val="28"/>
-        </w:rPr>
-        <w:t>lg</w:t>
-      </w:r>
-      <w:proofErr w:type="spellEnd"/>
-      <w:r>
-        <w:rPr>
-          <w:sz w:val="28"/>
-          <w:szCs w:val="28"/>
-        </w:rPr>
-        <w:t xml:space="preserve"> n)</w:t>
-      </w:r>
-      <w:r>
-        <w:rPr>
-          <w:sz w:val="28"/>
-          <w:szCs w:val="28"/>
-        </w:rPr>
-        <w:t xml:space="preserve"> </w:t>
-      </w:r>
-      <w:r>
-        <w:rPr>
-          <w:sz w:val="28"/>
-          <w:szCs w:val="28"/>
-        </w:rPr>
-        <w:tab/>
-      </w:r>
-      <w:r>
-        <w:rPr>
-          <w:sz w:val="28"/>
-          <w:szCs w:val="28"/>
-        </w:rPr>
-        <w:t>n log n</w:t>
-      </w:r>
-      <w:r>
-        <w:rPr>
-          <w:sz w:val="28"/>
-          <w:szCs w:val="28"/>
-        </w:rPr>
-        <w:t>,</w:t>
-      </w:r>
-      <w:r>
-        <w:rPr>
-          <w:sz w:val="28"/>
-          <w:szCs w:val="28"/>
-        </w:rPr>
-        <w:t xml:space="preserve"> com constantes razoáveis, algoritmos considerados bem eficientes</w:t>
-      </w:r>
-      <w:r>
-        <w:rPr>
-          <w:sz w:val="28"/>
-          <w:szCs w:val="28"/>
-        </w:rPr>
-        <w:t>, exemplos, são os algoritmos de ordenação</w:t>
-      </w:r>
-      <w:r>
-        <w:rPr>
-          <w:sz w:val="28"/>
-          <w:szCs w:val="28"/>
-        </w:rPr>
-        <w:t>;</w:t>
-      </w:r>
-    </w:p>
-    <w:p>
-      <w:pPr>
-        <w:spacing w:after="0" w:line="240" w:lineRule="auto"/>
-        <w:jc w:val="both"/>
-        <w:rPr>
-          <w:sz w:val="28"/>
-          <w:szCs w:val="28"/>
-        </w:rPr>
-      </w:pPr>
-    </w:p>
-    <w:p>
-      <w:pPr>
-        <w:spacing w:after="0" w:line="240" w:lineRule="auto"/>
-        <w:jc w:val="both"/>
-        <w:rPr>
-          <w:sz w:val="28"/>
-          <w:szCs w:val="28"/>
-        </w:rPr>
-      </w:pPr>
-      <w:r>
-        <w:rPr>
-          <w:sz w:val="28"/>
-          <w:szCs w:val="28"/>
-        </w:rPr>
-        <w:t>Θ(n</w:t>
-      </w:r>
-      <w:r>
-        <w:rPr>
-          <w:sz w:val="28"/>
-          <w:szCs w:val="28"/>
-          <w:vertAlign w:val="superscript"/>
-        </w:rPr>
-        <w:t>2</w:t>
-      </w:r>
-      <w:r>
-        <w:rPr>
-          <w:sz w:val="28"/>
-          <w:szCs w:val="28"/>
-        </w:rPr>
-        <w:t xml:space="preserve">) </w:t>
-      </w:r>
-      <w:r>
-        <w:rPr>
-          <w:sz w:val="28"/>
-          <w:szCs w:val="28"/>
-        </w:rPr>
-        <w:tab/>
-      </w:r>
-      <w:r>
-        <w:rPr>
-          <w:b/>
-          <w:sz w:val="28"/>
-          <w:szCs w:val="28"/>
-        </w:rPr>
-        <w:t>quadrátic</w:t>
-      </w:r>
-      <w:r>
-        <w:rPr>
-          <w:b/>
-          <w:sz w:val="28"/>
-          <w:szCs w:val="28"/>
-        </w:rPr>
-        <w:t>o</w:t>
-      </w:r>
-      <w:r>
-        <w:rPr>
-          <w:sz w:val="28"/>
-          <w:szCs w:val="28"/>
-        </w:rPr>
-        <w:t>,</w:t>
-      </w:r>
-      <w:r>
-        <w:rPr>
-          <w:sz w:val="28"/>
-          <w:szCs w:val="28"/>
-        </w:rPr>
-        <w:t xml:space="preserve"> n multiplicado por 10, tempo multiplicado por 100, algumas vezes podem ser satisfatórios</w:t>
-      </w:r>
-      <w:r>
-        <w:rPr>
-          <w:sz w:val="28"/>
-          <w:szCs w:val="28"/>
-        </w:rPr>
-        <w:t>;</w:t>
-      </w:r>
-    </w:p>
-    <w:p>
-      <w:pPr>
-        <w:spacing w:after="0" w:line="240" w:lineRule="auto"/>
-        <w:jc w:val="both"/>
-        <w:rPr>
-          <w:sz w:val="28"/>
-          <w:szCs w:val="28"/>
-        </w:rPr>
-      </w:pPr>
-    </w:p>
-    <w:p>
-      <w:pPr>
-        <w:spacing w:after="0" w:line="240" w:lineRule="auto"/>
-        <w:jc w:val="both"/>
-        <w:rPr>
-          <w:sz w:val="28"/>
-          <w:szCs w:val="28"/>
-        </w:rPr>
-      </w:pPr>
-      <w:r>
-        <w:rPr>
-          <w:sz w:val="28"/>
-          <w:szCs w:val="28"/>
-        </w:rPr>
-        <w:t>Θ(n</w:t>
-      </w:r>
-      <w:r>
-        <w:rPr>
-          <w:sz w:val="28"/>
-          <w:szCs w:val="28"/>
-          <w:vertAlign w:val="superscript"/>
-        </w:rPr>
-        <w:t>3</w:t>
-      </w:r>
-      <w:r>
-        <w:rPr>
-          <w:sz w:val="28"/>
-          <w:szCs w:val="28"/>
-        </w:rPr>
-        <w:t xml:space="preserve">) </w:t>
-      </w:r>
-      <w:r>
-        <w:rPr>
-          <w:sz w:val="28"/>
-          <w:szCs w:val="28"/>
-        </w:rPr>
-        <w:tab/>
-      </w:r>
-      <w:r>
-        <w:rPr>
-          <w:b/>
-          <w:sz w:val="28"/>
-          <w:szCs w:val="28"/>
-        </w:rPr>
-        <w:t>cúbica</w:t>
-      </w:r>
-      <w:r>
-        <w:rPr>
-          <w:sz w:val="28"/>
-          <w:szCs w:val="28"/>
-        </w:rPr>
-        <w:t>,</w:t>
-      </w:r>
-      <w:r>
-        <w:rPr>
-          <w:sz w:val="28"/>
-          <w:szCs w:val="28"/>
-        </w:rPr>
-        <w:t xml:space="preserve"> =&gt; n multiplicado por 10, tempo multiplicado por 1000, algumas vezes podem ser satisfatórios, exemplos, são algoritmos </w:t>
-      </w:r>
-      <w:r>
-        <w:rPr>
-          <w:sz w:val="28"/>
-          <w:szCs w:val="28"/>
-        </w:rPr>
-        <w:t>que realizam multiplicação de</w:t>
-      </w:r>
-      <w:r>
-        <w:rPr>
-          <w:sz w:val="28"/>
-          <w:szCs w:val="28"/>
-        </w:rPr>
-        <w:t xml:space="preserve"> matrizes</w:t>
-      </w:r>
-      <w:r>
-        <w:rPr>
-          <w:sz w:val="28"/>
-          <w:szCs w:val="28"/>
-        </w:rPr>
-        <w:t>;</w:t>
-      </w:r>
-    </w:p>
-    <w:p>
-      <w:pPr>
-        <w:spacing w:after="0" w:line="240" w:lineRule="auto"/>
-        <w:jc w:val="both"/>
-        <w:rPr>
-          <w:sz w:val="28"/>
-          <w:szCs w:val="28"/>
-        </w:rPr>
-      </w:pPr>
-    </w:p>
-    <w:p>
-      <w:pPr>
-        <w:spacing w:after="0" w:line="240" w:lineRule="auto"/>
-        <w:jc w:val="both"/>
-        <w:rPr>
-          <w:sz w:val="28"/>
-          <w:szCs w:val="28"/>
-        </w:rPr>
-      </w:pPr>
-      <w:r>
-        <w:rPr>
-          <w:sz w:val="28"/>
-          <w:szCs w:val="28"/>
-        </w:rPr>
-        <w:t>Θ(</w:t>
-      </w:r>
-      <w:proofErr w:type="spellStart"/>
-      <w:r>
-        <w:rPr>
-          <w:sz w:val="28"/>
-          <w:szCs w:val="28"/>
-        </w:rPr>
-        <w:t>n</w:t>
-      </w:r>
-      <w:r>
-        <w:rPr>
-          <w:sz w:val="28"/>
-          <w:szCs w:val="28"/>
-          <w:vertAlign w:val="superscript"/>
-        </w:rPr>
-        <w:t>k</w:t>
-      </w:r>
-      <w:proofErr w:type="spellEnd"/>
-      <w:r>
-        <w:rPr>
-          <w:sz w:val="28"/>
-          <w:szCs w:val="28"/>
-        </w:rPr>
-        <w:t xml:space="preserve">) </w:t>
-      </w:r>
-      <w:r>
-        <w:rPr>
-          <w:sz w:val="28"/>
-          <w:szCs w:val="28"/>
-        </w:rPr>
-        <w:tab/>
-      </w:r>
-      <w:r>
-        <w:rPr>
-          <w:b/>
-          <w:sz w:val="28"/>
-          <w:szCs w:val="28"/>
-        </w:rPr>
-        <w:t>polinomial</w:t>
-      </w:r>
-      <w:r>
-        <w:rPr>
-          <w:sz w:val="28"/>
-          <w:szCs w:val="28"/>
-        </w:rPr>
-        <w:t>, com k &gt;= 1 exemplos</w:t>
-      </w:r>
-      <w:r>
-        <w:rPr>
-          <w:sz w:val="28"/>
-          <w:szCs w:val="28"/>
-        </w:rPr>
-        <w:t>: Θ(n), Θ(n</w:t>
-      </w:r>
-      <w:r>
-        <w:rPr>
-          <w:sz w:val="28"/>
-          <w:szCs w:val="28"/>
-          <w:vertAlign w:val="superscript"/>
-        </w:rPr>
-        <w:t>2</w:t>
-      </w:r>
-      <w:r>
-        <w:rPr>
-          <w:sz w:val="28"/>
-          <w:szCs w:val="28"/>
-        </w:rPr>
-        <w:t>), Θ(n</w:t>
-      </w:r>
-      <w:r>
-        <w:rPr>
-          <w:sz w:val="28"/>
-          <w:szCs w:val="28"/>
-          <w:vertAlign w:val="superscript"/>
-        </w:rPr>
-        <w:t>3</w:t>
-      </w:r>
-      <w:r>
-        <w:rPr>
-          <w:sz w:val="28"/>
-          <w:szCs w:val="28"/>
-        </w:rPr>
-        <w:t>), Θ(n</w:t>
-      </w:r>
-      <w:r>
-        <w:rPr>
-          <w:sz w:val="28"/>
-          <w:szCs w:val="28"/>
-          <w:vertAlign w:val="superscript"/>
-        </w:rPr>
-        <w:t>50</w:t>
-      </w:r>
-      <w:r>
-        <w:rPr>
-          <w:sz w:val="28"/>
-          <w:szCs w:val="28"/>
-        </w:rPr>
-        <w:t>)</w:t>
-      </w:r>
-      <w:r>
-        <w:rPr>
-          <w:sz w:val="28"/>
-          <w:szCs w:val="28"/>
-        </w:rPr>
-        <w:t>;</w:t>
-      </w:r>
-    </w:p>
-    <w:p>
-      <w:pPr>
-        <w:spacing w:after="0" w:line="240" w:lineRule="auto"/>
-        <w:jc w:val="both"/>
-        <w:rPr>
-          <w:sz w:val="28"/>
-          <w:szCs w:val="28"/>
-        </w:rPr>
-      </w:pPr>
-    </w:p>
-    <w:p>
-      <w:pPr>
-        <w:spacing w:after="0" w:line="240" w:lineRule="auto"/>
-        <w:jc w:val="both"/>
-        <w:rPr>
-          <w:sz w:val="28"/>
-          <w:szCs w:val="28"/>
-        </w:rPr>
-      </w:pPr>
-      <w:r>
-        <w:rPr>
-          <w:sz w:val="28"/>
-          <w:szCs w:val="28"/>
-        </w:rPr>
-        <w:t>Θ(2</w:t>
-      </w:r>
-      <w:r>
-        <w:rPr>
-          <w:sz w:val="28"/>
-          <w:szCs w:val="28"/>
-          <w:vertAlign w:val="superscript"/>
-        </w:rPr>
-        <w:t>n</w:t>
-      </w:r>
-      <w:r>
-        <w:rPr>
-          <w:sz w:val="28"/>
-          <w:szCs w:val="28"/>
-        </w:rPr>
-        <w:t xml:space="preserve">) </w:t>
-      </w:r>
-      <w:r>
-        <w:rPr>
-          <w:sz w:val="28"/>
-          <w:szCs w:val="28"/>
-        </w:rPr>
-        <w:tab/>
-      </w:r>
-      <w:r>
-        <w:rPr>
-          <w:b/>
-          <w:sz w:val="28"/>
-          <w:szCs w:val="28"/>
-        </w:rPr>
-        <w:t>exponencial</w:t>
-      </w:r>
-      <w:r>
-        <w:rPr>
-          <w:sz w:val="28"/>
-          <w:szCs w:val="28"/>
-        </w:rPr>
-        <w:t>, n multiplicado por 10, tempo multiplicado</w:t>
-      </w:r>
-      <w:r>
-        <w:rPr>
-          <w:sz w:val="28"/>
-          <w:szCs w:val="28"/>
-        </w:rPr>
-        <w:t>s</w:t>
-      </w:r>
-      <w:r>
-        <w:rPr>
-          <w:sz w:val="28"/>
-          <w:szCs w:val="28"/>
-        </w:rPr>
-        <w:t xml:space="preserve"> por 10, não úteis do ponto de vista prático</w:t>
-      </w:r>
-      <w:r>
-        <w:rPr>
-          <w:sz w:val="28"/>
-          <w:szCs w:val="28"/>
-        </w:rPr>
-        <w:t xml:space="preserve">, exemplos: </w:t>
-      </w:r>
-      <w:r>
-        <w:rPr>
-          <w:sz w:val="28"/>
-          <w:szCs w:val="28"/>
-        </w:rPr>
-        <w:t>Θ(</w:t>
-      </w:r>
-      <w:r>
-        <w:rPr>
-          <w:sz w:val="28"/>
-          <w:szCs w:val="28"/>
-        </w:rPr>
-        <w:t>2</w:t>
-      </w:r>
-      <w:r>
-        <w:rPr>
-          <w:sz w:val="28"/>
-          <w:szCs w:val="28"/>
-          <w:vertAlign w:val="superscript"/>
-        </w:rPr>
-        <w:t>n</w:t>
-      </w:r>
-      <w:r>
-        <w:rPr>
-          <w:sz w:val="28"/>
-          <w:szCs w:val="28"/>
-        </w:rPr>
-        <w:t>)</w:t>
-      </w:r>
-      <w:r>
-        <w:rPr>
-          <w:sz w:val="28"/>
-          <w:szCs w:val="28"/>
-        </w:rPr>
-        <w:t>,</w:t>
-      </w:r>
-      <w:r>
-        <w:rPr>
-          <w:sz w:val="28"/>
-          <w:szCs w:val="28"/>
-          <w:vertAlign w:val="superscript"/>
-        </w:rPr>
-        <w:t xml:space="preserve"> </w:t>
-      </w:r>
-      <w:r>
-        <w:rPr>
-          <w:sz w:val="28"/>
-          <w:szCs w:val="28"/>
-        </w:rPr>
-        <w:t>Θ(</w:t>
-      </w:r>
-      <w:r>
-        <w:rPr>
-          <w:sz w:val="28"/>
-          <w:szCs w:val="28"/>
-        </w:rPr>
-        <w:t>3</w:t>
-      </w:r>
-      <w:r>
-        <w:rPr>
-          <w:sz w:val="28"/>
-          <w:szCs w:val="28"/>
-          <w:vertAlign w:val="superscript"/>
-        </w:rPr>
-        <w:t>n</w:t>
-      </w:r>
-      <w:r>
-        <w:rPr>
-          <w:sz w:val="28"/>
-          <w:szCs w:val="28"/>
-        </w:rPr>
-        <w:t>)</w:t>
-      </w:r>
-      <w:r>
-        <w:rPr>
-          <w:sz w:val="28"/>
-          <w:szCs w:val="28"/>
-        </w:rPr>
-        <w:t xml:space="preserve">, </w:t>
-      </w:r>
-      <w:r>
-        <w:rPr>
-          <w:sz w:val="28"/>
-          <w:szCs w:val="28"/>
-        </w:rPr>
-        <w:t>Θ(</w:t>
-      </w:r>
-      <w:r>
-        <w:rPr>
-          <w:sz w:val="28"/>
-          <w:szCs w:val="28"/>
-        </w:rPr>
-        <w:t>4</w:t>
-      </w:r>
-      <w:r>
-        <w:rPr>
-          <w:sz w:val="28"/>
-          <w:szCs w:val="28"/>
-          <w:vertAlign w:val="superscript"/>
-        </w:rPr>
-        <w:t>n</w:t>
-      </w:r>
-      <w:r>
-        <w:rPr>
-          <w:sz w:val="28"/>
-          <w:szCs w:val="28"/>
-        </w:rPr>
-        <w:t>)</w:t>
-      </w:r>
-      <w:r>
-        <w:rPr>
-          <w:sz w:val="28"/>
-          <w:szCs w:val="28"/>
-        </w:rPr>
-        <w:t xml:space="preserve">, </w:t>
-      </w:r>
-      <w:proofErr w:type="spellStart"/>
-      <w:r>
-        <w:rPr>
-          <w:sz w:val="28"/>
-          <w:szCs w:val="28"/>
-        </w:rPr>
-        <w:t>etc</w:t>
-      </w:r>
-      <w:proofErr w:type="spellEnd"/>
-      <w:r>
-        <w:rPr>
-          <w:sz w:val="28"/>
-          <w:szCs w:val="28"/>
-        </w:rPr>
-        <w:t>;</w:t>
-      </w:r>
-    </w:p>
-    <w:p>
-      <w:pPr>
-        <w:spacing w:after="0" w:line="240" w:lineRule="auto"/>
-        <w:jc w:val="both"/>
-        <w:rPr>
-          <w:sz w:val="28"/>
-          <w:szCs w:val="28"/>
-        </w:rPr>
-      </w:pPr>
-    </w:p>
-    <w:p>
-      <w:pPr>
-        <w:spacing w:after="0" w:line="240" w:lineRule="auto"/>
-        <w:jc w:val="both"/>
-        <w:rPr>
-          <w:sz w:val="28"/>
-          <w:szCs w:val="28"/>
-        </w:rPr>
-      </w:pPr>
-      <w:r>
-        <w:rPr>
-          <w:sz w:val="28"/>
-          <w:szCs w:val="28"/>
-        </w:rPr>
-        <w:t>Θ(</w:t>
-      </w:r>
-      <w:proofErr w:type="spellStart"/>
-      <w:r>
-        <w:rPr>
-          <w:sz w:val="28"/>
-          <w:szCs w:val="28"/>
-        </w:rPr>
-        <w:t>a</w:t>
-      </w:r>
-      <w:r>
-        <w:rPr>
-          <w:sz w:val="28"/>
-          <w:szCs w:val="28"/>
-          <w:vertAlign w:val="superscript"/>
-        </w:rPr>
-        <w:t>n</w:t>
-      </w:r>
-      <w:proofErr w:type="spellEnd"/>
       <w:r>
         <w:rPr>
           <w:sz w:val="28"/>
@@ -12648,7 +11707,6 @@
           <w:vertAlign w:val="superscript"/>
         </w:rPr>
       </w:pPr>
-      <w:proofErr w:type="spellStart"/>
       <w:r>
         <w:rPr>
           <w:sz w:val="28"/>
@@ -12664,15 +11722,47 @@
         </w:rPr>
         <w:t>n</w:t>
       </w:r>
-      <w:proofErr w:type="spellEnd"/>
-      <w:r>
-        <w:rPr>
-          <w:sz w:val="28"/>
-          <w:szCs w:val="28"/>
-        </w:rPr>
-        <w:t xml:space="preserve"> * </w:t>
-      </w:r>
-      <w:proofErr w:type="spellStart"/>
+      <w:r>
+        <w:rPr>
+          <w:sz w:val="28"/>
+          <w:szCs w:val="28"/>
+        </w:rPr>
+        <w:t xml:space="preserve"> * X</w:t>
+      </w:r>
+      <w:r>
+        <w:rPr>
+          <w:sz w:val="28"/>
+          <w:szCs w:val="28"/>
+          <w:vertAlign w:val="superscript"/>
+        </w:rPr>
+        <w:t>m</w:t>
+      </w:r>
+      <w:r>
+        <w:rPr>
+          <w:sz w:val="28"/>
+          <w:szCs w:val="28"/>
+        </w:rPr>
+        <w:t xml:space="preserve"> = X</w:t>
+      </w:r>
+      <w:r>
+        <w:rPr>
+          <w:sz w:val="28"/>
+          <w:szCs w:val="28"/>
+          <w:vertAlign w:val="superscript"/>
+        </w:rPr>
+        <w:t>n+m</w:t>
+      </w:r>
+    </w:p>
+    <w:p>
+      <w:pPr>
+        <w:spacing w:after="0" w:line="240" w:lineRule="auto"/>
+        <w:jc w:val="both"/>
+        <w:rPr>
+          <w:sz w:val="28"/>
+          <w:szCs w:val="28"/>
+          <w:vertAlign w:val="superscript"/>
+        </w:rPr>
+      </w:pPr>
       <w:r>
         <w:rPr>
           <w:sz w:val="28"/>
@@ -12686,17 +11776,105 @@
           <w:szCs w:val="28"/>
           <w:vertAlign w:val="superscript"/>
         </w:rPr>
+        <w:t>n</w:t>
+      </w:r>
+      <w:r>
+        <w:rPr>
+          <w:sz w:val="28"/>
+          <w:szCs w:val="28"/>
+        </w:rPr>
+        <w:t xml:space="preserve"> / X</w:t>
+      </w:r>
+      <w:r>
+        <w:rPr>
+          <w:sz w:val="28"/>
+          <w:szCs w:val="28"/>
+          <w:vertAlign w:val="superscript"/>
+        </w:rPr>
         <w:t>m</w:t>
       </w:r>
-      <w:proofErr w:type="spellEnd"/>
-      <w:r>
-        <w:rPr>
-          <w:sz w:val="28"/>
-          <w:szCs w:val="28"/>
-        </w:rPr>
-        <w:t xml:space="preserve"> = </w:t>
-      </w:r>
-      <w:proofErr w:type="spellStart"/>
+      <w:r>
+        <w:rPr>
+          <w:sz w:val="28"/>
+          <w:szCs w:val="28"/>
+        </w:rPr>
+        <w:t xml:space="preserve"> = X</w:t>
+      </w:r>
+      <w:r>
+        <w:rPr>
+          <w:sz w:val="28"/>
+          <w:szCs w:val="28"/>
+          <w:vertAlign w:val="superscript"/>
+        </w:rPr>
+        <w:t>n-m</w:t>
+      </w:r>
+    </w:p>
+    <w:p>
+      <w:pPr>
+        <w:spacing w:after="0" w:line="240" w:lineRule="auto"/>
+        <w:jc w:val="both"/>
+        <w:rPr>
+          <w:sz w:val="28"/>
+          <w:szCs w:val="28"/>
+          <w:vertAlign w:val="superscript"/>
+        </w:rPr>
+      </w:pPr>
+      <w:r>
+        <w:rPr>
+          <w:sz w:val="28"/>
+          <w:szCs w:val="28"/>
+        </w:rPr>
+        <w:t>(X</w:t>
+      </w:r>
+      <w:r>
+        <w:rPr>
+          <w:sz w:val="28"/>
+          <w:szCs w:val="28"/>
+          <w:vertAlign w:val="superscript"/>
+        </w:rPr>
+        <w:t>n</w:t>
+      </w:r>
+      <w:r>
+        <w:rPr>
+          <w:sz w:val="28"/>
+          <w:szCs w:val="28"/>
+        </w:rPr>
+        <w:t>)</w:t>
+      </w:r>
+      <w:r>
+        <w:rPr>
+          <w:sz w:val="28"/>
+          <w:szCs w:val="28"/>
+          <w:vertAlign w:val="superscript"/>
+        </w:rPr>
+        <w:t>m</w:t>
+      </w:r>
+      <w:r>
+        <w:rPr>
+          <w:sz w:val="28"/>
+          <w:szCs w:val="28"/>
+        </w:rPr>
+        <w:t xml:space="preserve"> = Xn</w:t>
+      </w:r>
+      <w:r>
+        <w:rPr>
+          <w:sz w:val="28"/>
+          <w:szCs w:val="28"/>
+          <w:vertAlign w:val="superscript"/>
+        </w:rPr>
+        <w:t>n*m</w:t>
+      </w:r>
+    </w:p>
+    <w:p>
+      <w:pPr>
+        <w:spacing w:after="0" w:line="240" w:lineRule="auto"/>
+        <w:jc w:val="both"/>
+        <w:rPr>
+          <w:sz w:val="28"/>
+          <w:szCs w:val="28"/>
+          <w:vertAlign w:val="superscript"/>
+        </w:rPr>
+      </w:pPr>
       <w:r>
         <w:rPr>
           <w:sz w:val="28"/>
@@ -12710,27 +11888,29 @@
           <w:szCs w:val="28"/>
           <w:vertAlign w:val="superscript"/>
         </w:rPr>
-        <w:t>n+m</w:t>
-      </w:r>
-      <w:proofErr w:type="spellEnd"/>
-    </w:p>
-    <w:p>
-      <w:pPr>
-        <w:spacing w:after="0" w:line="240" w:lineRule="auto"/>
-        <w:jc w:val="both"/>
+        <w:t>n</w:t>
+      </w:r>
+      <w:r>
+        <w:rPr>
+          <w:sz w:val="28"/>
+          <w:szCs w:val="28"/>
+        </w:rPr>
+        <w:t xml:space="preserve"> + X</w:t>
+      </w:r>
+      <w:r>
         <w:rPr>
           <w:sz w:val="28"/>
           <w:szCs w:val="28"/>
           <w:vertAlign w:val="superscript"/>
         </w:rPr>
-      </w:pPr>
-      <w:proofErr w:type="spellStart"/>
-      <w:r>
-        <w:rPr>
-          <w:sz w:val="28"/>
-          <w:szCs w:val="28"/>
-        </w:rPr>
-        <w:t>X</w:t>
+        <w:t>n</w:t>
+      </w:r>
+      <w:r>
+        <w:rPr>
+          <w:sz w:val="28"/>
+          <w:szCs w:val="28"/>
+        </w:rPr>
+        <w:t xml:space="preserve"> = 2X</w:t>
       </w:r>
       <w:r>
         <w:rPr>
@@ -12740,252 +11920,232 @@
         </w:rPr>
         <w:t>n</w:t>
       </w:r>
-      <w:proofErr w:type="spellEnd"/>
-      <w:r>
-        <w:rPr>
-          <w:sz w:val="28"/>
-          <w:szCs w:val="28"/>
-        </w:rPr>
-        <w:t xml:space="preserve"> / </w:t>
-      </w:r>
-      <w:proofErr w:type="spellStart"/>
-      <w:r>
-        <w:rPr>
-          <w:sz w:val="28"/>
-          <w:szCs w:val="28"/>
-        </w:rPr>
-        <w:t>X</w:t>
-      </w:r>
-      <w:r>
+    </w:p>
+    <w:p>
+      <w:pPr>
+        <w:spacing w:after="0" w:line="240" w:lineRule="auto"/>
+        <w:jc w:val="both"/>
         <w:rPr>
           <w:sz w:val="28"/>
           <w:szCs w:val="28"/>
           <w:vertAlign w:val="superscript"/>
         </w:rPr>
+      </w:pPr>
+    </w:p>
+    <w:p>
+      <w:pPr>
+        <w:spacing w:after="0" w:line="240" w:lineRule="auto"/>
+        <w:jc w:val="both"/>
+        <w:rPr>
+          <w:sz w:val="28"/>
+          <w:szCs w:val="28"/>
+        </w:rPr>
+      </w:pPr>
+      <w:r>
+        <w:rPr>
+          <w:b/>
+          <w:sz w:val="28"/>
+          <w:szCs w:val="28"/>
+          <w:u w:val="single"/>
+        </w:rPr>
+        <w:t>Logaritmos</w:t>
+      </w:r>
+    </w:p>
+    <w:p>
+      <w:pPr>
+        <w:spacing w:after="0" w:line="240" w:lineRule="auto"/>
+        <w:jc w:val="both"/>
+        <w:rPr>
+          <w:sz w:val="28"/>
+          <w:szCs w:val="28"/>
+        </w:rPr>
+      </w:pPr>
+    </w:p>
+    <w:p>
+      <w:pPr>
+        <w:spacing w:after="0" w:line="240" w:lineRule="auto"/>
+        <w:jc w:val="both"/>
+        <w:rPr>
+          <w:sz w:val="28"/>
+          <w:szCs w:val="28"/>
+        </w:rPr>
+      </w:pPr>
+      <w:r>
+        <w:rPr>
+          <w:sz w:val="28"/>
+          <w:szCs w:val="28"/>
+        </w:rPr>
+        <w:t>log</w:t>
+      </w:r>
+      <w:r>
+        <w:rPr>
+          <w:sz w:val="28"/>
+          <w:szCs w:val="28"/>
+          <w:vertAlign w:val="subscript"/>
+        </w:rPr>
+        <w:t>a</w:t>
+      </w:r>
+      <w:r>
+        <w:rPr>
+          <w:sz w:val="28"/>
+          <w:szCs w:val="28"/>
+        </w:rPr>
+        <w:t>(b*c) = log</w:t>
+      </w:r>
+      <w:r>
+        <w:rPr>
+          <w:sz w:val="28"/>
+          <w:szCs w:val="28"/>
+          <w:vertAlign w:val="subscript"/>
+        </w:rPr>
+        <w:t>a</w:t>
+      </w:r>
+      <w:r>
+        <w:rPr>
+          <w:sz w:val="28"/>
+          <w:szCs w:val="28"/>
+        </w:rPr>
+        <w:t>b + log</w:t>
+      </w:r>
+      <w:r>
+        <w:rPr>
+          <w:sz w:val="28"/>
+          <w:szCs w:val="28"/>
+          <w:vertAlign w:val="subscript"/>
+        </w:rPr>
+        <w:t>a</w:t>
+      </w:r>
+      <w:r>
+        <w:rPr>
+          <w:sz w:val="28"/>
+          <w:szCs w:val="28"/>
+        </w:rPr>
+        <w:t>c</w:t>
+      </w:r>
+    </w:p>
+    <w:p>
+      <w:pPr>
+        <w:spacing w:after="0" w:line="240" w:lineRule="auto"/>
+        <w:jc w:val="both"/>
+        <w:rPr>
+          <w:sz w:val="28"/>
+          <w:szCs w:val="28"/>
+        </w:rPr>
+      </w:pPr>
+      <w:r>
+        <w:rPr>
+          <w:sz w:val="28"/>
+          <w:szCs w:val="28"/>
+        </w:rPr>
+        <w:t>log</w:t>
+      </w:r>
+      <w:r>
+        <w:rPr>
+          <w:sz w:val="28"/>
+          <w:szCs w:val="28"/>
+          <w:vertAlign w:val="subscript"/>
+        </w:rPr>
+        <w:t>a</w:t>
+      </w:r>
+      <w:r>
+        <w:rPr>
+          <w:sz w:val="28"/>
+          <w:szCs w:val="28"/>
+        </w:rPr>
+        <w:t>(b/c) = log</w:t>
+      </w:r>
+      <w:r>
+        <w:rPr>
+          <w:sz w:val="28"/>
+          <w:szCs w:val="28"/>
+          <w:vertAlign w:val="subscript"/>
+        </w:rPr>
+        <w:t>a</w:t>
+      </w:r>
+      <w:r>
+        <w:rPr>
+          <w:sz w:val="28"/>
+          <w:szCs w:val="28"/>
+        </w:rPr>
+        <w:t>b - log</w:t>
+      </w:r>
+      <w:r>
+        <w:rPr>
+          <w:sz w:val="28"/>
+          <w:szCs w:val="28"/>
+          <w:vertAlign w:val="subscript"/>
+        </w:rPr>
+        <w:t>a</w:t>
+      </w:r>
+      <w:r>
+        <w:rPr>
+          <w:sz w:val="28"/>
+          <w:szCs w:val="28"/>
+        </w:rPr>
+        <w:t>c</w:t>
+      </w:r>
+    </w:p>
+    <w:p>
+      <w:pPr>
+        <w:spacing w:after="0" w:line="240" w:lineRule="auto"/>
+        <w:jc w:val="both"/>
+        <w:rPr>
+          <w:sz w:val="28"/>
+          <w:szCs w:val="28"/>
+        </w:rPr>
+      </w:pPr>
+      <w:r>
+        <w:rPr>
+          <w:sz w:val="28"/>
+          <w:szCs w:val="28"/>
+        </w:rPr>
+        <w:t>log</w:t>
+      </w:r>
+      <w:r>
+        <w:rPr>
+          <w:sz w:val="28"/>
+          <w:szCs w:val="28"/>
+          <w:vertAlign w:val="subscript"/>
+        </w:rPr>
+        <w:t>a</w:t>
+      </w:r>
+      <w:r>
+        <w:rPr>
+          <w:sz w:val="28"/>
+          <w:szCs w:val="28"/>
+        </w:rPr>
+        <w:t>b</w:t>
+      </w:r>
+      <w:r>
+        <w:rPr>
+          <w:sz w:val="28"/>
+          <w:szCs w:val="28"/>
+          <w:vertAlign w:val="superscript"/>
+        </w:rPr>
         <w:t>m</w:t>
       </w:r>
-      <w:proofErr w:type="spellEnd"/>
-      <w:r>
-        <w:rPr>
-          <w:sz w:val="28"/>
-          <w:szCs w:val="28"/>
-        </w:rPr>
-        <w:t xml:space="preserve"> = </w:t>
-      </w:r>
-      <w:proofErr w:type="spellStart"/>
-      <w:r>
-        <w:rPr>
-          <w:sz w:val="28"/>
-          <w:szCs w:val="28"/>
-        </w:rPr>
-        <w:t>X</w:t>
-      </w:r>
-      <w:r>
-        <w:rPr>
-          <w:sz w:val="28"/>
-          <w:szCs w:val="28"/>
-          <w:vertAlign w:val="superscript"/>
-        </w:rPr>
-        <w:t>n</w:t>
-      </w:r>
-      <w:proofErr w:type="spellEnd"/>
-      <w:r>
-        <w:rPr>
-          <w:sz w:val="28"/>
-          <w:szCs w:val="28"/>
-          <w:vertAlign w:val="superscript"/>
-        </w:rPr>
-        <w:t>-m</w:t>
-      </w:r>
-    </w:p>
-    <w:p>
-      <w:pPr>
-        <w:spacing w:after="0" w:line="240" w:lineRule="auto"/>
-        <w:jc w:val="both"/>
-        <w:rPr>
-          <w:sz w:val="28"/>
-          <w:szCs w:val="28"/>
-          <w:vertAlign w:val="superscript"/>
-        </w:rPr>
-      </w:pPr>
-      <w:r>
-        <w:rPr>
-          <w:sz w:val="28"/>
-          <w:szCs w:val="28"/>
-        </w:rPr>
-        <w:t>(</w:t>
-      </w:r>
-      <w:proofErr w:type="spellStart"/>
-      <w:r>
-        <w:rPr>
-          <w:sz w:val="28"/>
-          <w:szCs w:val="28"/>
-        </w:rPr>
-        <w:t>X</w:t>
-      </w:r>
-      <w:r>
-        <w:rPr>
-          <w:sz w:val="28"/>
-          <w:szCs w:val="28"/>
-          <w:vertAlign w:val="superscript"/>
-        </w:rPr>
-        <w:t>n</w:t>
-      </w:r>
-      <w:proofErr w:type="spellEnd"/>
-      <w:r>
-        <w:rPr>
-          <w:sz w:val="28"/>
-          <w:szCs w:val="28"/>
-        </w:rPr>
-        <w:t>)</w:t>
-      </w:r>
-      <w:r>
-        <w:rPr>
-          <w:sz w:val="28"/>
-          <w:szCs w:val="28"/>
-          <w:vertAlign w:val="superscript"/>
-        </w:rPr>
-        <w:t>m</w:t>
-      </w:r>
-      <w:r>
-        <w:rPr>
-          <w:sz w:val="28"/>
-          <w:szCs w:val="28"/>
-        </w:rPr>
-        <w:t xml:space="preserve"> = </w:t>
-      </w:r>
-      <w:proofErr w:type="spellStart"/>
-      <w:r>
-        <w:rPr>
-          <w:sz w:val="28"/>
-          <w:szCs w:val="28"/>
-        </w:rPr>
-        <w:t>Xn</w:t>
-      </w:r>
-      <w:r>
-        <w:rPr>
-          <w:sz w:val="28"/>
-          <w:szCs w:val="28"/>
-          <w:vertAlign w:val="superscript"/>
-        </w:rPr>
-        <w:t>n</w:t>
-      </w:r>
-      <w:proofErr w:type="spellEnd"/>
-      <w:r>
-        <w:rPr>
-          <w:sz w:val="28"/>
-          <w:szCs w:val="28"/>
-          <w:vertAlign w:val="superscript"/>
-        </w:rPr>
-        <w:t>*m</w:t>
-      </w:r>
-    </w:p>
-    <w:p>
-      <w:pPr>
-        <w:spacing w:after="0" w:line="240" w:lineRule="auto"/>
-        <w:jc w:val="both"/>
-        <w:rPr>
-          <w:sz w:val="28"/>
-          <w:szCs w:val="28"/>
-          <w:vertAlign w:val="superscript"/>
-        </w:rPr>
-      </w:pPr>
-      <w:proofErr w:type="spellStart"/>
-      <w:r>
-        <w:rPr>
-          <w:sz w:val="28"/>
-          <w:szCs w:val="28"/>
-        </w:rPr>
-        <w:t>X</w:t>
-      </w:r>
-      <w:r>
-        <w:rPr>
-          <w:sz w:val="28"/>
-          <w:szCs w:val="28"/>
-          <w:vertAlign w:val="superscript"/>
-        </w:rPr>
-        <w:t>n</w:t>
-      </w:r>
-      <w:proofErr w:type="spellEnd"/>
-      <w:r>
-        <w:rPr>
-          <w:sz w:val="28"/>
-          <w:szCs w:val="28"/>
-        </w:rPr>
-        <w:t xml:space="preserve"> + </w:t>
-      </w:r>
-      <w:proofErr w:type="spellStart"/>
-      <w:r>
-        <w:rPr>
-          <w:sz w:val="28"/>
-          <w:szCs w:val="28"/>
-        </w:rPr>
-        <w:t>X</w:t>
-      </w:r>
-      <w:r>
-        <w:rPr>
-          <w:sz w:val="28"/>
-          <w:szCs w:val="28"/>
-          <w:vertAlign w:val="superscript"/>
-        </w:rPr>
-        <w:t>n</w:t>
-      </w:r>
-      <w:proofErr w:type="spellEnd"/>
-      <w:r>
-        <w:rPr>
-          <w:sz w:val="28"/>
-          <w:szCs w:val="28"/>
-        </w:rPr>
-        <w:t xml:space="preserve"> = 2X</w:t>
-      </w:r>
-      <w:r>
-        <w:rPr>
-          <w:sz w:val="28"/>
-          <w:szCs w:val="28"/>
-          <w:vertAlign w:val="superscript"/>
-        </w:rPr>
-        <w:t>n</w:t>
-      </w:r>
-    </w:p>
-    <w:p>
-      <w:pPr>
-        <w:spacing w:after="0" w:line="240" w:lineRule="auto"/>
-        <w:jc w:val="both"/>
-        <w:rPr>
-          <w:sz w:val="28"/>
-          <w:szCs w:val="28"/>
-          <w:vertAlign w:val="superscript"/>
-        </w:rPr>
-      </w:pPr>
-    </w:p>
-    <w:p>
-      <w:pPr>
-        <w:spacing w:after="0" w:line="240" w:lineRule="auto"/>
-        <w:jc w:val="both"/>
-        <w:rPr>
-          <w:sz w:val="28"/>
-          <w:szCs w:val="28"/>
-        </w:rPr>
-      </w:pPr>
-      <w:r>
-        <w:rPr>
-          <w:b/>
-          <w:sz w:val="28"/>
-          <w:szCs w:val="28"/>
-          <w:u w:val="single"/>
-        </w:rPr>
-        <w:t>Logaritmos</w:t>
-      </w:r>
-    </w:p>
-    <w:p>
-      <w:pPr>
-        <w:spacing w:after="0" w:line="240" w:lineRule="auto"/>
-        <w:jc w:val="both"/>
-        <w:rPr>
-          <w:sz w:val="28"/>
-          <w:szCs w:val="28"/>
-        </w:rPr>
-      </w:pPr>
+      <w:r>
+        <w:rPr>
+          <w:sz w:val="28"/>
+          <w:szCs w:val="28"/>
+        </w:rPr>
+        <w:t xml:space="preserve">     = mlog</w:t>
+      </w:r>
+      <w:r>
+        <w:rPr>
+          <w:sz w:val="28"/>
+          <w:szCs w:val="28"/>
+          <w:vertAlign w:val="subscript"/>
+        </w:rPr>
+        <w:t>a</w:t>
+      </w:r>
+      <w:r>
+        <w:rPr>
+          <w:sz w:val="28"/>
+          <w:szCs w:val="28"/>
+        </w:rPr>
+        <w:t>b</w:t>
+      </w:r>
     </w:p>
     <w:p>
       <w:pPr>
@@ -13016,15 +12176,7 @@
           <w:sz w:val="28"/>
           <w:szCs w:val="28"/>
         </w:rPr>
-        <w:t xml:space="preserve">(b*c) = </w:t>
-      </w:r>
-      <w:proofErr w:type="spellStart"/>
-      <w:r>
-        <w:rPr>
-          <w:sz w:val="28"/>
-          <w:szCs w:val="28"/>
-        </w:rPr>
-        <w:t>log</w:t>
+        <w:t>b       = log</w:t>
       </w:r>
       <w:r>
         <w:rPr>
@@ -13032,303 +12184,30 @@
           <w:szCs w:val="28"/>
           <w:vertAlign w:val="subscript"/>
         </w:rPr>
+        <w:t>c</w:t>
+      </w:r>
+      <w:r>
+        <w:rPr>
+          <w:sz w:val="28"/>
+          <w:szCs w:val="28"/>
+        </w:rPr>
+        <w:t>b + log</w:t>
+      </w:r>
+      <w:r>
+        <w:rPr>
+          <w:sz w:val="28"/>
+          <w:szCs w:val="28"/>
+          <w:vertAlign w:val="subscript"/>
+        </w:rPr>
+        <w:t>c</w:t>
+      </w:r>
+      <w:r>
+        <w:rPr>
+          <w:sz w:val="28"/>
+          <w:szCs w:val="28"/>
+        </w:rPr>
         <w:t>a</w:t>
       </w:r>
-      <w:r>
-        <w:rPr>
-          <w:sz w:val="28"/>
-          <w:szCs w:val="28"/>
-        </w:rPr>
-        <w:t>b</w:t>
-      </w:r>
-      <w:proofErr w:type="spellEnd"/>
-      <w:r>
-        <w:rPr>
-          <w:sz w:val="28"/>
-          <w:szCs w:val="28"/>
-        </w:rPr>
-        <w:t xml:space="preserve"> + </w:t>
-      </w:r>
-      <w:proofErr w:type="spellStart"/>
-      <w:r>
-        <w:rPr>
-          <w:sz w:val="28"/>
-          <w:szCs w:val="28"/>
-        </w:rPr>
-        <w:t>log</w:t>
-      </w:r>
-      <w:r>
-        <w:rPr>
-          <w:sz w:val="28"/>
-          <w:szCs w:val="28"/>
-          <w:vertAlign w:val="subscript"/>
-        </w:rPr>
-        <w:t>a</w:t>
-      </w:r>
-      <w:r>
-        <w:rPr>
-          <w:sz w:val="28"/>
-          <w:szCs w:val="28"/>
-        </w:rPr>
-        <w:t>c</w:t>
-      </w:r>
-      <w:proofErr w:type="spellEnd"/>
-    </w:p>
-    <w:p>
-      <w:pPr>
-        <w:spacing w:after="0" w:line="240" w:lineRule="auto"/>
-        <w:jc w:val="both"/>
-        <w:rPr>
-          <w:sz w:val="28"/>
-          <w:szCs w:val="28"/>
-        </w:rPr>
-      </w:pPr>
-      <w:r>
-        <w:rPr>
-          <w:sz w:val="28"/>
-          <w:szCs w:val="28"/>
-        </w:rPr>
-        <w:t>log</w:t>
-      </w:r>
-      <w:r>
-        <w:rPr>
-          <w:sz w:val="28"/>
-          <w:szCs w:val="28"/>
-          <w:vertAlign w:val="subscript"/>
-        </w:rPr>
-        <w:t>a</w:t>
-      </w:r>
-      <w:r>
-        <w:rPr>
-          <w:sz w:val="28"/>
-          <w:szCs w:val="28"/>
-        </w:rPr>
-        <w:t xml:space="preserve">(b/c) = </w:t>
-      </w:r>
-      <w:proofErr w:type="spellStart"/>
-      <w:r>
-        <w:rPr>
-          <w:sz w:val="28"/>
-          <w:szCs w:val="28"/>
-        </w:rPr>
-        <w:t>log</w:t>
-      </w:r>
-      <w:r>
-        <w:rPr>
-          <w:sz w:val="28"/>
-          <w:szCs w:val="28"/>
-          <w:vertAlign w:val="subscript"/>
-        </w:rPr>
-        <w:t>a</w:t>
-      </w:r>
-      <w:r>
-        <w:rPr>
-          <w:sz w:val="28"/>
-          <w:szCs w:val="28"/>
-        </w:rPr>
-        <w:t>b</w:t>
-      </w:r>
-      <w:proofErr w:type="spellEnd"/>
-      <w:r>
-        <w:rPr>
-          <w:sz w:val="28"/>
-          <w:szCs w:val="28"/>
-        </w:rPr>
-        <w:t xml:space="preserve"> - </w:t>
-      </w:r>
-      <w:proofErr w:type="spellStart"/>
-      <w:r>
-        <w:rPr>
-          <w:sz w:val="28"/>
-          <w:szCs w:val="28"/>
-        </w:rPr>
-        <w:t>log</w:t>
-      </w:r>
-      <w:r>
-        <w:rPr>
-          <w:sz w:val="28"/>
-          <w:szCs w:val="28"/>
-          <w:vertAlign w:val="subscript"/>
-        </w:rPr>
-        <w:t>a</w:t>
-      </w:r>
-      <w:r>
-        <w:rPr>
-          <w:sz w:val="28"/>
-          <w:szCs w:val="28"/>
-        </w:rPr>
-        <w:t>c</w:t>
-      </w:r>
-      <w:proofErr w:type="spellEnd"/>
-    </w:p>
-    <w:p>
-      <w:pPr>
-        <w:spacing w:after="0" w:line="240" w:lineRule="auto"/>
-        <w:jc w:val="both"/>
-        <w:rPr>
-          <w:sz w:val="28"/>
-          <w:szCs w:val="28"/>
-        </w:rPr>
-      </w:pPr>
-      <w:proofErr w:type="spellStart"/>
-      <w:r>
-        <w:rPr>
-          <w:sz w:val="28"/>
-          <w:szCs w:val="28"/>
-        </w:rPr>
-        <w:t>log</w:t>
-      </w:r>
-      <w:r>
-        <w:rPr>
-          <w:sz w:val="28"/>
-          <w:szCs w:val="28"/>
-          <w:vertAlign w:val="subscript"/>
-        </w:rPr>
-        <w:t>a</w:t>
-      </w:r>
-      <w:r>
-        <w:rPr>
-          <w:sz w:val="28"/>
-          <w:szCs w:val="28"/>
-        </w:rPr>
-        <w:t>b</w:t>
-      </w:r>
-      <w:r>
-        <w:rPr>
-          <w:sz w:val="28"/>
-          <w:szCs w:val="28"/>
-          <w:vertAlign w:val="superscript"/>
-        </w:rPr>
-        <w:t>m</w:t>
-      </w:r>
-      <w:proofErr w:type="spellEnd"/>
-      <w:r>
-        <w:rPr>
-          <w:sz w:val="28"/>
-          <w:szCs w:val="28"/>
-        </w:rPr>
-        <w:t xml:space="preserve">     = </w:t>
-      </w:r>
-      <w:proofErr w:type="spellStart"/>
-      <w:r>
-        <w:rPr>
-          <w:sz w:val="28"/>
-          <w:szCs w:val="28"/>
-        </w:rPr>
-        <w:t>mlog</w:t>
-      </w:r>
-      <w:r>
-        <w:rPr>
-          <w:sz w:val="28"/>
-          <w:szCs w:val="28"/>
-          <w:vertAlign w:val="subscript"/>
-        </w:rPr>
-        <w:t>a</w:t>
-      </w:r>
-      <w:r>
-        <w:rPr>
-          <w:sz w:val="28"/>
-          <w:szCs w:val="28"/>
-        </w:rPr>
-        <w:t>b</w:t>
-      </w:r>
-      <w:proofErr w:type="spellEnd"/>
-    </w:p>
-    <w:p>
-      <w:pPr>
-        <w:spacing w:after="0" w:line="240" w:lineRule="auto"/>
-        <w:jc w:val="both"/>
-        <w:rPr>
-          <w:sz w:val="28"/>
-          <w:szCs w:val="28"/>
-        </w:rPr>
-      </w:pPr>
-      <w:proofErr w:type="spellStart"/>
-      <w:r>
-        <w:rPr>
-          <w:sz w:val="28"/>
-          <w:szCs w:val="28"/>
-        </w:rPr>
-        <w:t>log</w:t>
-      </w:r>
-      <w:r>
-        <w:rPr>
-          <w:sz w:val="28"/>
-          <w:szCs w:val="28"/>
-          <w:vertAlign w:val="subscript"/>
-        </w:rPr>
-        <w:t>a</w:t>
-      </w:r>
-      <w:r>
-        <w:rPr>
-          <w:sz w:val="28"/>
-          <w:szCs w:val="28"/>
-        </w:rPr>
-        <w:t>b</w:t>
-      </w:r>
-      <w:proofErr w:type="spellEnd"/>
-      <w:r>
-        <w:rPr>
-          <w:sz w:val="28"/>
-          <w:szCs w:val="28"/>
-        </w:rPr>
-        <w:t xml:space="preserve">       = </w:t>
-      </w:r>
-      <w:proofErr w:type="spellStart"/>
-      <w:r>
-        <w:rPr>
-          <w:sz w:val="28"/>
-          <w:szCs w:val="28"/>
-        </w:rPr>
-        <w:t>log</w:t>
-      </w:r>
-      <w:r>
-        <w:rPr>
-          <w:sz w:val="28"/>
-          <w:szCs w:val="28"/>
-          <w:vertAlign w:val="subscript"/>
-        </w:rPr>
-        <w:t>c</w:t>
-      </w:r>
-      <w:r>
-        <w:rPr>
-          <w:sz w:val="28"/>
-          <w:szCs w:val="28"/>
-        </w:rPr>
-        <w:t>b</w:t>
-      </w:r>
-      <w:proofErr w:type="spellEnd"/>
-      <w:r>
-        <w:rPr>
-          <w:sz w:val="28"/>
-          <w:szCs w:val="28"/>
-        </w:rPr>
-        <w:t xml:space="preserve"> + </w:t>
-      </w:r>
-      <w:proofErr w:type="spellStart"/>
-      <w:r>
-        <w:rPr>
-          <w:sz w:val="28"/>
-          <w:szCs w:val="28"/>
-        </w:rPr>
-        <w:t>log</w:t>
-      </w:r>
-      <w:r>
-        <w:rPr>
-          <w:sz w:val="28"/>
-          <w:szCs w:val="28"/>
-          <w:vertAlign w:val="subscript"/>
-        </w:rPr>
-        <w:t>c</w:t>
-      </w:r>
-      <w:r>
-        <w:rPr>
-          <w:sz w:val="28"/>
-          <w:szCs w:val="28"/>
-        </w:rPr>
-        <w:t>a</w:t>
-      </w:r>
-      <w:proofErr w:type="spellEnd"/>
       <w:r>
         <w:rPr>
           <w:sz w:val="28"/>
@@ -16310,25 +15189,7 @@
           <w:sz w:val="28"/>
           <w:szCs w:val="28"/>
         </w:rPr>
-        <w:t xml:space="preserve">F(n) </w:t>
-      </w:r>
-      <w:proofErr w:type="gramStart"/>
-      <w:r>
-        <w:rPr>
-          <w:b/>
-          <w:sz w:val="28"/>
-          <w:szCs w:val="28"/>
-        </w:rPr>
-        <w:t>=  F</w:t>
-      </w:r>
-      <w:proofErr w:type="gramEnd"/>
-      <w:r>
-        <w:rPr>
-          <w:b/>
-          <w:sz w:val="28"/>
-          <w:szCs w:val="28"/>
-        </w:rPr>
-        <w:t>(n−1) + 3n + 2</w:t>
+        <w:t>F(n) =  F(n−1) + 3n + 2</w:t>
       </w:r>
       <w:r>
         <w:rPr>
@@ -16705,9 +15566,22 @@
           <w:szCs w:val="28"/>
         </w:rPr>
         <w:tab/>
-        <w:t xml:space="preserve">F(n) </w:t>
-      </w:r>
-      <w:proofErr w:type="gramStart"/>
+        <w:t>F(n) =  F(n−1) + 3n + 2</w:t>
+      </w:r>
+      <w:r>
+        <w:rPr>
+          <w:sz w:val="28"/>
+          <w:szCs w:val="28"/>
+        </w:rPr>
+        <w:t xml:space="preserve"> </w:t>
+      </w:r>
+      <w:r>
+        <w:rPr>
+          <w:sz w:val="28"/>
+          <w:szCs w:val="28"/>
+        </w:rPr>
+        <w:t xml:space="preserve">e suponha que </w:t>
+      </w:r>
       <w:r>
         <w:rPr>
           <w:b/>
@@ -16715,17 +15589,7 @@
           <w:sz w:val="28"/>
           <w:szCs w:val="28"/>
         </w:rPr>
-        <w:t>=  F</w:t>
-      </w:r>
-      <w:proofErr w:type="gramEnd"/>
-      <w:r>
-        <w:rPr>
-          <w:b/>
-          <w:color w:val="FF0000"/>
-          <w:sz w:val="28"/>
-          <w:szCs w:val="28"/>
-        </w:rPr>
-        <w:t>(n−1) + 3n + 2</w:t>
+        <w:t>n</w:t>
       </w:r>
       <w:r>
         <w:rPr>
@@ -16736,52 +15600,11 @@
       </w:r>
       <w:r>
         <w:rPr>
-          <w:sz w:val="28"/>
-          <w:szCs w:val="28"/>
-        </w:rPr>
-        <w:t xml:space="preserve">e suponha que </w:t>
-      </w:r>
-      <w:r>
-        <w:rPr>
-          <w:b/>
-          <w:color w:val="FF0000"/>
-          <w:sz w:val="28"/>
-          <w:szCs w:val="28"/>
-        </w:rPr>
-        <w:t>n</w:t>
-      </w:r>
-      <w:r>
-        <w:rPr>
-          <w:sz w:val="28"/>
-          <w:szCs w:val="28"/>
-        </w:rPr>
-        <w:t xml:space="preserve"> </w:t>
-      </w:r>
-      <w:r>
-        <w:rPr>
-          <w:b/>
-          <w:sz w:val="28"/>
-          <w:szCs w:val="28"/>
-        </w:rPr>
-        <w:t>pertence ao conjunto {2,</w:t>
-      </w:r>
-      <w:proofErr w:type="gramStart"/>
-      <w:r>
-        <w:rPr>
-          <w:b/>
-          <w:sz w:val="28"/>
-          <w:szCs w:val="28"/>
-        </w:rPr>
-        <w:t>3,4,…</w:t>
-      </w:r>
-      <w:proofErr w:type="gramEnd"/>
-      <w:r>
-        <w:rPr>
-          <w:b/>
-          <w:sz w:val="28"/>
-          <w:szCs w:val="28"/>
-        </w:rPr>
-        <w:t>}</w:t>
+          <w:b/>
+          <w:sz w:val="28"/>
+          <w:szCs w:val="28"/>
+        </w:rPr>
+        <w:t>pertence ao conjunto {2,3,4,…}</w:t>
       </w:r>
       <w:r>
         <w:rPr>
@@ -17364,7 +16187,7 @@
           </mc:Choice>
           <mc:Fallback>
             <w:pict>
-              <v:shapetype w14:anchorId="12805BD2" id="_x0000_t87" coordsize="21600,21600" o:spt="87" adj="1800,10800" path="m21600,qx10800@0l10800@2qy0@11,10800@3l10800@1qy21600,21600e" filled="f">
+              <v:shapetype w14:anchorId="36733F88" id="_x0000_t87" coordsize="21600,21600" o:spt="87" adj="1800,10800" path="m21600,qx10800@0l10800@2qy0@11,10800@3l10800@1qy21600,21600e" filled="f">
                 <v:formulas>
                   <v:f eqn="val #0"/>
                   <v:f eqn="sum 21600 0 #0"/>
@@ -17502,7 +16325,6 @@
         </w:rPr>
         <w:t xml:space="preserve">3 – Algoritmo </w:t>
       </w:r>
-      <w:proofErr w:type="spellStart"/>
       <w:r>
         <w:rPr>
           <w:b/>
@@ -17517,16 +16339,7 @@
           <w:sz w:val="28"/>
           <w:szCs w:val="28"/>
         </w:rPr>
-        <w:t>oft</w:t>
-      </w:r>
-      <w:proofErr w:type="spellEnd"/>
-      <w:r>
-        <w:rPr>
-          <w:b/>
-          <w:sz w:val="28"/>
-          <w:szCs w:val="28"/>
-        </w:rPr>
-        <w:t xml:space="preserve"> Merge</w:t>
+        <w:t>oft Merge</w:t>
       </w:r>
     </w:p>
     <w:p>
@@ -17603,7 +16416,7 @@
           </mc:Choice>
           <mc:Fallback>
             <w:pict>
-              <v:shape w14:anchorId="1EE25D02" id="Chave esquerda 9" o:spid="_x0000_s1026" type="#_x0000_t87" style="position:absolute;margin-left:36.7pt;margin-top:12.95pt;width:6.85pt;height:45.95pt;z-index:251666432;visibility:visible;mso-wrap-style:square;mso-wrap-distance-left:9pt;mso-wrap-distance-top:0;mso-wrap-distance-right:9pt;mso-wrap-distance-bottom:0;mso-position-horizontal:absolute;mso-position-horizontal-relative:text;mso-position-vertical:absolute;mso-position-vertical-relative:text;v-text-anchor:middle" o:gfxdata="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" adj="268" strokecolor="black [3040]"/>
+              <v:shape w14:anchorId="6634E5B9" id="Chave esquerda 9" o:spid="_x0000_s1026" type="#_x0000_t87" style="position:absolute;margin-left:36.7pt;margin-top:12.95pt;width:6.85pt;height:45.95pt;z-index:251666432;visibility:visible;mso-wrap-style:square;mso-wrap-distance-left:9pt;mso-wrap-distance-top:0;mso-wrap-distance-right:9pt;mso-wrap-distance-bottom:0;mso-position-horizontal:absolute;mso-position-horizontal-relative:text;mso-position-vertical:absolute;mso-position-vertical-relative:text;v-text-anchor:middle" o:gfxdata="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" adj="268" strokecolor="black [3040]"/>
             </w:pict>
           </mc:Fallback>
         </mc:AlternateContent>
@@ -17826,7 +16639,7 @@
           <w:szCs w:val="28"/>
         </w:rPr>
         <w:tab/>
-        <w:t>T(n) = 2T(n/2) + 2, para n = 2, 4, 6, 8, ..., 2</w:t>
+        <w:t>T(n) = 2T(n/2) + 2, para n = 2, 4, 8, ..., 2</w:t>
       </w:r>
       <w:r>
         <w:rPr>
@@ -18458,7 +17271,7 @@
           <w:sz w:val="28"/>
           <w:szCs w:val="28"/>
         </w:rPr>
-        <w:t>T(n) = 2T(n/2) + 2, para n = 2, 4, 6, 8, ..., 2</w:t>
+        <w:t>T(n) = 2T(n/2) + 2, para n = 2, 4, 8, ..., 2</w:t>
       </w:r>
       <w:r>
         <w:rPr>
@@ -18824,15 +17637,7 @@
           <w:sz w:val="28"/>
           <w:szCs w:val="28"/>
         </w:rPr>
-        <w:t>T(n/</w:t>
-      </w:r>
-      <w:proofErr w:type="gramStart"/>
-      <w:r>
-        <w:rPr>
-          <w:sz w:val="28"/>
-          <w:szCs w:val="28"/>
-        </w:rPr>
-        <w:t>2</w:t>
+        <w:t>T(n/2</w:t>
       </w:r>
       <w:r>
         <w:rPr>
@@ -18849,7 +17654,6 @@
         </w:rPr>
         <w:t>)+</w:t>
       </w:r>
-      <w:proofErr w:type="gramEnd"/>
       <w:r>
         <w:rPr>
           <w:sz w:val="28"/>
@@ -19000,11 +17804,47 @@
           <w:sz w:val="28"/>
           <w:szCs w:val="28"/>
         </w:rPr>
-        <w:t xml:space="preserve"> -</w:t>
-      </w:r>
-      <w:proofErr w:type="gramStart"/>
-      <w:r>
-        <w:rPr>
+        <w:t xml:space="preserve"> -2</w:t>
+      </w:r>
+      <w:r>
+        <w:rPr>
+          <w:sz w:val="28"/>
+          <w:szCs w:val="28"/>
+        </w:rPr>
+        <w:t xml:space="preserve">  it4</w:t>
+      </w:r>
+    </w:p>
+    <w:p>
+      <w:pPr>
+        <w:spacing w:after="0" w:line="240" w:lineRule="auto"/>
+        <w:jc w:val="both"/>
+        <w:rPr>
+          <w:sz w:val="28"/>
+          <w:szCs w:val="28"/>
+        </w:rPr>
+      </w:pPr>
+    </w:p>
+    <w:p>
+      <w:pPr>
+        <w:spacing w:after="0" w:line="240" w:lineRule="auto"/>
+        <w:jc w:val="both"/>
+        <w:rPr>
+          <w:sz w:val="28"/>
+          <w:szCs w:val="28"/>
+          <w:vertAlign w:val="superscript"/>
+        </w:rPr>
+      </w:pPr>
+      <w:r>
+        <w:rPr>
+          <w:sz w:val="28"/>
+          <w:szCs w:val="28"/>
+        </w:rPr>
+        <w:t xml:space="preserve">e para a i-ésima iteração? = </w:t>
+      </w:r>
+      <w:r>
+        <w:rPr>
+          <w:b/>
+          <w:color w:val="FF0000"/>
           <w:sz w:val="28"/>
           <w:szCs w:val="28"/>
         </w:rPr>
@@ -19012,62 +17852,13 @@
       </w:r>
       <w:r>
         <w:rPr>
-          <w:sz w:val="28"/>
-          <w:szCs w:val="28"/>
-        </w:rPr>
-        <w:t xml:space="preserve">  it</w:t>
-      </w:r>
-      <w:proofErr w:type="gramEnd"/>
-      <w:r>
-        <w:rPr>
-          <w:sz w:val="28"/>
-          <w:szCs w:val="28"/>
-        </w:rPr>
-        <w:t>4</w:t>
-      </w:r>
-    </w:p>
-    <w:p>
-      <w:pPr>
-        <w:spacing w:after="0" w:line="240" w:lineRule="auto"/>
-        <w:jc w:val="both"/>
-        <w:rPr>
-          <w:sz w:val="28"/>
-          <w:szCs w:val="28"/>
-        </w:rPr>
-      </w:pPr>
-    </w:p>
-    <w:p>
-      <w:pPr>
-        <w:spacing w:after="0" w:line="240" w:lineRule="auto"/>
-        <w:jc w:val="both"/>
-        <w:rPr>
+          <w:b/>
+          <w:color w:val="FF0000"/>
           <w:sz w:val="28"/>
           <w:szCs w:val="28"/>
           <w:vertAlign w:val="superscript"/>
         </w:rPr>
-      </w:pPr>
-      <w:r>
-        <w:rPr>
-          <w:sz w:val="28"/>
-          <w:szCs w:val="28"/>
-        </w:rPr>
-        <w:t>e para a i-</w:t>
-      </w:r>
-      <w:proofErr w:type="spellStart"/>
-      <w:r>
-        <w:rPr>
-          <w:sz w:val="28"/>
-          <w:szCs w:val="28"/>
-        </w:rPr>
-        <w:t>ésima</w:t>
-      </w:r>
-      <w:proofErr w:type="spellEnd"/>
-      <w:r>
-        <w:rPr>
-          <w:sz w:val="28"/>
-          <w:szCs w:val="28"/>
-        </w:rPr>
-        <w:t xml:space="preserve"> iteração? = </w:t>
+        <w:t>i</w:t>
       </w:r>
       <w:r>
         <w:rPr>
@@ -19076,7 +17867,7 @@
           <w:sz w:val="28"/>
           <w:szCs w:val="28"/>
         </w:rPr>
-        <w:t>2</w:t>
+        <w:t>T(n/2</w:t>
       </w:r>
       <w:r>
         <w:rPr>
@@ -19095,7 +17886,7 @@
           <w:sz w:val="28"/>
           <w:szCs w:val="28"/>
         </w:rPr>
-        <w:t>T(n/2</w:t>
+        <w:t>) +2</w:t>
       </w:r>
       <w:r>
         <w:rPr>
@@ -19105,26 +17896,150 @@
           <w:szCs w:val="28"/>
           <w:vertAlign w:val="superscript"/>
         </w:rPr>
+        <w:t>i+1</w:t>
+      </w:r>
+      <w:r>
+        <w:rPr>
+          <w:b/>
+          <w:color w:val="FF0000"/>
+          <w:sz w:val="28"/>
+          <w:szCs w:val="28"/>
+        </w:rPr>
+        <w:t xml:space="preserve"> -2</w:t>
+      </w:r>
+      <w:r>
+        <w:rPr>
+          <w:sz w:val="28"/>
+          <w:szCs w:val="28"/>
+        </w:rPr>
+        <w:tab/>
+      </w:r>
+      <w:r>
+        <w:rPr>
+          <w:sz w:val="28"/>
+          <w:szCs w:val="28"/>
+        </w:rPr>
+        <w:tab/>
+      </w:r>
+      <w:r>
+        <w:rPr>
+          <w:sz w:val="28"/>
+          <w:szCs w:val="28"/>
+        </w:rPr>
+        <w:tab/>
+      </w:r>
+      <w:r>
+        <w:rPr>
+          <w:sz w:val="28"/>
+          <w:szCs w:val="28"/>
+        </w:rPr>
+        <w:tab/>
+        <w:t xml:space="preserve">      it</w:t>
+      </w:r>
+      <w:r>
+        <w:rPr>
+          <w:sz w:val="28"/>
+          <w:szCs w:val="28"/>
+          <w:vertAlign w:val="superscript"/>
+        </w:rPr>
         <w:t>i</w:t>
       </w:r>
-      <w:r>
+    </w:p>
+    <w:p>
+      <w:pPr>
+        <w:spacing w:after="0" w:line="240" w:lineRule="auto"/>
+        <w:jc w:val="both"/>
+        <w:rPr>
+          <w:sz w:val="28"/>
+          <w:szCs w:val="28"/>
+        </w:rPr>
+      </w:pPr>
+    </w:p>
+    <w:p>
+      <w:pPr>
+        <w:spacing w:after="0" w:line="240" w:lineRule="auto"/>
+        <w:jc w:val="both"/>
+        <w:rPr>
+          <w:sz w:val="28"/>
+          <w:szCs w:val="28"/>
+        </w:rPr>
+      </w:pPr>
+      <w:r>
+        <w:rPr>
+          <w:b/>
+          <w:sz w:val="28"/>
+          <w:szCs w:val="28"/>
+        </w:rPr>
+        <w:t>Quando chegar no caso base</w:t>
+      </w:r>
+      <w:r>
+        <w:rPr>
+          <w:sz w:val="28"/>
+          <w:szCs w:val="28"/>
+        </w:rPr>
+        <w:t>?</w:t>
+      </w:r>
+      <w:r>
+        <w:rPr>
+          <w:sz w:val="28"/>
+          <w:szCs w:val="28"/>
+        </w:rPr>
+        <w:t xml:space="preserve"> </w:t>
+      </w:r>
+      <w:r>
+        <w:rPr>
+          <w:sz w:val="28"/>
+          <w:szCs w:val="28"/>
+        </w:rPr>
+        <w:t>Será</w:t>
+      </w:r>
+      <w:r>
+        <w:rPr>
+          <w:sz w:val="28"/>
+          <w:szCs w:val="28"/>
+        </w:rPr>
+        <w:t xml:space="preserve"> quando vai parar.</w:t>
+      </w:r>
+    </w:p>
+    <w:p>
+      <w:pPr>
+        <w:spacing w:after="0" w:line="240" w:lineRule="auto"/>
+        <w:jc w:val="both"/>
+        <w:rPr>
+          <w:sz w:val="28"/>
+          <w:szCs w:val="28"/>
+        </w:rPr>
+      </w:pPr>
+    </w:p>
+    <w:p>
+      <w:pPr>
+        <w:spacing w:after="0" w:line="240" w:lineRule="auto"/>
+        <w:jc w:val="both"/>
         <w:rPr>
           <w:b/>
           <w:color w:val="FF0000"/>
           <w:sz w:val="28"/>
           <w:szCs w:val="28"/>
         </w:rPr>
-        <w:t>) +2</w:t>
-      </w:r>
+      </w:pPr>
       <w:r>
         <w:rPr>
           <w:b/>
           <w:color w:val="FF0000"/>
           <w:sz w:val="28"/>
           <w:szCs w:val="28"/>
+        </w:rPr>
+        <w:t>Quando T(n/2</w:t>
+      </w:r>
+      <w:r>
+        <w:rPr>
+          <w:b/>
+          <w:color w:val="FF0000"/>
+          <w:sz w:val="28"/>
+          <w:szCs w:val="28"/>
           <w:vertAlign w:val="superscript"/>
         </w:rPr>
-        <w:t>i+1</w:t>
+        <w:t>i</w:t>
       </w:r>
       <w:r>
         <w:rPr>
@@ -19133,44 +18048,34 @@
           <w:sz w:val="28"/>
           <w:szCs w:val="28"/>
         </w:rPr>
-        <w:t xml:space="preserve"> -2</w:t>
-      </w:r>
-      <w:r>
-        <w:rPr>
-          <w:sz w:val="28"/>
-          <w:szCs w:val="28"/>
-        </w:rPr>
-        <w:tab/>
-      </w:r>
-      <w:r>
-        <w:rPr>
-          <w:sz w:val="28"/>
-          <w:szCs w:val="28"/>
-        </w:rPr>
-        <w:tab/>
-      </w:r>
-      <w:r>
-        <w:rPr>
-          <w:sz w:val="28"/>
-          <w:szCs w:val="28"/>
-        </w:rPr>
-        <w:tab/>
-      </w:r>
-      <w:r>
-        <w:rPr>
-          <w:sz w:val="28"/>
-          <w:szCs w:val="28"/>
-        </w:rPr>
-        <w:tab/>
-        <w:t xml:space="preserve">      </w:t>
-      </w:r>
-      <w:proofErr w:type="spellStart"/>
-      <w:r>
-        <w:rPr>
-          <w:sz w:val="28"/>
-          <w:szCs w:val="28"/>
-        </w:rPr>
-        <w:t>it</w:t>
+        <w:t>)=T(1)</w:t>
+      </w:r>
+    </w:p>
+    <w:p>
+      <w:pPr>
+        <w:spacing w:after="0" w:line="240" w:lineRule="auto"/>
+        <w:jc w:val="both"/>
+        <w:rPr>
+          <w:sz w:val="28"/>
+          <w:szCs w:val="28"/>
+        </w:rPr>
+      </w:pPr>
+    </w:p>
+    <w:p>
+      <w:pPr>
+        <w:spacing w:after="0" w:line="240" w:lineRule="auto"/>
+        <w:jc w:val="both"/>
+        <w:rPr>
+          <w:sz w:val="28"/>
+          <w:szCs w:val="28"/>
+        </w:rPr>
+      </w:pPr>
+      <w:r>
+        <w:rPr>
+          <w:sz w:val="28"/>
+          <w:szCs w:val="28"/>
+        </w:rPr>
+        <w:t>n/2</w:t>
       </w:r>
       <w:r>
         <w:rPr>
@@ -19180,99 +18085,15 @@
         </w:rPr>
         <w:t>i</w:t>
       </w:r>
-      <w:proofErr w:type="spellEnd"/>
-    </w:p>
-    <w:p>
-      <w:pPr>
-        <w:spacing w:after="0" w:line="240" w:lineRule="auto"/>
-        <w:jc w:val="both"/>
-        <w:rPr>
-          <w:sz w:val="28"/>
-          <w:szCs w:val="28"/>
-        </w:rPr>
-      </w:pPr>
-    </w:p>
-    <w:p>
-      <w:pPr>
-        <w:spacing w:after="0" w:line="240" w:lineRule="auto"/>
-        <w:jc w:val="both"/>
-        <w:rPr>
-          <w:sz w:val="28"/>
-          <w:szCs w:val="28"/>
-        </w:rPr>
-      </w:pPr>
-      <w:r>
-        <w:rPr>
-          <w:b/>
-          <w:sz w:val="28"/>
-          <w:szCs w:val="28"/>
-        </w:rPr>
-        <w:t>Quando chegar no caso base</w:t>
-      </w:r>
-      <w:r>
-        <w:rPr>
-          <w:sz w:val="28"/>
-          <w:szCs w:val="28"/>
-        </w:rPr>
-        <w:t>?</w:t>
-      </w:r>
-      <w:r>
-        <w:rPr>
-          <w:sz w:val="28"/>
-          <w:szCs w:val="28"/>
-        </w:rPr>
-        <w:t xml:space="preserve"> </w:t>
-      </w:r>
-      <w:r>
-        <w:rPr>
-          <w:sz w:val="28"/>
-          <w:szCs w:val="28"/>
-        </w:rPr>
-        <w:t>Será</w:t>
-      </w:r>
-      <w:r>
-        <w:rPr>
-          <w:sz w:val="28"/>
-          <w:szCs w:val="28"/>
-        </w:rPr>
-        <w:t xml:space="preserve"> quando vai parar.</w:t>
-      </w:r>
-    </w:p>
-    <w:p>
-      <w:pPr>
-        <w:spacing w:after="0" w:line="240" w:lineRule="auto"/>
-        <w:jc w:val="both"/>
-        <w:rPr>
-          <w:sz w:val="28"/>
-          <w:szCs w:val="28"/>
-        </w:rPr>
-      </w:pPr>
-    </w:p>
-    <w:p>
-      <w:pPr>
-        <w:spacing w:after="0" w:line="240" w:lineRule="auto"/>
-        <w:jc w:val="both"/>
-        <w:rPr>
-          <w:b/>
-          <w:color w:val="FF0000"/>
-          <w:sz w:val="28"/>
-          <w:szCs w:val="28"/>
-        </w:rPr>
-      </w:pPr>
-      <w:r>
-        <w:rPr>
-          <w:b/>
-          <w:color w:val="FF0000"/>
-          <w:sz w:val="28"/>
-          <w:szCs w:val="28"/>
-        </w:rPr>
-        <w:t>Quando T(n/2</w:t>
-      </w:r>
-      <w:proofErr w:type="gramStart"/>
-      <w:r>
-        <w:rPr>
-          <w:b/>
-          <w:color w:val="FF0000"/>
+      <w:r>
+        <w:rPr>
+          <w:sz w:val="28"/>
+          <w:szCs w:val="28"/>
+        </w:rPr>
+        <w:t xml:space="preserve"> = 1=&gt; n = 2</w:t>
+      </w:r>
+      <w:r>
+        <w:rPr>
           <w:sz w:val="28"/>
           <w:szCs w:val="28"/>
           <w:vertAlign w:val="superscript"/>
@@ -19281,163 +18102,44 @@
       </w:r>
       <w:r>
         <w:rPr>
-          <w:b/>
-          <w:color w:val="FF0000"/>
-          <w:sz w:val="28"/>
-          <w:szCs w:val="28"/>
-        </w:rPr>
-        <w:t>)=T(</w:t>
-      </w:r>
-      <w:proofErr w:type="gramEnd"/>
-      <w:r>
-        <w:rPr>
-          <w:b/>
-          <w:color w:val="FF0000"/>
-          <w:sz w:val="28"/>
-          <w:szCs w:val="28"/>
-        </w:rPr>
-        <w:t>1)</w:t>
-      </w:r>
-    </w:p>
-    <w:p>
-      <w:pPr>
-        <w:spacing w:after="0" w:line="240" w:lineRule="auto"/>
-        <w:jc w:val="both"/>
-        <w:rPr>
-          <w:sz w:val="28"/>
-          <w:szCs w:val="28"/>
-        </w:rPr>
-      </w:pPr>
-    </w:p>
-    <w:p>
-      <w:pPr>
-        <w:spacing w:after="0" w:line="240" w:lineRule="auto"/>
-        <w:jc w:val="both"/>
-        <w:rPr>
-          <w:sz w:val="28"/>
-          <w:szCs w:val="28"/>
-        </w:rPr>
-      </w:pPr>
-      <w:r>
-        <w:rPr>
-          <w:sz w:val="28"/>
-          <w:szCs w:val="28"/>
-        </w:rPr>
-        <w:t>n/2</w:t>
-      </w:r>
-      <w:r>
-        <w:rPr>
-          <w:sz w:val="28"/>
-          <w:szCs w:val="28"/>
-          <w:vertAlign w:val="superscript"/>
-        </w:rPr>
-        <w:t>i</w:t>
-      </w:r>
-      <w:r>
-        <w:rPr>
-          <w:sz w:val="28"/>
-          <w:szCs w:val="28"/>
-        </w:rPr>
-        <w:t xml:space="preserve"> = 1=&gt; n = 2</w:t>
-      </w:r>
-      <w:r>
-        <w:rPr>
-          <w:sz w:val="28"/>
-          <w:szCs w:val="28"/>
-          <w:vertAlign w:val="superscript"/>
-        </w:rPr>
-        <w:t>i</w:t>
-      </w:r>
-      <w:r>
-        <w:rPr>
-          <w:sz w:val="28"/>
-          <w:szCs w:val="28"/>
-        </w:rPr>
-        <w:t xml:space="preserve"> =&gt; i = </w:t>
-      </w:r>
-      <w:proofErr w:type="spellStart"/>
-      <w:r>
-        <w:rPr>
-          <w:sz w:val="28"/>
-          <w:szCs w:val="28"/>
-        </w:rPr>
-        <w:t>lgn</w:t>
-      </w:r>
-      <w:proofErr w:type="spellEnd"/>
-      <w:r>
-        <w:rPr>
-          <w:sz w:val="28"/>
-          <w:szCs w:val="28"/>
-        </w:rPr>
-        <w:t xml:space="preserve">, substituindo na fórmula </w:t>
-      </w:r>
-      <w:proofErr w:type="gramStart"/>
-      <w:r>
-        <w:rPr>
-          <w:sz w:val="28"/>
-          <w:szCs w:val="28"/>
-        </w:rPr>
-        <w:t>da it</w:t>
-      </w:r>
-      <w:proofErr w:type="gramEnd"/>
-      <w:r>
-        <w:rPr>
-          <w:sz w:val="28"/>
-          <w:szCs w:val="28"/>
-        </w:rPr>
-        <w:t xml:space="preserve"> i, temos:</w:t>
-      </w:r>
-    </w:p>
-    <w:p>
-      <w:pPr>
-        <w:spacing w:after="0" w:line="240" w:lineRule="auto"/>
-        <w:jc w:val="both"/>
-        <w:rPr>
-          <w:sz w:val="28"/>
-          <w:szCs w:val="28"/>
-        </w:rPr>
-      </w:pPr>
-    </w:p>
-    <w:p>
-      <w:pPr>
-        <w:spacing w:after="0" w:line="240" w:lineRule="auto"/>
-        <w:jc w:val="both"/>
-        <w:rPr>
-          <w:sz w:val="28"/>
-          <w:szCs w:val="28"/>
-        </w:rPr>
-      </w:pPr>
-      <w:r>
-        <w:rPr>
-          <w:sz w:val="28"/>
-          <w:szCs w:val="28"/>
-        </w:rPr>
-        <w:t xml:space="preserve">T(n) = </w:t>
-      </w:r>
-      <w:proofErr w:type="spellStart"/>
-      <w:proofErr w:type="gramStart"/>
-      <w:r>
-        <w:rPr>
-          <w:sz w:val="28"/>
-          <w:szCs w:val="28"/>
-        </w:rPr>
-        <w:t>nT</w:t>
-      </w:r>
-      <w:proofErr w:type="spellEnd"/>
-      <w:r>
-        <w:rPr>
-          <w:sz w:val="28"/>
-          <w:szCs w:val="28"/>
-        </w:rPr>
-        <w:t>(</w:t>
-      </w:r>
-      <w:proofErr w:type="gramEnd"/>
-      <w:r>
-        <w:rPr>
-          <w:sz w:val="28"/>
-          <w:szCs w:val="28"/>
-        </w:rPr>
-        <w:t>1) + 2n – 2= 3n -2</w:t>
+          <w:sz w:val="28"/>
+          <w:szCs w:val="28"/>
+        </w:rPr>
+        <w:t xml:space="preserve"> =&gt; i = lgn</w:t>
+      </w:r>
+      <w:r>
+        <w:rPr>
+          <w:sz w:val="28"/>
+          <w:szCs w:val="28"/>
+        </w:rPr>
+        <w:t>, substituindo na fórmula da it i, temos:</w:t>
+      </w:r>
+    </w:p>
+    <w:p>
+      <w:pPr>
+        <w:spacing w:after="0" w:line="240" w:lineRule="auto"/>
+        <w:jc w:val="both"/>
+        <w:rPr>
+          <w:sz w:val="28"/>
+          <w:szCs w:val="28"/>
+        </w:rPr>
+      </w:pPr>
+    </w:p>
+    <w:p>
+      <w:pPr>
+        <w:spacing w:after="0" w:line="240" w:lineRule="auto"/>
+        <w:jc w:val="both"/>
+        <w:rPr>
+          <w:sz w:val="28"/>
+          <w:szCs w:val="28"/>
+        </w:rPr>
+      </w:pPr>
+      <w:r>
+        <w:rPr>
+          <w:sz w:val="28"/>
+          <w:szCs w:val="28"/>
+        </w:rPr>
+        <w:t>T(n) = nT(1) + 2n – 2= 3n -2</w:t>
       </w:r>
       <w:r>
         <w:rPr>
@@ -19965,7 +18667,7 @@
           <w:sz w:val="28"/>
           <w:szCs w:val="28"/>
         </w:rPr>
-        <w:t>T(n) = 2T(n/2) + 2, para n = 2, 4, 6, 8, ..., 2</w:t>
+        <w:t>T(n) = 2T(n/2) + 2, para n = 2, 4, 8, ..., 2</w:t>
       </w:r>
       <w:r>
         <w:rPr>
@@ -20223,7 +18925,7 @@
           </mc:Choice>
           <mc:Fallback>
             <w:pict>
-              <v:line w14:anchorId="7128561B" id="Conector reto 28" o:spid="_x0000_s1026" style="position:absolute;z-index:251695104;visibility:visible;mso-wrap-style:square;mso-width-percent:0;mso-height-percent:0;mso-wrap-distance-left:9pt;mso-wrap-distance-top:0;mso-wrap-distance-right:9pt;mso-wrap-distance-bottom:0;mso-position-horizontal:absolute;mso-position-horizontal-relative:text;mso-position-vertical:absolute;mso-position-vertical-relative:text;mso-width-percent:0;mso-height-percent:0;mso-width-relative:margin;mso-height-relative:margin" from="229.75pt,8pt" to="297.85pt,30.2pt" o:gfxdata="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" strokecolor="black [3040]"/>
+              <v:line w14:anchorId="01D64425" id="Conector reto 28" o:spid="_x0000_s1026" style="position:absolute;z-index:251695104;visibility:visible;mso-wrap-style:square;mso-width-percent:0;mso-height-percent:0;mso-wrap-distance-left:9pt;mso-wrap-distance-top:0;mso-wrap-distance-right:9pt;mso-wrap-distance-bottom:0;mso-position-horizontal:absolute;mso-position-horizontal-relative:text;mso-position-vertical:absolute;mso-position-vertical-relative:text;mso-width-percent:0;mso-height-percent:0;mso-width-relative:margin;mso-height-relative:margin" from="229.75pt,8pt" to="297.85pt,30.2pt" o:gfxdata="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" strokecolor="black [3040]"/>
             </w:pict>
           </mc:Fallback>
         </mc:AlternateContent>
@@ -20287,7 +18989,7 @@
           </mc:Choice>
           <mc:Fallback>
             <w:pict>
-              <v:line w14:anchorId="5A40E591" id="Conector reto 27" o:spid="_x0000_s1026" style="position:absolute;flip:x;z-index:251694080;visibility:visible;mso-wrap-style:square;mso-wrap-distance-left:9pt;mso-wrap-distance-top:0;mso-wrap-distance-right:9pt;mso-wrap-distance-bottom:0;mso-position-horizontal:absolute;mso-position-horizontal-relative:text;mso-position-vertical:absolute;mso-position-vertical-relative:text" from="117.15pt,8pt" to="184.55pt,30.2pt" o:gfxdata="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" strokecolor="black [3040]"/>
+              <v:line w14:anchorId="60D3538D" id="Conector reto 27" o:spid="_x0000_s1026" style="position:absolute;flip:x;z-index:251694080;visibility:visible;mso-wrap-style:square;mso-wrap-distance-left:9pt;mso-wrap-distance-top:0;mso-wrap-distance-right:9pt;mso-wrap-distance-bottom:0;mso-position-horizontal:absolute;mso-position-horizontal-relative:text;mso-position-vertical:absolute;mso-position-vertical-relative:text" from="117.15pt,8pt" to="184.55pt,30.2pt" o:gfxdata="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" strokecolor="black [3040]"/>
             </w:pict>
           </mc:Fallback>
         </mc:AlternateContent>
@@ -20685,7 +19387,7 @@
           </mc:Choice>
           <mc:Fallback>
             <w:pict>
-              <v:line w14:anchorId="212CF206" id="Conector reto 38" o:spid="_x0000_s1026" style="position:absolute;flip:x y;z-index:251713536;visibility:visible;mso-wrap-style:square;mso-width-percent:0;mso-height-percent:0;mso-wrap-distance-left:9pt;mso-wrap-distance-top:0;mso-wrap-distance-right:9pt;mso-wrap-distance-bottom:0;mso-position-horizontal:absolute;mso-position-horizontal-relative:text;mso-position-vertical:absolute;mso-position-vertical-relative:text;mso-width-percent:0;mso-height-percent:0;mso-width-relative:margin;mso-height-relative:margin" from="285.6pt,51.1pt" to="302.4pt,64.85pt" o:gfxdata="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" strokecolor="black [3040]"/>
+              <v:line w14:anchorId="7849E284" id="Conector reto 38" o:spid="_x0000_s1026" style="position:absolute;flip:x y;z-index:251713536;visibility:visible;mso-wrap-style:square;mso-width-percent:0;mso-height-percent:0;mso-wrap-distance-left:9pt;mso-wrap-distance-top:0;mso-wrap-distance-right:9pt;mso-wrap-distance-bottom:0;mso-position-horizontal:absolute;mso-position-horizontal-relative:text;mso-position-vertical:absolute;mso-position-vertical-relative:text;mso-width-percent:0;mso-height-percent:0;mso-width-relative:margin;mso-height-relative:margin" from="285.6pt,51.1pt" to="302.4pt,64.85pt" o:gfxdata="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" strokecolor="black [3040]"/>
             </w:pict>
           </mc:Fallback>
         </mc:AlternateContent>
@@ -20755,7 +19457,7 @@
           </mc:Choice>
           <mc:Fallback>
             <w:pict>
-              <v:line w14:anchorId="01BCB9C3" id="Conector reto 29" o:spid="_x0000_s1026" style="position:absolute;flip:x;z-index:251697152;visibility:visible;mso-wrap-style:square;mso-width-percent:0;mso-height-percent:0;mso-wrap-distance-left:9pt;mso-wrap-distance-top:0;mso-wrap-distance-right:9pt;mso-wrap-distance-bottom:0;mso-position-horizontal:absolute;mso-position-horizontal-relative:text;mso-position-vertical:absolute;mso-position-vertical-relative:text;mso-width-percent:0;mso-height-percent:0;mso-width-relative:margin;mso-height-relative:margin" from="58.2pt,5.95pt" to="74.3pt,16.6pt" o:gfxdata="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" strokecolor="black [3040]"/>
+              <v:line w14:anchorId="17068B6D" id="Conector reto 29" o:spid="_x0000_s1026" style="position:absolute;flip:x;z-index:251697152;visibility:visible;mso-wrap-style:square;mso-width-percent:0;mso-height-percent:0;mso-wrap-distance-left:9pt;mso-wrap-distance-top:0;mso-wrap-distance-right:9pt;mso-wrap-distance-bottom:0;mso-position-horizontal:absolute;mso-position-horizontal-relative:text;mso-position-vertical:absolute;mso-position-vertical-relative:text;mso-width-percent:0;mso-height-percent:0;mso-width-relative:margin;mso-height-relative:margin" from="58.2pt,5.95pt" to="74.3pt,16.6pt" o:gfxdata="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" strokecolor="black [3040]"/>
             </w:pict>
           </mc:Fallback>
         </mc:AlternateContent>
@@ -20825,7 +19527,7 @@
           </mc:Choice>
           <mc:Fallback>
             <w:pict>
-              <v:line w14:anchorId="581D8AE6" id="Conector reto 32" o:spid="_x0000_s1026" style="position:absolute;flip:x;z-index:251703296;visibility:visible;mso-wrap-style:square;mso-width-percent:0;mso-height-percent:0;mso-wrap-distance-left:9pt;mso-wrap-distance-top:0;mso-wrap-distance-right:9pt;mso-wrap-distance-bottom:0;mso-position-horizontal:absolute;mso-position-horizontal-relative:text;mso-position-vertical:absolute;mso-position-vertical-relative:text;mso-width-percent:0;mso-height-percent:0;mso-width-relative:margin;mso-height-relative:margin" from="285.6pt,15.15pt" to="310.1pt,21.25pt" o:gfxdata="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" strokecolor="black [3040]"/>
+              <v:line w14:anchorId="3F232236" id="Conector reto 32" o:spid="_x0000_s1026" style="position:absolute;flip:x;z-index:251703296;visibility:visible;mso-wrap-style:square;mso-width-percent:0;mso-height-percent:0;mso-wrap-distance-left:9pt;mso-wrap-distance-top:0;mso-wrap-distance-right:9pt;mso-wrap-distance-bottom:0;mso-position-horizontal:absolute;mso-position-horizontal-relative:text;mso-position-vertical:absolute;mso-position-vertical-relative:text;mso-width-percent:0;mso-height-percent:0;mso-width-relative:margin;mso-height-relative:margin" from="285.6pt,15.15pt" to="310.1pt,21.25pt" o:gfxdata="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" strokecolor="black [3040]"/>
             </w:pict>
           </mc:Fallback>
         </mc:AlternateContent>
@@ -20895,7 +19597,7 @@
           </mc:Choice>
           <mc:Fallback>
             <w:pict>
-              <v:line w14:anchorId="63740551" id="Conector reto 33" o:spid="_x0000_s1026" style="position:absolute;flip:x y;z-index:251704320;visibility:visible;mso-wrap-style:square;mso-width-percent:0;mso-height-percent:0;mso-wrap-distance-left:9pt;mso-wrap-distance-top:0;mso-wrap-distance-right:9pt;mso-wrap-distance-bottom:0;mso-position-horizontal:absolute;mso-position-horizontal-relative:text;mso-position-vertical:absolute;mso-position-vertical-relative:text;mso-width-percent:0;mso-height-percent:0;mso-width-relative:margin;mso-height-relative:margin" from="572.1pt,5.85pt" to="605.8pt,25.05pt" o:gfxdata="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" strokecolor="black [3040]"/>
+              <v:line w14:anchorId="1EF16290" id="Conector reto 33" o:spid="_x0000_s1026" style="position:absolute;flip:x y;z-index:251704320;visibility:visible;mso-wrap-style:square;mso-width-percent:0;mso-height-percent:0;mso-wrap-distance-left:9pt;mso-wrap-distance-top:0;mso-wrap-distance-right:9pt;mso-wrap-distance-bottom:0;mso-position-horizontal:absolute;mso-position-horizontal-relative:text;mso-position-vertical:absolute;mso-position-vertical-relative:text;mso-width-percent:0;mso-height-percent:0;mso-width-relative:margin;mso-height-relative:margin" from="572.1pt,5.85pt" to="605.8pt,25.05pt" o:gfxdata="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" strokecolor="black [3040]"/>
             </w:pict>
           </mc:Fallback>
         </mc:AlternateContent>
@@ -20965,7 +19667,7 @@
           </mc:Choice>
           <mc:Fallback>
             <w:pict>
-              <v:line w14:anchorId="307C855B" id="Conector reto 31" o:spid="_x0000_s1026" style="position:absolute;flip:x y;z-index:251701248;visibility:visible;mso-wrap-style:square;mso-width-percent:0;mso-height-percent:0;mso-wrap-distance-left:9pt;mso-wrap-distance-top:0;mso-wrap-distance-right:9pt;mso-wrap-distance-bottom:0;mso-position-horizontal:absolute;mso-position-horizontal-relative:text;mso-position-vertical:absolute;mso-position-vertical-relative:text;mso-width-percent:0;mso-height-percent:0;mso-width-relative:margin;mso-height-relative:margin" from="344.6pt,1.3pt" to="378.3pt,20.5pt" o:gfxdata="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" strokecolor="black [3040]"/>
+              <v:line w14:anchorId="5B0AAA3D" id="Conector reto 31" o:spid="_x0000_s1026" style="position:absolute;flip:x y;z-index:251701248;visibility:visible;mso-wrap-style:square;mso-width-percent:0;mso-height-percent:0;mso-wrap-distance-left:9pt;mso-wrap-distance-top:0;mso-wrap-distance-right:9pt;mso-wrap-distance-bottom:0;mso-position-horizontal:absolute;mso-position-horizontal-relative:text;mso-position-vertical:absolute;mso-position-vertical-relative:text;mso-width-percent:0;mso-height-percent:0;mso-width-relative:margin;mso-height-relative:margin" from="344.6pt,1.3pt" to="378.3pt,20.5pt" o:gfxdata="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" strokecolor="black [3040]"/>
             </w:pict>
           </mc:Fallback>
         </mc:AlternateContent>
@@ -21035,7 +19737,7 @@
           </mc:Choice>
           <mc:Fallback>
             <w:pict>
-              <v:line w14:anchorId="6EA8DE4F" id="Conector reto 30" o:spid="_x0000_s1026" style="position:absolute;flip:x y;z-index:251699200;visibility:visible;mso-wrap-style:square;mso-width-percent:0;mso-height-percent:0;mso-wrap-distance-left:9pt;mso-wrap-distance-top:0;mso-wrap-distance-right:9pt;mso-wrap-distance-bottom:0;mso-position-horizontal:absolute;mso-position-horizontal-relative:text;mso-position-vertical:absolute;mso-position-vertical-relative:text;mso-width-percent:0;mso-height-percent:0;mso-width-relative:margin;mso-height-relative:margin" from="107.95pt,8.25pt" to="141.65pt,27.45pt" o:gfxdata="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" strokecolor="black [3040]"/>
+              <v:line w14:anchorId="240E88FA" id="Conector reto 30" o:spid="_x0000_s1026" style="position:absolute;flip:x y;z-index:251699200;visibility:visible;mso-wrap-style:square;mso-width-percent:0;mso-height-percent:0;mso-wrap-distance-left:9pt;mso-wrap-distance-top:0;mso-wrap-distance-right:9pt;mso-wrap-distance-bottom:0;mso-position-horizontal:absolute;mso-position-horizontal-relative:text;mso-position-vertical:absolute;mso-position-vertical-relative:text;mso-width-percent:0;mso-height-percent:0;mso-width-relative:margin;mso-height-relative:margin" from="107.95pt,8.25pt" to="141.65pt,27.45pt" o:gfxdata="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" strokecolor="black [3040]"/>
             </w:pict>
           </mc:Fallback>
         </mc:AlternateContent>
@@ -21741,7 +20443,7 @@
           </mc:Choice>
           <mc:Fallback>
             <w:pict>
-              <v:line w14:anchorId="0537C53F" id="Conector reto 41" o:spid="_x0000_s1026" style="position:absolute;flip:x;z-index:251719680;visibility:visible;mso-wrap-style:square;mso-width-percent:0;mso-height-percent:0;mso-wrap-distance-left:9pt;mso-wrap-distance-top:0;mso-wrap-distance-right:9pt;mso-wrap-distance-bottom:0;mso-position-horizontal:absolute;mso-position-horizontal-relative:text;mso-position-vertical:absolute;mso-position-vertical-relative:text;mso-width-percent:0;mso-height-percent:0;mso-width-relative:margin;mso-height-relative:margin" from="382.2pt,11.6pt" to="394.45pt,30.75pt" o:gfxdata="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" strokecolor="black [3040]"/>
+              <v:line w14:anchorId="19914B4F" id="Conector reto 41" o:spid="_x0000_s1026" style="position:absolute;flip:x;z-index:251719680;visibility:visible;mso-wrap-style:square;mso-width-percent:0;mso-height-percent:0;mso-wrap-distance-left:9pt;mso-wrap-distance-top:0;mso-wrap-distance-right:9pt;mso-wrap-distance-bottom:0;mso-position-horizontal:absolute;mso-position-horizontal-relative:text;mso-position-vertical:absolute;mso-position-vertical-relative:text;mso-width-percent:0;mso-height-percent:0;mso-width-relative:margin;mso-height-relative:margin" from="382.2pt,11.6pt" to="394.45pt,30.75pt" o:gfxdata="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" strokecolor="black [3040]"/>
             </w:pict>
           </mc:Fallback>
         </mc:AlternateContent>
@@ -21811,7 +20513,7 @@
           </mc:Choice>
           <mc:Fallback>
             <w:pict>
-              <v:line w14:anchorId="41AE82AD" id="Conector reto 42" o:spid="_x0000_s1026" style="position:absolute;flip:x y;z-index:251720704;visibility:visible;mso-wrap-style:square;mso-width-percent:0;mso-height-percent:0;mso-wrap-distance-left:9pt;mso-wrap-distance-top:0;mso-wrap-distance-right:9pt;mso-wrap-distance-bottom:0;mso-position-horizontal:absolute;mso-position-horizontal-relative:text;mso-position-vertical:absolute;mso-position-vertical-relative:text;mso-width-percent:0;mso-height-percent:0;mso-width-relative:margin;mso-height-relative:margin" from="544.5pt,11.55pt" to="561.3pt,25.3pt" o:gfxdata="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" strokecolor="black [3040]"/>
+              <v:line w14:anchorId="613DD578" id="Conector reto 42" o:spid="_x0000_s1026" style="position:absolute;flip:x y;z-index:251720704;visibility:visible;mso-wrap-style:square;mso-width-percent:0;mso-height-percent:0;mso-wrap-distance-left:9pt;mso-wrap-distance-top:0;mso-wrap-distance-right:9pt;mso-wrap-distance-bottom:0;mso-position-horizontal:absolute;mso-position-horizontal-relative:text;mso-position-vertical:absolute;mso-position-vertical-relative:text;mso-width-percent:0;mso-height-percent:0;mso-width-relative:margin;mso-height-relative:margin" from="544.5pt,11.55pt" to="561.3pt,25.3pt" o:gfxdata="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" strokecolor="black [3040]"/>
             </w:pict>
           </mc:Fallback>
         </mc:AlternateContent>
@@ -21881,7 +20583,7 @@
           </mc:Choice>
           <mc:Fallback>
             <w:pict>
-              <v:line w14:anchorId="27996993" id="Conector reto 40" o:spid="_x0000_s1026" style="position:absolute;flip:x y;z-index:251717632;visibility:visible;mso-wrap-style:square;mso-width-percent:0;mso-height-percent:0;mso-wrap-distance-left:9pt;mso-wrap-distance-top:0;mso-wrap-distance-right:9pt;mso-wrap-distance-bottom:0;mso-position-horizontal:absolute;mso-position-horizontal-relative:text;mso-position-vertical:absolute;mso-position-vertical-relative:text;mso-width-percent:0;mso-height-percent:0;mso-width-relative:margin;mso-height-relative:margin" from="413.5pt,13.05pt" to="430.3pt,26.8pt" o:gfxdata="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" strokecolor="black [3040]"/>
+              <v:line w14:anchorId="1904C386" id="Conector reto 40" o:spid="_x0000_s1026" style="position:absolute;flip:x y;z-index:251717632;visibility:visible;mso-wrap-style:square;mso-width-percent:0;mso-height-percent:0;mso-wrap-distance-left:9pt;mso-wrap-distance-top:0;mso-wrap-distance-right:9pt;mso-wrap-distance-bottom:0;mso-position-horizontal:absolute;mso-position-horizontal-relative:text;mso-position-vertical:absolute;mso-position-vertical-relative:text;mso-width-percent:0;mso-height-percent:0;mso-width-relative:margin;mso-height-relative:margin" from="413.5pt,13.05pt" to="430.3pt,26.8pt" o:gfxdata="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" strokecolor="black [3040]"/>
             </w:pict>
           </mc:Fallback>
         </mc:AlternateContent>
@@ -21961,7 +20663,7 @@
           </mc:Choice>
           <mc:Fallback>
             <w:pict>
-              <v:line w14:anchorId="47938E1C" id="Conector reto 39" o:spid="_x0000_s1026" style="position:absolute;flip:x;z-index:251715584;visibility:visible;mso-wrap-style:square;mso-width-percent:0;mso-height-percent:0;mso-wrap-distance-left:9pt;mso-wrap-distance-top:0;mso-wrap-distance-right:9pt;mso-wrap-distance-bottom:0;mso-position-horizontal:absolute;mso-position-horizontal-relative:text;mso-position-vertical:absolute;mso-position-vertical-relative:text;mso-width-percent:0;mso-height-percent:0;mso-width-relative:margin;mso-height-relative:margin" from="251.15pt,.6pt" to="267.2pt,11.25pt" o:gfxdata="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" strokecolor="black [3040]"/>
+              <v:line w14:anchorId="4B0256C8" id="Conector reto 39" o:spid="_x0000_s1026" style="position:absolute;flip:x;z-index:251715584;visibility:visible;mso-wrap-style:square;mso-width-percent:0;mso-height-percent:0;mso-wrap-distance-left:9pt;mso-wrap-distance-top:0;mso-wrap-distance-right:9pt;mso-wrap-distance-bottom:0;mso-position-horizontal:absolute;mso-position-horizontal-relative:text;mso-position-vertical:absolute;mso-position-vertical-relative:text;mso-width-percent:0;mso-height-percent:0;mso-width-relative:margin;mso-height-relative:margin" from="251.15pt,.6pt" to="267.2pt,11.25pt" o:gfxdata="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" strokecolor="black [3040]"/>
             </w:pict>
           </mc:Fallback>
         </mc:AlternateContent>
@@ -22031,7 +20733,7 @@
           </mc:Choice>
           <mc:Fallback>
             <w:pict>
-              <v:line w14:anchorId="34910F3B" id="Conector reto 37" o:spid="_x0000_s1026" style="position:absolute;flip:x;z-index:251712512;visibility:visible;mso-wrap-style:square;mso-width-percent:0;mso-height-percent:0;mso-wrap-distance-left:9pt;mso-wrap-distance-top:0;mso-wrap-distance-right:9pt;mso-wrap-distance-bottom:0;mso-position-horizontal:absolute;mso-position-horizontal-relative:text;mso-position-vertical:absolute;mso-position-vertical-relative:text;mso-width-percent:0;mso-height-percent:0;mso-width-relative:margin;mso-height-relative:margin" from="133.2pt,-.15pt" to="149.25pt,10.5pt" o:gfxdata="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" strokecolor="black [3040]"/>
+              <v:line w14:anchorId="61F462F4" id="Conector reto 37" o:spid="_x0000_s1026" style="position:absolute;flip:x;z-index:251712512;visibility:visible;mso-wrap-style:square;mso-width-percent:0;mso-height-percent:0;mso-wrap-distance-left:9pt;mso-wrap-distance-top:0;mso-wrap-distance-right:9pt;mso-wrap-distance-bottom:0;mso-position-horizontal:absolute;mso-position-horizontal-relative:text;mso-position-vertical:absolute;mso-position-vertical-relative:text;mso-width-percent:0;mso-height-percent:0;mso-width-relative:margin;mso-height-relative:margin" from="133.2pt,-.15pt" to="149.25pt,10.5pt" o:gfxdata="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" strokecolor="black [3040]"/>
             </w:pict>
           </mc:Fallback>
         </mc:AlternateContent>
@@ -22101,7 +20803,7 @@
           </mc:Choice>
           <mc:Fallback>
             <w:pict>
-              <v:line w14:anchorId="62105C44" id="Conector reto 36" o:spid="_x0000_s1026" style="position:absolute;flip:x y;z-index:251710464;visibility:visible;mso-wrap-style:square;mso-width-percent:0;mso-height-percent:0;mso-wrap-distance-left:9pt;mso-wrap-distance-top:0;mso-wrap-distance-right:9pt;mso-wrap-distance-bottom:0;mso-position-horizontal:absolute;mso-position-horizontal-relative:text;mso-position-vertical:absolute;mso-position-vertical-relative:text;mso-width-percent:0;mso-height-percent:0;mso-width-relative:margin;mso-height-relative:margin" from="174.6pt,.7pt" to="191.45pt,14.5pt" o:gfxdata="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" strokecolor="black [3040]"/>
+              <v:line w14:anchorId="026E7DF0" id="Conector reto 36" o:spid="_x0000_s1026" style="position:absolute;flip:x y;z-index:251710464;visibility:visible;mso-wrap-style:square;mso-width-percent:0;mso-height-percent:0;mso-wrap-distance-left:9pt;mso-wrap-distance-top:0;mso-wrap-distance-right:9pt;mso-wrap-distance-bottom:0;mso-position-horizontal:absolute;mso-position-horizontal-relative:text;mso-position-vertical:absolute;mso-position-vertical-relative:text;mso-width-percent:0;mso-height-percent:0;mso-width-relative:margin;mso-height-relative:margin" from="174.6pt,.7pt" to="191.45pt,14.5pt" o:gfxdata="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" strokecolor="black [3040]"/>
             </w:pict>
           </mc:Fallback>
         </mc:AlternateContent>
@@ -22171,7 +20873,7 @@
           </mc:Choice>
           <mc:Fallback>
             <w:pict>
-              <v:line w14:anchorId="6C6A0103" id="Conector reto 35" o:spid="_x0000_s1026" style="position:absolute;flip:x y;z-index:251708416;visibility:visible;mso-wrap-style:square;mso-width-percent:0;mso-height-percent:0;mso-wrap-distance-left:9pt;mso-wrap-distance-top:0;mso-wrap-distance-right:9pt;mso-wrap-distance-bottom:0;mso-position-horizontal:absolute;mso-position-horizontal-relative:text;mso-position-vertical:absolute;mso-position-vertical-relative:text;mso-width-percent:0;mso-height-percent:0;mso-width-relative:margin;mso-height-relative:margin" from="65.1pt,-.1pt" to="81.95pt,13.7pt" o:gfxdata="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" strokecolor="black [3040]"/>
+              <v:line w14:anchorId="436856F7" id="Conector reto 35" o:spid="_x0000_s1026" style="position:absolute;flip:x y;z-index:251708416;visibility:visible;mso-wrap-style:square;mso-width-percent:0;mso-height-percent:0;mso-wrap-distance-left:9pt;mso-wrap-distance-top:0;mso-wrap-distance-right:9pt;mso-wrap-distance-bottom:0;mso-position-horizontal:absolute;mso-position-horizontal-relative:text;mso-position-vertical:absolute;mso-position-vertical-relative:text;mso-width-percent:0;mso-height-percent:0;mso-width-relative:margin;mso-height-relative:margin" from="65.1pt,-.1pt" to="81.95pt,13.7pt" o:gfxdata="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" strokecolor="black [3040]"/>
             </w:pict>
           </mc:Fallback>
         </mc:AlternateContent>
@@ -22241,7 +20943,7 @@
           </mc:Choice>
           <mc:Fallback>
             <w:pict>
-              <v:line w14:anchorId="292D985A" id="Conector reto 34" o:spid="_x0000_s1026" style="position:absolute;flip:x;z-index:251706368;visibility:visible;mso-wrap-style:square;mso-width-percent:0;mso-height-percent:0;mso-wrap-distance-left:9pt;mso-wrap-distance-top:0;mso-wrap-distance-right:9pt;mso-wrap-distance-bottom:0;mso-position-horizontal:absolute;mso-position-horizontal-relative:text;mso-position-vertical:absolute;mso-position-vertical-relative:text;mso-width-percent:0;mso-height-percent:0;mso-width-relative:margin;mso-height-relative:margin" from="29.05pt,.7pt" to="45.15pt,11.35pt" o:gfxdata="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" strokecolor="black [3040]"/>
+              <v:line w14:anchorId="443A9F14" id="Conector reto 34" o:spid="_x0000_s1026" style="position:absolute;flip:x;z-index:251706368;visibility:visible;mso-wrap-style:square;mso-width-percent:0;mso-height-percent:0;mso-wrap-distance-left:9pt;mso-wrap-distance-top:0;mso-wrap-distance-right:9pt;mso-wrap-distance-bottom:0;mso-position-horizontal:absolute;mso-position-horizontal-relative:text;mso-position-vertical:absolute;mso-position-vertical-relative:text;mso-width-percent:0;mso-height-percent:0;mso-width-relative:margin;mso-height-relative:margin" from="29.05pt,.7pt" to="45.15pt,11.35pt" o:gfxdata="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" strokecolor="black [3040]"/>
             </w:pict>
           </mc:Fallback>
         </mc:AlternateContent>
@@ -23642,25 +22344,7 @@
           <w:sz w:val="28"/>
           <w:szCs w:val="28"/>
         </w:rPr>
-        <w:t xml:space="preserve">) = </w:t>
-      </w:r>
-      <w:proofErr w:type="gramStart"/>
-      <w:r>
-        <w:rPr>
-          <w:b/>
-          <w:sz w:val="28"/>
-          <w:szCs w:val="28"/>
-        </w:rPr>
-        <w:t>T(</w:t>
-      </w:r>
-      <w:proofErr w:type="gramEnd"/>
-      <w:r>
-        <w:rPr>
-          <w:b/>
-          <w:sz w:val="28"/>
-          <w:szCs w:val="28"/>
-        </w:rPr>
-        <w:t>1)</w:t>
+        <w:t>) = T(1)</w:t>
       </w:r>
       <w:r>
         <w:rPr>
@@ -23716,18 +22400,8 @@
           <w:sz w:val="28"/>
           <w:szCs w:val="28"/>
         </w:rPr>
-        <w:t xml:space="preserve"> =&gt; i = </w:t>
-      </w:r>
-      <w:proofErr w:type="spellStart"/>
-      <w:r>
-        <w:rPr>
-          <w:b/>
-          <w:sz w:val="28"/>
-          <w:szCs w:val="28"/>
-        </w:rPr>
-        <w:t>lgn</w:t>
-      </w:r>
-      <w:proofErr w:type="spellEnd"/>
+        <w:t xml:space="preserve"> =&gt; i = lgn</w:t>
+      </w:r>
     </w:p>
     <w:p>
       <w:pPr>
@@ -23911,15 +22585,7 @@
                                       <w:sz w:val="24"/>
                                       <w:szCs w:val="24"/>
                                     </w:rPr>
-                                    <w:t xml:space="preserve"> +</w:t>
-                                  </w:r>
-                                  <w:r>
-                                    <w:rPr>
-                                      <w:b/>
-                                      <w:sz w:val="24"/>
-                                      <w:szCs w:val="24"/>
-                                    </w:rPr>
-                                    <w:t xml:space="preserve"> ... + 2</w:t>
+                                    <w:t xml:space="preserve"> + ... + 2</w:t>
                                   </w:r>
                                   <w:r>
                                     <w:rPr>
@@ -24176,15 +22842,7 @@
                                 <w:sz w:val="24"/>
                                 <w:szCs w:val="24"/>
                               </w:rPr>
-                              <w:t xml:space="preserve"> +</w:t>
-                            </w:r>
-                            <w:r>
-                              <w:rPr>
-                                <w:b/>
-                                <w:sz w:val="24"/>
-                                <w:szCs w:val="24"/>
-                              </w:rPr>
-                              <w:t xml:space="preserve"> ... + 2</w:t>
+                              <w:t xml:space="preserve"> + ... + 2</w:t>
                             </w:r>
                             <w:r>
                               <w:rPr>
@@ -25410,25 +24068,7 @@
           <w:sz w:val="28"/>
           <w:szCs w:val="28"/>
         </w:rPr>
-        <w:t xml:space="preserve">T(n) = </w:t>
-      </w:r>
-      <w:proofErr w:type="spellStart"/>
-      <w:r>
-        <w:rPr>
-          <w:b/>
-          <w:sz w:val="28"/>
-          <w:szCs w:val="28"/>
-        </w:rPr>
-        <w:t>aT</w:t>
-      </w:r>
-      <w:proofErr w:type="spellEnd"/>
-      <w:r>
-        <w:rPr>
-          <w:b/>
-          <w:sz w:val="28"/>
-          <w:szCs w:val="28"/>
-        </w:rPr>
-        <w:t>(n/b) + f(n)</w:t>
+        <w:t>T(n) = aT(n/b) + f(n)</w:t>
       </w:r>
       <w:r>
         <w:rPr>
@@ -25748,47 +24388,7 @@
           <w:sz w:val="28"/>
           <w:szCs w:val="28"/>
         </w:rPr>
-        <w:t xml:space="preserve">T(n) = </w:t>
-      </w:r>
-      <w:proofErr w:type="spellStart"/>
-      <w:r>
-        <w:rPr>
-          <w:b/>
-          <w:color w:val="FF0000"/>
-          <w:sz w:val="28"/>
-          <w:szCs w:val="28"/>
-        </w:rPr>
-        <w:t>c+T</w:t>
-      </w:r>
-      <w:proofErr w:type="spellEnd"/>
-      <w:r>
-        <w:rPr>
-          <w:b/>
-          <w:color w:val="FF0000"/>
-          <w:sz w:val="28"/>
-          <w:szCs w:val="28"/>
-        </w:rPr>
-        <w:t>(n-</w:t>
-      </w:r>
-      <w:proofErr w:type="gramStart"/>
-      <w:r>
-        <w:rPr>
-          <w:b/>
-          <w:color w:val="FF0000"/>
-          <w:sz w:val="28"/>
-          <w:szCs w:val="28"/>
-        </w:rPr>
-        <w:t>1)+</w:t>
-      </w:r>
-      <w:proofErr w:type="gramEnd"/>
-      <w:r>
-        <w:rPr>
-          <w:b/>
-          <w:color w:val="FF0000"/>
-          <w:sz w:val="28"/>
-          <w:szCs w:val="28"/>
-        </w:rPr>
-        <w:t>T(n-2)</w:t>
+        <w:t>T(n) = c+T(n-1)+T(n-2)</w:t>
       </w:r>
     </w:p>
     <w:p>
@@ -25910,7 +24510,6 @@
                 <w:szCs w:val="28"/>
               </w:rPr>
             </w:pPr>
-            <w:proofErr w:type="spellStart"/>
             <w:r>
               <w:rPr>
                 <w:sz w:val="28"/>
@@ -25918,7 +24517,6 @@
               </w:rPr>
               <w:t>Hash</w:t>
             </w:r>
-            <w:proofErr w:type="spellEnd"/>
           </w:p>
         </w:tc>
       </w:tr>
@@ -26018,7 +24616,6 @@
                 <w:szCs w:val="28"/>
               </w:rPr>
             </w:pPr>
-            <w:proofErr w:type="spellStart"/>
             <w:r>
               <w:rPr>
                 <w:sz w:val="28"/>
@@ -26033,7 +24630,6 @@
               </w:rPr>
               <w:t>logn</w:t>
             </w:r>
-            <w:proofErr w:type="spellEnd"/>
           </w:p>
         </w:tc>
         <w:tc>
@@ -26311,7 +24907,6 @@
                 <w:szCs w:val="28"/>
               </w:rPr>
             </w:pPr>
-            <w:proofErr w:type="spellStart"/>
             <w:r>
               <w:rPr>
                 <w:sz w:val="28"/>
@@ -26327,7 +24922,6 @@
               </w:rPr>
               <w:t>n</w:t>
             </w:r>
-            <w:proofErr w:type="spellEnd"/>
             <w:r>
               <w:rPr>
                 <w:sz w:val="28"/>
@@ -26425,25 +25019,7 @@
           <w:sz w:val="28"/>
           <w:szCs w:val="28"/>
         </w:rPr>
-        <w:t xml:space="preserve">T(n) = </w:t>
-      </w:r>
-      <w:proofErr w:type="spellStart"/>
-      <w:r>
-        <w:rPr>
-          <w:b/>
-          <w:sz w:val="28"/>
-          <w:szCs w:val="28"/>
-        </w:rPr>
-        <w:t>aT</w:t>
-      </w:r>
-      <w:proofErr w:type="spellEnd"/>
-      <w:r>
-        <w:rPr>
-          <w:b/>
-          <w:sz w:val="28"/>
-          <w:szCs w:val="28"/>
-        </w:rPr>
-        <w:t>(n/b) + f(n)</w:t>
+        <w:t>T(n) = aT(n/b) + f(n)</w:t>
       </w:r>
       <w:r>
         <w:rPr>
@@ -26537,35 +25113,7 @@
           <w:sz w:val="28"/>
           <w:szCs w:val="28"/>
         </w:rPr>
-        <w:t xml:space="preserve">Se f(n) = </w:t>
-      </w:r>
-      <w:proofErr w:type="gramStart"/>
-      <w:r>
-        <w:rPr>
-          <w:color w:val="FF0000"/>
-          <w:sz w:val="28"/>
-          <w:szCs w:val="28"/>
-        </w:rPr>
-        <w:t>O(</w:t>
-      </w:r>
-      <w:proofErr w:type="spellStart"/>
-      <w:proofErr w:type="gramEnd"/>
-      <w:r>
-        <w:rPr>
-          <w:color w:val="FF0000"/>
-          <w:sz w:val="28"/>
-          <w:szCs w:val="28"/>
-        </w:rPr>
-        <w:t>nloga</w:t>
-      </w:r>
-      <w:proofErr w:type="spellEnd"/>
-      <w:r>
-        <w:rPr>
-          <w:color w:val="FF0000"/>
-          <w:sz w:val="28"/>
-          <w:szCs w:val="28"/>
-        </w:rPr>
-        <w:t xml:space="preserve"> - </w:t>
+        <w:t xml:space="preserve">Se f(n) = O(nloga - </w:t>
       </w:r>
       <w:r>
         <w:rPr>
@@ -26599,44 +25147,34 @@
           <w:sz w:val="28"/>
           <w:szCs w:val="28"/>
         </w:rPr>
-        <w:t xml:space="preserve"> &gt; 0, então T(n) = Θ(</w:t>
-      </w:r>
-      <w:proofErr w:type="spellStart"/>
+        <w:t xml:space="preserve"> &gt; 0, então T(n) = Θ(n</w:t>
+      </w:r>
       <w:r>
         <w:rPr>
           <w:color w:val="FF0000"/>
           <w:sz w:val="28"/>
           <w:szCs w:val="28"/>
-        </w:rPr>
-        <w:t>n</w:t>
+          <w:vertAlign w:val="superscript"/>
+        </w:rPr>
+        <w:t>log</w:t>
       </w:r>
       <w:r>
         <w:rPr>
           <w:color w:val="FF0000"/>
           <w:sz w:val="28"/>
           <w:szCs w:val="28"/>
+        </w:rPr>
+        <w:t>b</w:t>
+      </w:r>
+      <w:r>
+        <w:rPr>
+          <w:color w:val="FF0000"/>
+          <w:sz w:val="28"/>
+          <w:szCs w:val="28"/>
           <w:vertAlign w:val="superscript"/>
         </w:rPr>
-        <w:t>log</w:t>
-      </w:r>
-      <w:r>
-        <w:rPr>
-          <w:color w:val="FF0000"/>
-          <w:sz w:val="28"/>
-          <w:szCs w:val="28"/>
-        </w:rPr>
-        <w:t>b</w:t>
-      </w:r>
-      <w:r>
-        <w:rPr>
-          <w:color w:val="FF0000"/>
-          <w:sz w:val="28"/>
-          <w:szCs w:val="28"/>
-          <w:vertAlign w:val="superscript"/>
-        </w:rPr>
         <w:t>a</w:t>
       </w:r>
-      <w:proofErr w:type="spellEnd"/>
       <w:r>
         <w:rPr>
           <w:color w:val="FF0000"/>
@@ -26665,32 +25203,30 @@
           <w:szCs w:val="28"/>
         </w:rPr>
       </w:pPr>
-      <w:proofErr w:type="spellStart"/>
       <w:r>
         <w:rPr>
           <w:color w:val="FF0000"/>
           <w:sz w:val="28"/>
           <w:szCs w:val="28"/>
         </w:rPr>
-        <w:t>Sef</w:t>
-      </w:r>
-      <w:proofErr w:type="spellEnd"/>
+        <w:t>Sef(n) = Θ(n</w:t>
+      </w:r>
       <w:r>
         <w:rPr>
           <w:color w:val="FF0000"/>
           <w:sz w:val="28"/>
           <w:szCs w:val="28"/>
-        </w:rPr>
-        <w:t>(n) = Θ(</w:t>
-      </w:r>
-      <w:proofErr w:type="spellStart"/>
+          <w:vertAlign w:val="superscript"/>
+        </w:rPr>
+        <w:t>log</w:t>
+      </w:r>
       <w:r>
         <w:rPr>
           <w:color w:val="FF0000"/>
           <w:sz w:val="28"/>
           <w:szCs w:val="28"/>
         </w:rPr>
-        <w:t>n</w:t>
+        <w:t>b</w:t>
       </w:r>
       <w:r>
         <w:rPr>
@@ -26699,6 +25235,23 @@
           <w:szCs w:val="28"/>
           <w:vertAlign w:val="superscript"/>
         </w:rPr>
+        <w:t>a)</w:t>
+      </w:r>
+      <w:r>
+        <w:rPr>
+          <w:color w:val="FF0000"/>
+          <w:sz w:val="28"/>
+          <w:szCs w:val="28"/>
+        </w:rPr>
+        <w:t>, então T(n) = Θ(n</w:t>
+      </w:r>
+      <w:r>
+        <w:rPr>
+          <w:color w:val="FF0000"/>
+          <w:sz w:val="28"/>
+          <w:szCs w:val="28"/>
+          <w:vertAlign w:val="superscript"/>
+        </w:rPr>
         <w:t>log</w:t>
       </w:r>
       <w:r>
@@ -26718,15 +25271,22 @@
         </w:rPr>
         <w:t>a</w:t>
       </w:r>
-      <w:proofErr w:type="spellEnd"/>
       <w:r>
         <w:rPr>
           <w:color w:val="FF0000"/>
           <w:sz w:val="28"/>
           <w:szCs w:val="28"/>
+        </w:rPr>
+        <w:t xml:space="preserve"> * lg</w:t>
+      </w:r>
+      <w:r>
+        <w:rPr>
+          <w:color w:val="FF0000"/>
+          <w:sz w:val="28"/>
+          <w:szCs w:val="28"/>
           <w:vertAlign w:val="superscript"/>
         </w:rPr>
-        <w:t>)</w:t>
+        <w:t>b</w:t>
       </w:r>
       <w:r>
         <w:rPr>
@@ -26734,96 +25294,7 @@
           <w:sz w:val="28"/>
           <w:szCs w:val="28"/>
         </w:rPr>
-        <w:t xml:space="preserve">, então T(n) = </w:t>
-      </w:r>
-      <w:proofErr w:type="gramStart"/>
-      <w:r>
-        <w:rPr>
-          <w:color w:val="FF0000"/>
-          <w:sz w:val="28"/>
-          <w:szCs w:val="28"/>
-        </w:rPr>
-        <w:t>Θ(</w:t>
-      </w:r>
-      <w:proofErr w:type="spellStart"/>
-      <w:proofErr w:type="gramEnd"/>
-      <w:r>
-        <w:rPr>
-          <w:color w:val="FF0000"/>
-          <w:sz w:val="28"/>
-          <w:szCs w:val="28"/>
-        </w:rPr>
-        <w:t>n</w:t>
-      </w:r>
-      <w:r>
-        <w:rPr>
-          <w:color w:val="FF0000"/>
-          <w:sz w:val="28"/>
-          <w:szCs w:val="28"/>
-          <w:vertAlign w:val="superscript"/>
-        </w:rPr>
-        <w:t>log</w:t>
-      </w:r>
-      <w:r>
-        <w:rPr>
-          <w:color w:val="FF0000"/>
-          <w:sz w:val="28"/>
-          <w:szCs w:val="28"/>
-        </w:rPr>
-        <w:t>b</w:t>
-      </w:r>
-      <w:r>
-        <w:rPr>
-          <w:color w:val="FF0000"/>
-          <w:sz w:val="28"/>
-          <w:szCs w:val="28"/>
-          <w:vertAlign w:val="superscript"/>
-        </w:rPr>
-        <w:t>a</w:t>
-      </w:r>
-      <w:proofErr w:type="spellEnd"/>
-      <w:r>
-        <w:rPr>
-          <w:color w:val="FF0000"/>
-          <w:sz w:val="28"/>
-          <w:szCs w:val="28"/>
-        </w:rPr>
-        <w:t xml:space="preserve"> * </w:t>
-      </w:r>
-      <w:proofErr w:type="spellStart"/>
-      <w:r>
-        <w:rPr>
-          <w:color w:val="FF0000"/>
-          <w:sz w:val="28"/>
-          <w:szCs w:val="28"/>
-        </w:rPr>
-        <w:t>lg</w:t>
-      </w:r>
-      <w:r>
-        <w:rPr>
-          <w:color w:val="FF0000"/>
-          <w:sz w:val="28"/>
-          <w:szCs w:val="28"/>
-          <w:vertAlign w:val="superscript"/>
-        </w:rPr>
-        <w:t>b</w:t>
-      </w:r>
-      <w:r>
-        <w:rPr>
-          <w:color w:val="FF0000"/>
-          <w:sz w:val="28"/>
-          <w:szCs w:val="28"/>
-        </w:rPr>
-        <w:t>n</w:t>
-      </w:r>
-      <w:proofErr w:type="spellEnd"/>
-      <w:r>
-        <w:rPr>
-          <w:color w:val="FF0000"/>
-          <w:sz w:val="28"/>
-          <w:szCs w:val="28"/>
-        </w:rPr>
-        <w:t>)</w:t>
+        <w:t>n)</w:t>
       </w:r>
     </w:p>
     <w:p>
@@ -26851,25 +25322,24 @@
           <w:sz w:val="28"/>
           <w:szCs w:val="28"/>
         </w:rPr>
-        <w:t xml:space="preserve">Se f(n) = </w:t>
-      </w:r>
-      <w:proofErr w:type="gramStart"/>
+        <w:t>Se f(n) = Ω( n</w:t>
+      </w:r>
       <w:r>
         <w:rPr>
           <w:color w:val="FF0000"/>
           <w:sz w:val="28"/>
           <w:szCs w:val="28"/>
-        </w:rPr>
-        <w:t xml:space="preserve">Ω( </w:t>
-      </w:r>
-      <w:proofErr w:type="spellStart"/>
+          <w:vertAlign w:val="superscript"/>
+        </w:rPr>
+        <w:t>log</w:t>
+      </w:r>
       <w:r>
         <w:rPr>
           <w:color w:val="FF0000"/>
           <w:sz w:val="28"/>
           <w:szCs w:val="28"/>
         </w:rPr>
-        <w:t>n</w:t>
+        <w:t xml:space="preserve"> b</w:t>
       </w:r>
       <w:r>
         <w:rPr>
@@ -26878,37 +25348,8 @@
           <w:szCs w:val="28"/>
           <w:vertAlign w:val="superscript"/>
         </w:rPr>
-        <w:t>log</w:t>
-      </w:r>
-      <w:proofErr w:type="spellEnd"/>
-      <w:proofErr w:type="gramEnd"/>
-      <w:r>
-        <w:rPr>
-          <w:color w:val="FF0000"/>
-          <w:sz w:val="28"/>
-          <w:szCs w:val="28"/>
-        </w:rPr>
-        <w:t xml:space="preserve"> </w:t>
-      </w:r>
-      <w:proofErr w:type="spellStart"/>
-      <w:r>
-        <w:rPr>
-          <w:color w:val="FF0000"/>
-          <w:sz w:val="28"/>
-          <w:szCs w:val="28"/>
-        </w:rPr>
-        <w:t>b</w:t>
-      </w:r>
-      <w:r>
-        <w:rPr>
-          <w:color w:val="FF0000"/>
-          <w:sz w:val="28"/>
-          <w:szCs w:val="28"/>
-          <w:vertAlign w:val="superscript"/>
-        </w:rPr>
         <w:t>a</w:t>
       </w:r>
-      <w:proofErr w:type="spellEnd"/>
       <w:r>
         <w:rPr>
           <w:color w:val="FF0000"/>
@@ -26949,43 +25390,7 @@
           <w:sz w:val="28"/>
           <w:szCs w:val="28"/>
         </w:rPr>
-        <w:t xml:space="preserve"> &gt; 0 e se </w:t>
-      </w:r>
-      <w:proofErr w:type="spellStart"/>
-      <w:r>
-        <w:rPr>
-          <w:color w:val="FF0000"/>
-          <w:sz w:val="28"/>
-          <w:szCs w:val="28"/>
-        </w:rPr>
-        <w:t>af</w:t>
-      </w:r>
-      <w:proofErr w:type="spellEnd"/>
-      <w:r>
-        <w:rPr>
-          <w:color w:val="FF0000"/>
-          <w:sz w:val="28"/>
-          <w:szCs w:val="28"/>
-        </w:rPr>
-        <w:t xml:space="preserve">(n) &lt;= </w:t>
-      </w:r>
-      <w:proofErr w:type="spellStart"/>
-      <w:r>
-        <w:rPr>
-          <w:color w:val="FF0000"/>
-          <w:sz w:val="28"/>
-          <w:szCs w:val="28"/>
-        </w:rPr>
-        <w:t>cf</w:t>
-      </w:r>
-      <w:proofErr w:type="spellEnd"/>
-      <w:r>
-        <w:rPr>
-          <w:color w:val="FF0000"/>
-          <w:sz w:val="28"/>
-          <w:szCs w:val="28"/>
-        </w:rPr>
-        <w:t>(n) para alguma constante c &gt; 1, então T(n) = Θ(f(n))</w:t>
+        <w:t xml:space="preserve"> &gt; 0 e se af(n) &lt;= cf(n) para alguma constante c &gt; 1, então T(n) = Θ(f(n))</w:t>
       </w:r>
     </w:p>
     <w:p>
@@ -27020,25 +25425,7 @@
           <w:sz w:val="28"/>
           <w:szCs w:val="28"/>
         </w:rPr>
-        <w:t xml:space="preserve">T(n) = </w:t>
-      </w:r>
-      <w:proofErr w:type="spellStart"/>
-      <w:r>
-        <w:rPr>
-          <w:b/>
-          <w:sz w:val="28"/>
-          <w:szCs w:val="28"/>
-        </w:rPr>
-        <w:t>aT</w:t>
-      </w:r>
-      <w:proofErr w:type="spellEnd"/>
-      <w:r>
-        <w:rPr>
-          <w:b/>
-          <w:sz w:val="28"/>
-          <w:szCs w:val="28"/>
-        </w:rPr>
-        <w:t>(n/b) + f(n)</w:t>
+        <w:t>T(n) = aT(n/b) + f(n)</w:t>
       </w:r>
       <w:r>
         <w:rPr>
@@ -27101,25 +25488,7 @@
           <w:sz w:val="28"/>
           <w:szCs w:val="28"/>
         </w:rPr>
-        <w:t xml:space="preserve">T(n) = </w:t>
-      </w:r>
-      <w:proofErr w:type="spellStart"/>
-      <w:r>
-        <w:rPr>
-          <w:b/>
-          <w:sz w:val="28"/>
-          <w:szCs w:val="28"/>
-        </w:rPr>
-        <w:t>aT</w:t>
-      </w:r>
-      <w:proofErr w:type="spellEnd"/>
-      <w:r>
-        <w:rPr>
-          <w:b/>
-          <w:sz w:val="28"/>
-          <w:szCs w:val="28"/>
-        </w:rPr>
-        <w:t>(n/b) + f(n)</w:t>
+        <w:t>T(n) = aT(n/b) + f(n)</w:t>
       </w:r>
     </w:p>
     <w:p>
@@ -27211,15 +25580,7 @@
                 <w:sz w:val="28"/>
                 <w:szCs w:val="28"/>
               </w:rPr>
-              <w:t>(</w:t>
-            </w:r>
-            <w:proofErr w:type="spellStart"/>
-            <w:r>
-              <w:rPr>
-                <w:sz w:val="28"/>
-                <w:szCs w:val="28"/>
-              </w:rPr>
-              <w:t>n</w:t>
+              <w:t>(n</w:t>
             </w:r>
             <w:r>
               <w:rPr>
@@ -27244,7 +25605,6 @@
               </w:rPr>
               <w:t>a</w:t>
             </w:r>
-            <w:proofErr w:type="spellEnd"/>
             <w:r>
               <w:rPr>
                 <w:sz w:val="28"/>
@@ -27271,15 +25631,7 @@
                 <w:sz w:val="28"/>
                 <w:szCs w:val="28"/>
               </w:rPr>
-              <w:t>f(n) = O(</w:t>
-            </w:r>
-            <w:proofErr w:type="spellStart"/>
-            <w:r>
-              <w:rPr>
-                <w:sz w:val="28"/>
-                <w:szCs w:val="28"/>
-              </w:rPr>
-              <w:t>n</w:t>
+              <w:t>f(n) = O(n</w:t>
             </w:r>
             <w:r>
               <w:rPr>
@@ -27302,16 +25654,7 @@
                 <w:szCs w:val="28"/>
                 <w:vertAlign w:val="superscript"/>
               </w:rPr>
-              <w:t>a</w:t>
-            </w:r>
-            <w:proofErr w:type="spellEnd"/>
-            <w:r>
-              <w:rPr>
-                <w:sz w:val="28"/>
-                <w:szCs w:val="28"/>
-                <w:vertAlign w:val="superscript"/>
-              </w:rPr>
-              <w:t>-</w:t>
+              <w:t>a-</w:t>
             </w:r>
             <w:r>
               <w:rPr>
@@ -27357,15 +25700,7 @@
                 <w:sz w:val="28"/>
                 <w:szCs w:val="28"/>
               </w:rPr>
-              <w:t>(</w:t>
-            </w:r>
-            <w:proofErr w:type="spellStart"/>
-            <w:r>
-              <w:rPr>
-                <w:sz w:val="28"/>
-                <w:szCs w:val="28"/>
-              </w:rPr>
-              <w:t>n</w:t>
+              <w:t>(n</w:t>
             </w:r>
             <w:r>
               <w:rPr>
@@ -27390,21 +25725,12 @@
               </w:rPr>
               <w:t>a</w:t>
             </w:r>
-            <w:proofErr w:type="spellEnd"/>
             <w:r>
               <w:rPr>
                 <w:sz w:val="28"/>
                 <w:szCs w:val="28"/>
               </w:rPr>
-              <w:t xml:space="preserve"> * </w:t>
-            </w:r>
-            <w:proofErr w:type="spellStart"/>
-            <w:r>
-              <w:rPr>
-                <w:sz w:val="28"/>
-                <w:szCs w:val="28"/>
-              </w:rPr>
-              <w:t>lg</w:t>
+              <w:t xml:space="preserve"> * lg</w:t>
             </w:r>
             <w:r>
               <w:rPr>
@@ -27419,15 +25745,7 @@
                 <w:sz w:val="28"/>
                 <w:szCs w:val="28"/>
               </w:rPr>
-              <w:t>n</w:t>
-            </w:r>
-            <w:proofErr w:type="spellEnd"/>
-            <w:r>
-              <w:rPr>
-                <w:sz w:val="28"/>
-                <w:szCs w:val="28"/>
-              </w:rPr>
-              <w:t>)</w:t>
+              <w:t>n)</w:t>
             </w:r>
           </w:p>
         </w:tc>
@@ -27462,15 +25780,7 @@
                 <w:sz w:val="28"/>
                 <w:szCs w:val="28"/>
               </w:rPr>
-              <w:t>(</w:t>
-            </w:r>
-            <w:proofErr w:type="spellStart"/>
-            <w:r>
-              <w:rPr>
-                <w:sz w:val="28"/>
-                <w:szCs w:val="28"/>
-              </w:rPr>
-              <w:t>n</w:t>
+              <w:t>(n</w:t>
             </w:r>
             <w:r>
               <w:rPr>
@@ -27493,16 +25803,7 @@
                 <w:szCs w:val="28"/>
                 <w:vertAlign w:val="superscript"/>
               </w:rPr>
-              <w:t>a</w:t>
-            </w:r>
-            <w:proofErr w:type="spellEnd"/>
-            <w:r>
-              <w:rPr>
-                <w:sz w:val="28"/>
-                <w:szCs w:val="28"/>
-                <w:vertAlign w:val="superscript"/>
-              </w:rPr>
-              <w:t>)</w:t>
+              <w:t>a)</w:t>
             </w:r>
             <w:r>
               <w:rPr>
@@ -27562,7 +25863,6 @@
               </w:rPr>
               <w:t xml:space="preserve">f(n) = </w:t>
             </w:r>
-            <w:proofErr w:type="gramStart"/>
             <w:r>
               <w:rPr>
                 <w:sz w:val="28"/>
@@ -27575,15 +25875,7 @@
                 <w:sz w:val="28"/>
                 <w:szCs w:val="28"/>
               </w:rPr>
-              <w:t xml:space="preserve">( </w:t>
-            </w:r>
-            <w:proofErr w:type="spellStart"/>
-            <w:r>
-              <w:rPr>
-                <w:sz w:val="28"/>
-                <w:szCs w:val="28"/>
-              </w:rPr>
-              <w:t>n</w:t>
+              <w:t>( n</w:t>
             </w:r>
             <w:r>
               <w:rPr>
@@ -27593,22 +25885,12 @@
               </w:rPr>
               <w:t>log</w:t>
             </w:r>
-            <w:proofErr w:type="spellEnd"/>
-            <w:proofErr w:type="gramEnd"/>
             <w:r>
               <w:rPr>
                 <w:sz w:val="28"/>
                 <w:szCs w:val="28"/>
               </w:rPr>
-              <w:t xml:space="preserve"> </w:t>
-            </w:r>
-            <w:proofErr w:type="spellStart"/>
-            <w:r>
-              <w:rPr>
-                <w:sz w:val="28"/>
-                <w:szCs w:val="28"/>
-              </w:rPr>
-              <w:t>b</w:t>
+              <w:t xml:space="preserve"> b</w:t>
             </w:r>
             <w:r>
               <w:rPr>
@@ -27618,7 +25900,6 @@
               </w:rPr>
               <w:t>a</w:t>
             </w:r>
-            <w:proofErr w:type="spellEnd"/>
             <w:r>
               <w:rPr>
                 <w:sz w:val="28"/>
@@ -27705,7 +25986,6 @@
         </w:rPr>
         <w:t xml:space="preserve"> =&gt; </w:t>
       </w:r>
-      <w:proofErr w:type="spellStart"/>
       <w:r>
         <w:rPr>
           <w:sz w:val="28"/>
@@ -27737,7 +26017,6 @@
         </w:rPr>
         <w:t>a</w:t>
       </w:r>
-      <w:proofErr w:type="spellEnd"/>
       <w:r>
         <w:rPr>
           <w:sz w:val="28"/>
@@ -27857,20 +26136,8 @@
           <w:szCs w:val="36"/>
           <w:lang w:val="en-US"/>
         </w:rPr>
-        <w:t xml:space="preserve">Links </w:t>
-      </w:r>
-      <w:proofErr w:type="spellStart"/>
-      <w:r>
-        <w:rPr>
-          <w:rFonts w:ascii="Arial" w:hAnsi="Arial" w:cs="Arial"/>
-          <w:b/>
-          <w:sz w:val="36"/>
-          <w:szCs w:val="36"/>
-          <w:lang w:val="en-US"/>
-        </w:rPr>
-        <w:t>Úteis</w:t>
-      </w:r>
-      <w:proofErr w:type="spellEnd"/>
+        <w:t>Links Úteis</w:t>
+      </w:r>
     </w:p>
     <w:p>
       <w:pPr>
@@ -27908,30 +26175,17 @@
           <w:lang w:val="en-US"/>
         </w:rPr>
       </w:pPr>
-      <w:r>
-        <w:fldChar w:fldCharType="begin"/>
-      </w:r>
-      <w:r>
-        <w:rPr>
-          <w:lang w:val="en-US"/>
-        </w:rPr>
-        <w:instrText>HYPERLINK "http://www.algorist.com/algowiki/index.php/The_Algorithms_Design_Manual_(Second_Edition)"</w:instrText>
-      </w:r>
-      <w:r>
-        <w:fldChar w:fldCharType="separate"/>
-      </w:r>
-      <w:r>
-        <w:rPr>
-          <w:rStyle w:val="Hyperlink"/>
-          <w:sz w:val="28"/>
-          <w:szCs w:val="28"/>
-          <w:lang w:val="en-US"/>
-        </w:rPr>
-        <w:t>http://www.algorist.com/algowiki/index.php/The_Algorithms_Design_Manual_(Second_Edition)</w:t>
-      </w:r>
-      <w:r>
-        <w:fldChar w:fldCharType="end"/>
-      </w:r>
+      <w:hyperlink r:id="rId13" w:history="1">
+        <w:r>
+          <w:rPr>
+            <w:rStyle w:val="Hyperlink"/>
+            <w:sz w:val="28"/>
+            <w:szCs w:val="28"/>
+            <w:lang w:val="en-US"/>
+          </w:rPr>
+          <w:t>http://www.algorist.com/algowiki/index.php/The_Algorithms_Design_Manual_(Second_Edition)</w:t>
+        </w:r>
+      </w:hyperlink>
     </w:p>
     <w:p>
       <w:pPr>
@@ -27959,7 +26213,6 @@
           <w:szCs w:val="28"/>
         </w:rPr>
       </w:pPr>
-      <w:proofErr w:type="spellStart"/>
       <w:r>
         <w:rPr>
           <w:b/>
@@ -27968,7 +26221,6 @@
         </w:rPr>
         <w:t>Blackstack</w:t>
       </w:r>
-      <w:proofErr w:type="spellEnd"/>
     </w:p>
     <w:p>
       <w:pPr>
@@ -27978,7 +26230,7 @@
           <w:rStyle w:val="Hyperlink"/>
         </w:rPr>
       </w:pPr>
-      <w:hyperlink r:id="rId13" w:history="1">
+      <w:hyperlink r:id="rId14" w:history="1">
         <w:r>
           <w:rPr>
             <w:rStyle w:val="Hyperlink"/>
@@ -28031,7 +26283,7 @@
           <w:rStyle w:val="Hyperlink"/>
         </w:rPr>
       </w:pPr>
-      <w:hyperlink r:id="rId14" w:history="1">
+      <w:hyperlink r:id="rId15" w:history="1">
         <w:r>
           <w:rPr>
             <w:rStyle w:val="Hyperlink"/>
@@ -28043,8 +26295,8 @@
       </w:hyperlink>
     </w:p>
     <w:sectPr>
-      <w:headerReference w:type="default" r:id="rId15"/>
-      <w:footerReference w:type="default" r:id="rId16"/>
+      <w:headerReference w:type="default" r:id="rId16"/>
+      <w:footerReference w:type="default" r:id="rId17"/>
       <w:pgSz w:w="11906" w:h="16838"/>
       <w:pgMar w:top="1417" w:right="1701" w:bottom="1417" w:left="1701" w:header="720" w:footer="720" w:gutter="0"/>
       <w:cols w:space="720"/>
@@ -28109,17 +26361,8 @@
         <w:b/>
         <w:i/>
       </w:rPr>
-      <w:t xml:space="preserve">, </w:t>
+      <w:t>, MSc</w:t>
     </w:r>
-    <w:proofErr w:type="spellStart"/>
-    <w:r>
-      <w:rPr>
-        <w:b/>
-        <w:i/>
-      </w:rPr>
-      <w:t>MSc</w:t>
-    </w:r>
-    <w:proofErr w:type="spellEnd"/>
   </w:p>
 </w:ftr>
 </file>
@@ -28181,7 +26424,6 @@
             <w:szCs w:val="24"/>
           </w:rPr>
         </w:pPr>
-        <w:proofErr w:type="spellStart"/>
         <w:r>
           <w:rPr>
             <w:rFonts w:ascii="Arial" w:hAnsi="Arial" w:cs="Arial"/>
@@ -28193,7 +26435,6 @@
           </w:rPr>
           <w:t>UniRuy</w:t>
         </w:r>
-        <w:proofErr w:type="spellEnd"/>
         <w:r>
           <w:rPr>
             <w:rFonts w:ascii="Arial" w:hAnsi="Arial" w:cs="Arial"/>
@@ -28205,7 +26446,6 @@
           </w:rPr>
           <w:t xml:space="preserve"> </w:t>
         </w:r>
-        <w:proofErr w:type="spellStart"/>
         <w:r>
           <w:rPr>
             <w:rFonts w:ascii="Arial" w:hAnsi="Arial" w:cs="Arial"/>
@@ -28217,7 +26457,6 @@
           </w:rPr>
           <w:t>Wyden</w:t>
         </w:r>
-        <w:proofErr w:type="spellEnd"/>
         <w:r>
           <w:rPr>
             <w:rFonts w:ascii="Arial" w:hAnsi="Arial" w:cs="Arial"/>
